--- a/javascript/JavaScript Notes.docx
+++ b/javascript/JavaScript Notes.docx
@@ -11,6 +11,7 @@
           <w:szCs w:val="28"/>
         </w:rPr>
       </w:pPr>
+      <w:proofErr w:type="gramStart"/>
       <w:r>
         <w:rPr>
           <w:b/>
@@ -18,7 +19,17 @@
           <w:sz w:val="28"/>
           <w:szCs w:val="28"/>
         </w:rPr>
-        <w:t xml:space="preserve">1 . what is </w:t>
+        <w:t>1 .</w:t>
+      </w:r>
+      <w:proofErr w:type="gramEnd"/>
+      <w:r>
+        <w:rPr>
+          <w:b/>
+          <w:bCs/>
+          <w:sz w:val="28"/>
+          <w:szCs w:val="28"/>
+        </w:rPr>
+        <w:t xml:space="preserve"> what is </w:t>
       </w:r>
       <w:proofErr w:type="spellStart"/>
       <w:r>
@@ -161,8 +172,13 @@
       </w:r>
       <w:proofErr w:type="spellEnd"/>
       <w:r>
-        <w:t xml:space="preserve"> happens inside an Execution context )</w:t>
-      </w:r>
+        <w:t xml:space="preserve"> happens inside an Execution </w:t>
+      </w:r>
+      <w:proofErr w:type="gramStart"/>
+      <w:r>
+        <w:t>context )</w:t>
+      </w:r>
+      <w:proofErr w:type="gramEnd"/>
     </w:p>
     <w:p>
       <w:pPr>
@@ -269,7 +285,17 @@
           <w:sz w:val="24"/>
           <w:szCs w:val="24"/>
         </w:rPr>
-        <w:t xml:space="preserve"> and ES6</w:t>
+        <w:t xml:space="preserve"> and ES</w:t>
+      </w:r>
+      <w:proofErr w:type="gramStart"/>
+      <w:r>
+        <w:rPr>
+          <w:b/>
+          <w:bCs/>
+          <w:sz w:val="24"/>
+          <w:szCs w:val="24"/>
+        </w:rPr>
+        <w:t>6</w:t>
       </w:r>
       <w:r>
         <w:rPr>
@@ -280,11 +306,14 @@
         </w:rPr>
         <w:t xml:space="preserve"> ?</w:t>
       </w:r>
-    </w:p>
-    <w:p>
+      <w:proofErr w:type="gramEnd"/>
+    </w:p>
+    <w:p>
+      <w:proofErr w:type="gramStart"/>
       <w:r>
         <w:t>Ans :</w:t>
       </w:r>
+      <w:proofErr w:type="gramEnd"/>
       <w:r>
         <w:t xml:space="preserve"> ECMAScript is the official standard for JavaScript, while ES6 (ECMAScript 2015) is a specific version of that standard. ES6 introduced major updates, but ECMAScript continues to evolve with newer versions like ES7, ES8, and beyond.</w:t>
       </w:r>
@@ -310,8 +339,13 @@
       </w:r>
     </w:p>
     <w:p>
-      <w:r>
-        <w:t xml:space="preserve">Ans : </w:t>
+      <w:proofErr w:type="gramStart"/>
+      <w:r>
+        <w:t>Ans :</w:t>
+      </w:r>
+      <w:proofErr w:type="gramEnd"/>
+      <w:r>
+        <w:t xml:space="preserve"> </w:t>
       </w:r>
       <w:r>
         <w:t>ES13 (ECMAScript 2022) is the 13th edition of ECMAScript, introducing features like:</w:t>
@@ -324,12 +358,21 @@
           <w:numId w:val="6"/>
         </w:numPr>
       </w:pPr>
-      <w:r>
-        <w:rPr>
-          <w:b/>
-          <w:bCs/>
-        </w:rPr>
-        <w:t>at() method</w:t>
+      <w:proofErr w:type="gramStart"/>
+      <w:r>
+        <w:rPr>
+          <w:b/>
+          <w:bCs/>
+        </w:rPr>
+        <w:t>at(</w:t>
+      </w:r>
+      <w:proofErr w:type="gramEnd"/>
+      <w:r>
+        <w:rPr>
+          <w:b/>
+          <w:bCs/>
+        </w:rPr>
+        <w:t>) method</w:t>
       </w:r>
       <w:r>
         <w:t xml:space="preserve"> for indexing arrays and strings (array.at(-1) for the last element).</w:t>
@@ -347,8 +390,17 @@
           <w:b/>
           <w:bCs/>
         </w:rPr>
-        <w:t>Top-level await</w:t>
-      </w:r>
+        <w:t xml:space="preserve">Top-level </w:t>
+      </w:r>
+      <w:proofErr w:type="gramStart"/>
+      <w:r>
+        <w:rPr>
+          <w:b/>
+          <w:bCs/>
+        </w:rPr>
+        <w:t>await</w:t>
+      </w:r>
+      <w:proofErr w:type="gramEnd"/>
       <w:r>
         <w:t xml:space="preserve"> for using await in modules without wrapping in async functions.</w:t>
       </w:r>
@@ -398,10 +450,12 @@
         <w:t xml:space="preserve"> as a safer alternative to </w:t>
       </w:r>
       <w:proofErr w:type="spellStart"/>
+      <w:proofErr w:type="gramStart"/>
       <w:r>
         <w:t>Object.prototype.hasOwnProperty</w:t>
       </w:r>
       <w:proofErr w:type="spellEnd"/>
+      <w:proofErr w:type="gramEnd"/>
       <w:r>
         <w:t>().</w:t>
       </w:r>
@@ -688,7 +742,15 @@
     </w:p>
     <w:p>
       <w:r>
-        <w:t>This EC is created in two phases…..1</w:t>
+        <w:t>This EC is created in two phases</w:t>
+      </w:r>
+      <w:proofErr w:type="gramStart"/>
+      <w:r>
+        <w:t>…..</w:t>
+      </w:r>
+      <w:proofErr w:type="gramEnd"/>
+      <w:r>
+        <w:t>1</w:t>
       </w:r>
       <w:r>
         <w:rPr>
@@ -730,8 +792,13 @@
       </w:r>
     </w:p>
     <w:p>
-      <w:r>
-        <w:t xml:space="preserve">Ans : </w:t>
+      <w:proofErr w:type="gramStart"/>
+      <w:r>
+        <w:t>Ans :</w:t>
+      </w:r>
+      <w:proofErr w:type="gramEnd"/>
+      <w:r>
+        <w:t xml:space="preserve"> </w:t>
       </w:r>
       <w:r>
         <w:t xml:space="preserve">The </w:t>
@@ -838,7 +905,27 @@
           <w:sz w:val="28"/>
           <w:szCs w:val="28"/>
         </w:rPr>
-        <w:t xml:space="preserve">9. what  is variable in </w:t>
+        <w:t xml:space="preserve">9. </w:t>
+      </w:r>
+      <w:proofErr w:type="gramStart"/>
+      <w:r>
+        <w:rPr>
+          <w:b/>
+          <w:bCs/>
+          <w:sz w:val="28"/>
+          <w:szCs w:val="28"/>
+        </w:rPr>
+        <w:t>what  is</w:t>
+      </w:r>
+      <w:proofErr w:type="gramEnd"/>
+      <w:r>
+        <w:rPr>
+          <w:b/>
+          <w:bCs/>
+          <w:sz w:val="28"/>
+          <w:szCs w:val="28"/>
+        </w:rPr>
+        <w:t xml:space="preserve"> variable in </w:t>
       </w:r>
       <w:proofErr w:type="spellStart"/>
       <w:r>
@@ -1459,6 +1546,7 @@
         <w:t xml:space="preserve">10. </w:t>
       </w:r>
       <w:proofErr w:type="spellStart"/>
+      <w:proofErr w:type="gramStart"/>
       <w:r>
         <w:rPr>
           <w:b/>
@@ -1478,6 +1566,7 @@
         </w:rPr>
         <w:t xml:space="preserve"> ?</w:t>
       </w:r>
+      <w:proofErr w:type="gramEnd"/>
     </w:p>
     <w:p>
       <w:r>
@@ -1763,7 +1852,23 @@
           <w:sz w:val="24"/>
           <w:szCs w:val="24"/>
         </w:rPr>
-        <w:t xml:space="preserve"> → { name: "John", age: 25 }</w:t>
+        <w:t xml:space="preserve"> → </w:t>
+      </w:r>
+      <w:proofErr w:type="gramStart"/>
+      <w:r>
+        <w:rPr>
+          <w:sz w:val="24"/>
+          <w:szCs w:val="24"/>
+        </w:rPr>
+        <w:t>{ name</w:t>
+      </w:r>
+      <w:proofErr w:type="gramEnd"/>
+      <w:r>
+        <w:rPr>
+          <w:sz w:val="24"/>
+          <w:szCs w:val="24"/>
+        </w:rPr>
+        <w:t>: "John", age: 25 }</w:t>
       </w:r>
     </w:p>
     <w:p>
@@ -1819,7 +1924,23 @@
           <w:sz w:val="24"/>
           <w:szCs w:val="24"/>
         </w:rPr>
-        <w:t xml:space="preserve"> → function greet() { return "Hello"; }</w:t>
+        <w:t xml:space="preserve"> → function </w:t>
+      </w:r>
+      <w:proofErr w:type="gramStart"/>
+      <w:r>
+        <w:rPr>
+          <w:sz w:val="24"/>
+          <w:szCs w:val="24"/>
+        </w:rPr>
+        <w:t>greet(</w:t>
+      </w:r>
+      <w:proofErr w:type="gramEnd"/>
+      <w:r>
+        <w:rPr>
+          <w:sz w:val="24"/>
+          <w:szCs w:val="24"/>
+        </w:rPr>
+        <w:t>) { return "Hello"; }</w:t>
       </w:r>
     </w:p>
     <w:p>
@@ -1888,12 +2009,21 @@
           <w:szCs w:val="24"/>
         </w:rPr>
       </w:pPr>
-      <w:r>
-        <w:rPr>
-          <w:sz w:val="24"/>
-          <w:szCs w:val="24"/>
-        </w:rPr>
-        <w:t xml:space="preserve">Ans : </w:t>
+      <w:proofErr w:type="gramStart"/>
+      <w:r>
+        <w:rPr>
+          <w:sz w:val="24"/>
+          <w:szCs w:val="24"/>
+        </w:rPr>
+        <w:t>Ans :</w:t>
+      </w:r>
+      <w:proofErr w:type="gramEnd"/>
+      <w:r>
+        <w:rPr>
+          <w:sz w:val="24"/>
+          <w:szCs w:val="24"/>
+        </w:rPr>
+        <w:t xml:space="preserve"> </w:t>
       </w:r>
       <w:r>
         <w:rPr>
@@ -2076,7 +2206,23 @@
           <w:sz w:val="24"/>
           <w:szCs w:val="24"/>
         </w:rPr>
-        <w:t>==   ===   !=   !==   &gt;   &lt;   &gt;=   &lt;=</w:t>
+        <w:t xml:space="preserve">==   === </w:t>
+      </w:r>
+      <w:proofErr w:type="gramStart"/>
+      <w:r>
+        <w:rPr>
+          <w:sz w:val="24"/>
+          <w:szCs w:val="24"/>
+        </w:rPr>
+        <w:t xml:space="preserve">  !</w:t>
+      </w:r>
+      <w:proofErr w:type="gramEnd"/>
+      <w:r>
+        <w:rPr>
+          <w:sz w:val="24"/>
+          <w:szCs w:val="24"/>
+        </w:rPr>
+        <w:t>=   !==   &gt;   &lt;   &gt;=   &lt;=</w:t>
       </w:r>
     </w:p>
     <w:p>
@@ -2113,8 +2259,17 @@
           <w:sz w:val="24"/>
           <w:szCs w:val="24"/>
         </w:rPr>
-        <w:t>&amp;&amp;   ||   !</w:t>
-      </w:r>
+        <w:t xml:space="preserve">&amp;&amp;   || </w:t>
+      </w:r>
+      <w:proofErr w:type="gramStart"/>
+      <w:r>
+        <w:rPr>
+          <w:sz w:val="24"/>
+          <w:szCs w:val="24"/>
+        </w:rPr>
+        <w:t xml:space="preserve">  !</w:t>
+      </w:r>
+      <w:proofErr w:type="gramEnd"/>
     </w:p>
     <w:p>
       <w:pPr>
@@ -2189,6 +2344,7 @@
         </w:rPr>
         <w:t xml:space="preserve"> </w:t>
       </w:r>
+      <w:proofErr w:type="gramStart"/>
       <w:r>
         <w:rPr>
           <w:sz w:val="24"/>
@@ -2201,7 +2357,15 @@
           <w:sz w:val="24"/>
           <w:szCs w:val="24"/>
         </w:rPr>
-        <w:t>? :</w:t>
+        <w:t>?</w:t>
+      </w:r>
+      <w:proofErr w:type="gramEnd"/>
+      <w:r>
+        <w:rPr>
+          <w:sz w:val="24"/>
+          <w:szCs w:val="24"/>
+        </w:rPr>
+        <w:t xml:space="preserve"> :</w:t>
       </w:r>
     </w:p>
     <w:p>
@@ -2238,12 +2402,21 @@
           <w:szCs w:val="24"/>
         </w:rPr>
       </w:pPr>
-      <w:r>
-        <w:rPr>
-          <w:sz w:val="24"/>
-          <w:szCs w:val="24"/>
-        </w:rPr>
-        <w:t xml:space="preserve">Ans : </w:t>
+      <w:proofErr w:type="gramStart"/>
+      <w:r>
+        <w:rPr>
+          <w:sz w:val="24"/>
+          <w:szCs w:val="24"/>
+        </w:rPr>
+        <w:t>Ans :</w:t>
+      </w:r>
+      <w:proofErr w:type="gramEnd"/>
+      <w:r>
+        <w:rPr>
+          <w:sz w:val="24"/>
+          <w:szCs w:val="24"/>
+        </w:rPr>
+        <w:t xml:space="preserve"> </w:t>
       </w:r>
       <w:r>
         <w:rPr>
@@ -2281,7 +2454,23 @@
           <w:sz w:val="24"/>
           <w:szCs w:val="24"/>
         </w:rPr>
-        <w:t>But when we talk about the most important JavaScript literals we have the following list:</w:t>
+        <w:t xml:space="preserve">But when we talk about the most important JavaScript </w:t>
+      </w:r>
+      <w:proofErr w:type="gramStart"/>
+      <w:r>
+        <w:rPr>
+          <w:sz w:val="24"/>
+          <w:szCs w:val="24"/>
+        </w:rPr>
+        <w:t>literals</w:t>
+      </w:r>
+      <w:proofErr w:type="gramEnd"/>
+      <w:r>
+        <w:rPr>
+          <w:sz w:val="24"/>
+          <w:szCs w:val="24"/>
+        </w:rPr>
+        <w:t xml:space="preserve"> we have the following list:</w:t>
       </w:r>
     </w:p>
     <w:p>
@@ -2541,7 +2730,23 @@
           <w:sz w:val="24"/>
           <w:szCs w:val="24"/>
         </w:rPr>
-        <w:t>//Output : Mayank Pandey</w:t>
+        <w:t>//</w:t>
+      </w:r>
+      <w:proofErr w:type="gramStart"/>
+      <w:r>
+        <w:rPr>
+          <w:sz w:val="24"/>
+          <w:szCs w:val="24"/>
+        </w:rPr>
+        <w:t>Output :</w:t>
+      </w:r>
+      <w:proofErr w:type="gramEnd"/>
+      <w:r>
+        <w:rPr>
+          <w:sz w:val="24"/>
+          <w:szCs w:val="24"/>
+        </w:rPr>
+        <w:t xml:space="preserve"> Mayank Pandey</w:t>
       </w:r>
     </w:p>
     <w:p>
@@ -2555,15 +2760,6 @@
     </w:p>
     <w:p>
       <w:pPr>
-        <w:ind w:left="360"/>
-        <w:rPr>
-          <w:sz w:val="24"/>
-          <w:szCs w:val="24"/>
-        </w:rPr>
-      </w:pPr>
-    </w:p>
-    <w:p>
-      <w:pPr>
         <w:rPr>
           <w:sz w:val="24"/>
           <w:szCs w:val="24"/>
@@ -2636,42 +2832,52 @@
           <w:szCs w:val="24"/>
         </w:rPr>
       </w:pPr>
-      <w:r>
-        <w:rPr>
-          <w:sz w:val="24"/>
-          <w:szCs w:val="24"/>
-        </w:rPr>
-        <w:t>console.log(`The sum of ${number1} + ${number2} is equal to ${sum}`);</w:t>
-      </w:r>
-    </w:p>
-    <w:p>
-      <w:pPr>
-        <w:rPr>
-          <w:sz w:val="24"/>
-          <w:szCs w:val="24"/>
-        </w:rPr>
-      </w:pPr>
-      <w:r>
-        <w:rPr>
-          <w:sz w:val="24"/>
-          <w:szCs w:val="24"/>
-        </w:rPr>
-        <w:t>//Output : The sum of 10 + 20 is equal to 30</w:t>
-      </w:r>
-    </w:p>
-    <w:p>
-      <w:pPr>
-        <w:rPr>
-          <w:sz w:val="24"/>
-          <w:szCs w:val="24"/>
-        </w:rPr>
-      </w:pPr>
-      <w:r>
-        <w:rPr>
-          <w:sz w:val="24"/>
-          <w:szCs w:val="24"/>
-        </w:rPr>
-        <w:t>..</w:t>
+      <w:proofErr w:type="gramStart"/>
+      <w:r>
+        <w:rPr>
+          <w:sz w:val="24"/>
+          <w:szCs w:val="24"/>
+        </w:rPr>
+        <w:t>console.log(</w:t>
+      </w:r>
+      <w:proofErr w:type="gramEnd"/>
+      <w:r>
+        <w:rPr>
+          <w:sz w:val="24"/>
+          <w:szCs w:val="24"/>
+        </w:rPr>
+        <w:t>`The sum of ${number1} + ${number2} is equal to ${sum}`);</w:t>
+      </w:r>
+    </w:p>
+    <w:p>
+      <w:pPr>
+        <w:rPr>
+          <w:sz w:val="24"/>
+          <w:szCs w:val="24"/>
+        </w:rPr>
+      </w:pPr>
+      <w:r>
+        <w:rPr>
+          <w:sz w:val="24"/>
+          <w:szCs w:val="24"/>
+        </w:rPr>
+        <w:t>//</w:t>
+      </w:r>
+      <w:proofErr w:type="gramStart"/>
+      <w:r>
+        <w:rPr>
+          <w:sz w:val="24"/>
+          <w:szCs w:val="24"/>
+        </w:rPr>
+        <w:t>Output :</w:t>
+      </w:r>
+      <w:proofErr w:type="gramEnd"/>
+      <w:r>
+        <w:rPr>
+          <w:sz w:val="24"/>
+          <w:szCs w:val="24"/>
+        </w:rPr>
+        <w:t xml:space="preserve"> The sum of 10 + 20 is equal to 30</w:t>
       </w:r>
     </w:p>
     <w:p>
@@ -2701,21 +2907,6 @@
           <w:sz w:val="24"/>
           <w:szCs w:val="24"/>
         </w:rPr>
-        <w:t>```</w:t>
-      </w:r>
-    </w:p>
-    <w:p>
-      <w:pPr>
-        <w:rPr>
-          <w:sz w:val="24"/>
-          <w:szCs w:val="24"/>
-        </w:rPr>
-      </w:pPr>
-      <w:r>
-        <w:rPr>
-          <w:sz w:val="24"/>
-          <w:szCs w:val="24"/>
-        </w:rPr>
         <w:t xml:space="preserve">let string1 = "Mai pal do pal ka </w:t>
       </w:r>
       <w:proofErr w:type="spellStart"/>
@@ -2758,14 +2949,6 @@
           <w:szCs w:val="24"/>
         </w:rPr>
       </w:pPr>
-    </w:p>
-    <w:p>
-      <w:pPr>
-        <w:rPr>
-          <w:sz w:val="24"/>
-          <w:szCs w:val="24"/>
-        </w:rPr>
-      </w:pPr>
       <w:r>
         <w:rPr>
           <w:sz w:val="24"/>
@@ -2813,14 +2996,6 @@
           <w:szCs w:val="24"/>
         </w:rPr>
       </w:pPr>
-    </w:p>
-    <w:p>
-      <w:pPr>
-        <w:rPr>
-          <w:sz w:val="24"/>
-          <w:szCs w:val="24"/>
-        </w:rPr>
-      </w:pPr>
       <w:r>
         <w:rPr>
           <w:sz w:val="24"/>
@@ -2842,37 +3017,23 @@
           <w:sz w:val="24"/>
           <w:szCs w:val="24"/>
         </w:rPr>
-        <w:t xml:space="preserve"> = `</w:t>
-      </w:r>
-    </w:p>
-    <w:p>
-      <w:pPr>
-        <w:rPr>
-          <w:sz w:val="24"/>
-          <w:szCs w:val="24"/>
-        </w:rPr>
-      </w:pPr>
-      <w:r>
-        <w:rPr>
-          <w:sz w:val="24"/>
-          <w:szCs w:val="24"/>
-        </w:rPr>
-        <w:t xml:space="preserve">    ${string1},</w:t>
-      </w:r>
-    </w:p>
-    <w:p>
-      <w:pPr>
-        <w:rPr>
-          <w:sz w:val="24"/>
-          <w:szCs w:val="24"/>
-        </w:rPr>
-      </w:pPr>
-      <w:r>
-        <w:rPr>
-          <w:sz w:val="24"/>
-          <w:szCs w:val="24"/>
-        </w:rPr>
-        <w:t xml:space="preserve">    ${string2}`</w:t>
+        <w:t xml:space="preserve"> = `${string1</w:t>
+      </w:r>
+      <w:proofErr w:type="gramStart"/>
+      <w:r>
+        <w:rPr>
+          <w:sz w:val="24"/>
+          <w:szCs w:val="24"/>
+        </w:rPr>
+        <w:t>},$</w:t>
+      </w:r>
+      <w:proofErr w:type="gramEnd"/>
+      <w:r>
+        <w:rPr>
+          <w:sz w:val="24"/>
+          <w:szCs w:val="24"/>
+        </w:rPr>
+        <w:t>{string2}`</w:t>
       </w:r>
     </w:p>
     <w:p>
@@ -2913,6 +3074,7 @@
           <w:szCs w:val="24"/>
         </w:rPr>
       </w:pPr>
+      <w:proofErr w:type="gramStart"/>
       <w:r>
         <w:rPr>
           <w:sz w:val="24"/>
@@ -2920,20 +3082,37 @@
         </w:rPr>
         <w:t>Output :</w:t>
       </w:r>
-    </w:p>
-    <w:p>
-      <w:pPr>
-        <w:rPr>
-          <w:sz w:val="24"/>
-          <w:szCs w:val="24"/>
-        </w:rPr>
-      </w:pPr>
-      <w:r>
-        <w:rPr>
-          <w:sz w:val="24"/>
-          <w:szCs w:val="24"/>
-        </w:rPr>
-        <w:t xml:space="preserve">    Mai pal do pal ka </w:t>
+      <w:proofErr w:type="gramEnd"/>
+    </w:p>
+    <w:p>
+      <w:pPr>
+        <w:rPr>
+          <w:sz w:val="24"/>
+          <w:szCs w:val="24"/>
+        </w:rPr>
+      </w:pPr>
+      <w:r>
+        <w:rPr>
+          <w:sz w:val="24"/>
+          <w:szCs w:val="24"/>
+        </w:rPr>
+        <w:t xml:space="preserve">    Mai pal </w:t>
+      </w:r>
+      <w:proofErr w:type="gramStart"/>
+      <w:r>
+        <w:rPr>
+          <w:sz w:val="24"/>
+          <w:szCs w:val="24"/>
+        </w:rPr>
+        <w:t>do</w:t>
+      </w:r>
+      <w:proofErr w:type="gramEnd"/>
+      <w:r>
+        <w:rPr>
+          <w:sz w:val="24"/>
+          <w:szCs w:val="24"/>
+        </w:rPr>
+        <w:t xml:space="preserve"> pal ka </w:t>
       </w:r>
       <w:proofErr w:type="spellStart"/>
       <w:r>
@@ -3007,14 +3186,6 @@
         <w:t>hai</w:t>
       </w:r>
       <w:proofErr w:type="spellEnd"/>
-    </w:p>
-    <w:p>
-      <w:pPr>
-        <w:rPr>
-          <w:sz w:val="24"/>
-          <w:szCs w:val="24"/>
-        </w:rPr>
-      </w:pPr>
     </w:p>
     <w:p>
       <w:pPr>
@@ -3095,6 +3266,7 @@
         <w:t xml:space="preserve">    </w:t>
       </w:r>
       <w:proofErr w:type="spellStart"/>
+      <w:proofErr w:type="gramStart"/>
       <w:r>
         <w:rPr>
           <w:sz w:val="24"/>
@@ -3108,7 +3280,15 @@
           <w:sz w:val="24"/>
           <w:szCs w:val="24"/>
         </w:rPr>
-        <w:t xml:space="preserve"> : true</w:t>
+        <w:t xml:space="preserve"> :</w:t>
+      </w:r>
+      <w:proofErr w:type="gramEnd"/>
+      <w:r>
+        <w:rPr>
+          <w:sz w:val="24"/>
+          <w:szCs w:val="24"/>
+        </w:rPr>
+        <w:t xml:space="preserve"> true</w:t>
       </w:r>
     </w:p>
     <w:p>
@@ -3157,6 +3337,7 @@
           <w:sz w:val="24"/>
           <w:szCs w:val="24"/>
         </w:rPr>
+        <w:lastRenderedPageBreak/>
         <w:t xml:space="preserve">let </w:t>
       </w:r>
       <w:proofErr w:type="spellStart"/>
@@ -3587,6 +3768,7 @@
           <w:szCs w:val="28"/>
         </w:rPr>
       </w:pPr>
+      <w:proofErr w:type="gramStart"/>
       <w:r>
         <w:rPr>
           <w:b/>
@@ -3594,9 +3776,9 @@
           <w:sz w:val="28"/>
           <w:szCs w:val="28"/>
         </w:rPr>
-        <w:t xml:space="preserve">14 . Functions in </w:t>
-      </w:r>
-      <w:proofErr w:type="spellStart"/>
+        <w:t>14 .</w:t>
+      </w:r>
+      <w:proofErr w:type="gramEnd"/>
       <w:r>
         <w:rPr>
           <w:b/>
@@ -3604,9 +3786,9 @@
           <w:sz w:val="28"/>
           <w:szCs w:val="28"/>
         </w:rPr>
-        <w:t>js</w:t>
-      </w:r>
-      <w:proofErr w:type="spellEnd"/>
+        <w:t xml:space="preserve"> Functions in </w:t>
+      </w:r>
+      <w:proofErr w:type="spellStart"/>
       <w:r>
         <w:rPr>
           <w:b/>
@@ -3614,6 +3796,16 @@
           <w:sz w:val="28"/>
           <w:szCs w:val="28"/>
         </w:rPr>
+        <w:t>js</w:t>
+      </w:r>
+      <w:proofErr w:type="spellEnd"/>
+      <w:r>
+        <w:rPr>
+          <w:b/>
+          <w:bCs/>
+          <w:sz w:val="28"/>
+          <w:szCs w:val="28"/>
+        </w:rPr>
         <w:t>?</w:t>
       </w:r>
     </w:p>
@@ -3624,12 +3816,21 @@
           <w:szCs w:val="24"/>
         </w:rPr>
       </w:pPr>
-      <w:r>
-        <w:rPr>
-          <w:sz w:val="24"/>
-          <w:szCs w:val="24"/>
-        </w:rPr>
-        <w:t xml:space="preserve">Ans : a </w:t>
+      <w:proofErr w:type="gramStart"/>
+      <w:r>
+        <w:rPr>
+          <w:sz w:val="24"/>
+          <w:szCs w:val="24"/>
+        </w:rPr>
+        <w:t>Ans :</w:t>
+      </w:r>
+      <w:proofErr w:type="gramEnd"/>
+      <w:r>
+        <w:rPr>
+          <w:sz w:val="24"/>
+          <w:szCs w:val="24"/>
+        </w:rPr>
+        <w:t xml:space="preserve"> a </w:t>
       </w:r>
       <w:proofErr w:type="spellStart"/>
       <w:r>
@@ -3678,6 +3879,7 @@
         <w:t xml:space="preserve">Function </w:t>
       </w:r>
       <w:proofErr w:type="spellStart"/>
+      <w:proofErr w:type="gramStart"/>
       <w:r>
         <w:rPr>
           <w:sz w:val="24"/>
@@ -3691,7 +3893,15 @@
           <w:sz w:val="24"/>
           <w:szCs w:val="24"/>
         </w:rPr>
-        <w:t>() {</w:t>
+        <w:t>(</w:t>
+      </w:r>
+      <w:proofErr w:type="gramEnd"/>
+      <w:r>
+        <w:rPr>
+          <w:sz w:val="24"/>
+          <w:szCs w:val="24"/>
+        </w:rPr>
+        <w:t>) {</w:t>
       </w:r>
     </w:p>
     <w:p>
@@ -3732,6 +3942,7 @@
         <w:t xml:space="preserve">Function </w:t>
       </w:r>
       <w:proofErr w:type="spellStart"/>
+      <w:proofErr w:type="gramStart"/>
       <w:r>
         <w:rPr>
           <w:sz w:val="24"/>
@@ -3745,21 +3956,30 @@
           <w:sz w:val="24"/>
           <w:szCs w:val="24"/>
         </w:rPr>
-        <w:t>(parameter1 , parameter2) {</w:t>
-      </w:r>
-    </w:p>
-    <w:p>
-      <w:pPr>
-        <w:rPr>
-          <w:sz w:val="24"/>
-          <w:szCs w:val="24"/>
-        </w:rPr>
-      </w:pPr>
-      <w:r>
-        <w:rPr>
-          <w:sz w:val="24"/>
-          <w:szCs w:val="24"/>
-        </w:rPr>
+        <w:t>(</w:t>
+      </w:r>
+      <w:proofErr w:type="gramEnd"/>
+      <w:r>
+        <w:rPr>
+          <w:sz w:val="24"/>
+          <w:szCs w:val="24"/>
+        </w:rPr>
+        <w:t>parameter1 , parameter2) {</w:t>
+      </w:r>
+    </w:p>
+    <w:p>
+      <w:pPr>
+        <w:rPr>
+          <w:sz w:val="24"/>
+          <w:szCs w:val="24"/>
+        </w:rPr>
+      </w:pPr>
+      <w:r>
+        <w:rPr>
+          <w:sz w:val="24"/>
+          <w:szCs w:val="24"/>
+        </w:rPr>
+        <w:lastRenderedPageBreak/>
         <w:t xml:space="preserve">     // code</w:t>
       </w:r>
       <w:r>
@@ -3779,6 +3999,7 @@
         </w:rPr>
       </w:pPr>
       <w:proofErr w:type="spellStart"/>
+      <w:proofErr w:type="gramStart"/>
       <w:r>
         <w:rPr>
           <w:sz w:val="24"/>
@@ -3792,7 +4013,15 @@
           <w:sz w:val="24"/>
           <w:szCs w:val="24"/>
         </w:rPr>
-        <w:t>(“</w:t>
+        <w:t>(</w:t>
+      </w:r>
+      <w:proofErr w:type="gramEnd"/>
+      <w:r>
+        <w:rPr>
+          <w:sz w:val="24"/>
+          <w:szCs w:val="24"/>
+        </w:rPr>
+        <w:t>“</w:t>
       </w:r>
       <w:proofErr w:type="spellStart"/>
       <w:r>
@@ -3848,14 +4077,6 @@
           <w:szCs w:val="24"/>
         </w:rPr>
       </w:pPr>
-    </w:p>
-    <w:p>
-      <w:pPr>
-        <w:rPr>
-          <w:sz w:val="24"/>
-          <w:szCs w:val="24"/>
-        </w:rPr>
-      </w:pPr>
       <w:proofErr w:type="spellStart"/>
       <w:r>
         <w:rPr>
@@ -3873,6 +4094,7 @@
         <w:t xml:space="preserve"> sum =(</w:t>
       </w:r>
       <w:proofErr w:type="spellStart"/>
+      <w:proofErr w:type="gramStart"/>
       <w:r>
         <w:rPr>
           <w:sz w:val="24"/>
@@ -3881,6 +4103,7 @@
         <w:t>a,b</w:t>
       </w:r>
       <w:proofErr w:type="spellEnd"/>
+      <w:proofErr w:type="gramEnd"/>
       <w:r>
         <w:rPr>
           <w:sz w:val="24"/>
@@ -3962,22 +4185,54 @@
           <w:sz w:val="24"/>
           <w:szCs w:val="24"/>
         </w:rPr>
-        <w:t>let y= sum(1+2);</w:t>
-      </w:r>
-    </w:p>
-    <w:p>
-      <w:pPr>
-        <w:rPr>
-          <w:sz w:val="24"/>
-          <w:szCs w:val="24"/>
-        </w:rPr>
-      </w:pPr>
-      <w:r>
-        <w:rPr>
-          <w:sz w:val="24"/>
-          <w:szCs w:val="24"/>
-        </w:rPr>
-        <w:t>console.log(y);   ///3</w:t>
+        <w:t xml:space="preserve">let y= </w:t>
+      </w:r>
+      <w:proofErr w:type="gramStart"/>
+      <w:r>
+        <w:rPr>
+          <w:sz w:val="24"/>
+          <w:szCs w:val="24"/>
+        </w:rPr>
+        <w:t>sum(</w:t>
+      </w:r>
+      <w:proofErr w:type="gramEnd"/>
+      <w:r>
+        <w:rPr>
+          <w:sz w:val="24"/>
+          <w:szCs w:val="24"/>
+        </w:rPr>
+        <w:t>1+2);</w:t>
+      </w:r>
+    </w:p>
+    <w:p>
+      <w:pPr>
+        <w:rPr>
+          <w:sz w:val="24"/>
+          <w:szCs w:val="24"/>
+        </w:rPr>
+      </w:pPr>
+      <w:r>
+        <w:rPr>
+          <w:sz w:val="24"/>
+          <w:szCs w:val="24"/>
+        </w:rPr>
+        <w:t>console.log(y</w:t>
+      </w:r>
+      <w:proofErr w:type="gramStart"/>
+      <w:r>
+        <w:rPr>
+          <w:sz w:val="24"/>
+          <w:szCs w:val="24"/>
+        </w:rPr>
+        <w:t xml:space="preserve">);   </w:t>
+      </w:r>
+      <w:proofErr w:type="gramEnd"/>
+      <w:r>
+        <w:rPr>
+          <w:sz w:val="24"/>
+          <w:szCs w:val="24"/>
+        </w:rPr>
+        <w:t>///3</w:t>
       </w:r>
     </w:p>
     <w:p>
@@ -4152,7 +4407,6 @@
           <w:sz w:val="24"/>
           <w:szCs w:val="24"/>
         </w:rPr>
-        <w:lastRenderedPageBreak/>
         <w:t xml:space="preserve">      </w:t>
       </w:r>
       <w:r>
@@ -4318,9 +4572,11 @@
           <w:sz w:val="28"/>
           <w:szCs w:val="28"/>
         </w:rPr>
+        <w:lastRenderedPageBreak/>
         <w:t xml:space="preserve">16. what is callback function in </w:t>
       </w:r>
       <w:proofErr w:type="spellStart"/>
+      <w:proofErr w:type="gramStart"/>
       <w:r>
         <w:rPr>
           <w:b/>
@@ -4338,7 +4594,17 @@
           <w:sz w:val="28"/>
           <w:szCs w:val="28"/>
         </w:rPr>
-        <w:t xml:space="preserve"> ? When to Use a Callback? and example </w:t>
+        <w:t xml:space="preserve"> ?</w:t>
+      </w:r>
+      <w:proofErr w:type="gramEnd"/>
+      <w:r>
+        <w:rPr>
+          <w:b/>
+          <w:bCs/>
+          <w:sz w:val="28"/>
+          <w:szCs w:val="28"/>
+        </w:rPr>
+        <w:t xml:space="preserve"> When to Use a Callback? and example </w:t>
       </w:r>
     </w:p>
     <w:p>
@@ -4506,6 +4772,7 @@
         </w:rPr>
         <w:t xml:space="preserve"> </w:t>
       </w:r>
+      <w:proofErr w:type="gramStart"/>
       <w:r>
         <w:rPr>
           <w:rFonts w:ascii="Consolas" w:eastAsia="Times New Roman" w:hAnsi="Consolas" w:cs="Courier New"/>
@@ -4532,6 +4799,7 @@
         </w:rPr>
         <w:t>(</w:t>
       </w:r>
+      <w:proofErr w:type="gramEnd"/>
       <w:r>
         <w:rPr>
           <w:rFonts w:ascii="Consolas" w:eastAsia="Times New Roman" w:hAnsi="Consolas" w:cs="Courier New"/>
@@ -4637,6 +4905,7 @@
         </w:rPr>
         <w:t xml:space="preserve">    </w:t>
       </w:r>
+      <w:proofErr w:type="gramStart"/>
       <w:r>
         <w:rPr>
           <w:rFonts w:ascii="Consolas" w:eastAsia="Times New Roman" w:hAnsi="Consolas" w:cs="Courier New"/>
@@ -4689,6 +4958,7 @@
         </w:rPr>
         <w:t>(</w:t>
       </w:r>
+      <w:proofErr w:type="gramEnd"/>
       <w:r>
         <w:rPr>
           <w:rFonts w:ascii="Consolas" w:eastAsia="Times New Roman" w:hAnsi="Consolas" w:cs="Courier New"/>
@@ -4820,6 +5090,7 @@
         </w:rPr>
         <w:t xml:space="preserve">    </w:t>
       </w:r>
+      <w:proofErr w:type="gramStart"/>
       <w:r>
         <w:rPr>
           <w:rFonts w:ascii="Consolas" w:eastAsia="Times New Roman" w:hAnsi="Consolas" w:cs="Courier New"/>
@@ -4844,7 +5115,21 @@
           <w:lang w:eastAsia="en-IN"/>
           <w14:ligatures w14:val="none"/>
         </w:rPr>
-        <w:t>();</w:t>
+        <w:t>(</w:t>
+      </w:r>
+      <w:proofErr w:type="gramEnd"/>
+      <w:r>
+        <w:rPr>
+          <w:rFonts w:ascii="Consolas" w:eastAsia="Times New Roman" w:hAnsi="Consolas" w:cs="Courier New"/>
+          <w:color w:val="F8F8F2"/>
+          <w:kern w:val="0"/>
+          <w:sz w:val="21"/>
+          <w:szCs w:val="21"/>
+          <w:bdr w:val="none" w:sz="0" w:space="0" w:color="auto" w:frame="1"/>
+          <w:lang w:eastAsia="en-IN"/>
+          <w14:ligatures w14:val="none"/>
+        </w:rPr>
+        <w:t>);</w:t>
       </w:r>
     </w:p>
     <w:p>
@@ -5008,6 +5293,7 @@
         <w:t xml:space="preserve"> </w:t>
       </w:r>
       <w:proofErr w:type="spellStart"/>
+      <w:proofErr w:type="gramStart"/>
       <w:r>
         <w:rPr>
           <w:rFonts w:ascii="Consolas" w:eastAsia="Times New Roman" w:hAnsi="Consolas" w:cs="Courier New"/>
@@ -5033,7 +5319,21 @@
           <w:lang w:eastAsia="en-IN"/>
           <w14:ligatures w14:val="none"/>
         </w:rPr>
-        <w:t>() {</w:t>
+        <w:t>(</w:t>
+      </w:r>
+      <w:proofErr w:type="gramEnd"/>
+      <w:r>
+        <w:rPr>
+          <w:rFonts w:ascii="Consolas" w:eastAsia="Times New Roman" w:hAnsi="Consolas" w:cs="Courier New"/>
+          <w:color w:val="F8F8F2"/>
+          <w:kern w:val="0"/>
+          <w:sz w:val="21"/>
+          <w:szCs w:val="21"/>
+          <w:bdr w:val="none" w:sz="0" w:space="0" w:color="auto" w:frame="1"/>
+          <w:lang w:eastAsia="en-IN"/>
+          <w14:ligatures w14:val="none"/>
+        </w:rPr>
+        <w:t>) {</w:t>
       </w:r>
     </w:p>
     <w:p>
@@ -5299,6 +5599,7 @@
           <w14:ligatures w14:val="none"/>
         </w:rPr>
       </w:pPr>
+      <w:proofErr w:type="gramStart"/>
       <w:r>
         <w:rPr>
           <w:rFonts w:ascii="Consolas" w:eastAsia="Times New Roman" w:hAnsi="Consolas" w:cs="Courier New"/>
@@ -5325,6 +5626,7 @@
         </w:rPr>
         <w:t>(</w:t>
       </w:r>
+      <w:proofErr w:type="gramEnd"/>
       <w:r>
         <w:rPr>
           <w:rFonts w:ascii="Consolas" w:eastAsia="Times New Roman" w:hAnsi="Consolas" w:cs="Courier New"/>
@@ -5560,6 +5862,7 @@
         <w:t xml:space="preserve">Here, </w:t>
       </w:r>
       <w:proofErr w:type="spellStart"/>
+      <w:proofErr w:type="gramStart"/>
       <w:r>
         <w:rPr>
           <w:sz w:val="24"/>
@@ -5573,7 +5876,15 @@
           <w:sz w:val="24"/>
           <w:szCs w:val="24"/>
         </w:rPr>
-        <w:t>() is passed as a callback to greet(), which executes after the greeting.</w:t>
+        <w:t>(</w:t>
+      </w:r>
+      <w:proofErr w:type="gramEnd"/>
+      <w:r>
+        <w:rPr>
+          <w:sz w:val="24"/>
+          <w:szCs w:val="24"/>
+        </w:rPr>
+        <w:t>) is passed as a callback to greet(), which executes after the greeting.</w:t>
       </w:r>
     </w:p>
     <w:p>
@@ -5607,50 +5918,224 @@
           <w:sz w:val="24"/>
           <w:szCs w:val="24"/>
         </w:rPr>
+        <w:t>JavaScript executes code line by line (synchronously), but sometimes we need to delay execution or wait for a task to complete before running the next function. Callbacks help achieve this by passing a function that is executed later</w:t>
+      </w:r>
+    </w:p>
+    <w:p>
+      <w:pPr>
+        <w:rPr>
+          <w:sz w:val="24"/>
+          <w:szCs w:val="24"/>
+        </w:rPr>
+      </w:pPr>
+      <w:r>
+        <w:rPr>
+          <w:b/>
+          <w:bCs/>
+          <w:sz w:val="24"/>
+          <w:szCs w:val="24"/>
+        </w:rPr>
+        <w:t>Callbacks for Asynchronous Execution</w:t>
+      </w:r>
+    </w:p>
+    <w:p>
+      <w:pPr>
+        <w:rPr>
+          <w:sz w:val="24"/>
+          <w:szCs w:val="24"/>
+        </w:rPr>
+      </w:pPr>
+      <w:r>
+        <w:rPr>
+          <w:sz w:val="24"/>
+          <w:szCs w:val="24"/>
+        </w:rPr>
+        <w:t>console.log("Start");</w:t>
+      </w:r>
+    </w:p>
+    <w:p>
+      <w:pPr>
+        <w:rPr>
+          <w:sz w:val="24"/>
+          <w:szCs w:val="24"/>
+        </w:rPr>
+      </w:pPr>
+      <w:proofErr w:type="spellStart"/>
+      <w:proofErr w:type="gramStart"/>
+      <w:r>
+        <w:rPr>
+          <w:sz w:val="24"/>
+          <w:szCs w:val="24"/>
+        </w:rPr>
+        <w:t>setTimeout</w:t>
+      </w:r>
+      <w:proofErr w:type="spellEnd"/>
+      <w:r>
+        <w:rPr>
+          <w:sz w:val="24"/>
+          <w:szCs w:val="24"/>
+        </w:rPr>
+        <w:t>(</w:t>
+      </w:r>
+      <w:proofErr w:type="gramEnd"/>
+      <w:r>
+        <w:rPr>
+          <w:b/>
+          <w:bCs/>
+          <w:sz w:val="24"/>
+          <w:szCs w:val="24"/>
+        </w:rPr>
+        <w:t>function</w:t>
+      </w:r>
+      <w:r>
+        <w:rPr>
+          <w:sz w:val="24"/>
+          <w:szCs w:val="24"/>
+        </w:rPr>
+        <w:t xml:space="preserve"> () {</w:t>
+      </w:r>
+    </w:p>
+    <w:p>
+      <w:pPr>
+        <w:rPr>
+          <w:sz w:val="24"/>
+          <w:szCs w:val="24"/>
+        </w:rPr>
+      </w:pPr>
+      <w:r>
+        <w:rPr>
+          <w:sz w:val="24"/>
+          <w:szCs w:val="24"/>
+        </w:rPr>
+        <w:t xml:space="preserve">    </w:t>
+      </w:r>
+      <w:proofErr w:type="gramStart"/>
+      <w:r>
+        <w:rPr>
+          <w:sz w:val="24"/>
+          <w:szCs w:val="24"/>
+        </w:rPr>
+        <w:t>console.log(</w:t>
+      </w:r>
+      <w:proofErr w:type="gramEnd"/>
+      <w:r>
+        <w:rPr>
+          <w:sz w:val="24"/>
+          <w:szCs w:val="24"/>
+        </w:rPr>
+        <w:t xml:space="preserve">"Inside </w:t>
+      </w:r>
+      <w:proofErr w:type="spellStart"/>
+      <w:r>
+        <w:rPr>
+          <w:sz w:val="24"/>
+          <w:szCs w:val="24"/>
+        </w:rPr>
+        <w:t>setTimeout</w:t>
+      </w:r>
+      <w:proofErr w:type="spellEnd"/>
+      <w:r>
+        <w:rPr>
+          <w:sz w:val="24"/>
+          <w:szCs w:val="24"/>
+        </w:rPr>
+        <w:t>");</w:t>
+      </w:r>
+    </w:p>
+    <w:p>
+      <w:pPr>
+        <w:rPr>
+          <w:sz w:val="24"/>
+          <w:szCs w:val="24"/>
+        </w:rPr>
+      </w:pPr>
+      <w:r>
+        <w:rPr>
+          <w:sz w:val="24"/>
+          <w:szCs w:val="24"/>
+        </w:rPr>
+        <w:t>}, 2000);</w:t>
+      </w:r>
+    </w:p>
+    <w:p>
+      <w:pPr>
+        <w:rPr>
+          <w:sz w:val="24"/>
+          <w:szCs w:val="24"/>
+        </w:rPr>
+      </w:pPr>
+      <w:r>
+        <w:rPr>
+          <w:sz w:val="24"/>
+          <w:szCs w:val="24"/>
+        </w:rPr>
+        <w:t>console.log("End");</w:t>
+      </w:r>
+    </w:p>
+    <w:p>
+      <w:pPr>
+        <w:rPr>
+          <w:sz w:val="24"/>
+          <w:szCs w:val="24"/>
+        </w:rPr>
+      </w:pPr>
+      <w:r>
+        <w:rPr>
+          <w:b/>
+          <w:bCs/>
+          <w:sz w:val="24"/>
+          <w:szCs w:val="24"/>
+        </w:rPr>
+        <w:t>Output</w:t>
+      </w:r>
+    </w:p>
+    <w:p>
+      <w:pPr>
+        <w:rPr>
+          <w:sz w:val="24"/>
+          <w:szCs w:val="24"/>
+        </w:rPr>
+      </w:pPr>
+      <w:r>
+        <w:rPr>
+          <w:sz w:val="24"/>
+          <w:szCs w:val="24"/>
+        </w:rPr>
         <w:lastRenderedPageBreak/>
-        <w:t>JavaScript executes code line by line (synchronously), but sometimes we need to delay execution or wait for a task to complete before running the next function. Callbacks help achieve this by passing a function that is executed later</w:t>
-      </w:r>
-    </w:p>
-    <w:p>
-      <w:pPr>
-        <w:rPr>
-          <w:sz w:val="24"/>
-          <w:szCs w:val="24"/>
-        </w:rPr>
-      </w:pPr>
-      <w:r>
-        <w:rPr>
-          <w:b/>
-          <w:bCs/>
-          <w:sz w:val="24"/>
-          <w:szCs w:val="24"/>
-        </w:rPr>
-        <w:t>Callbacks for Asynchronous Execution</w:t>
-      </w:r>
-    </w:p>
-    <w:p>
-      <w:pPr>
-        <w:rPr>
-          <w:sz w:val="24"/>
-          <w:szCs w:val="24"/>
-        </w:rPr>
-      </w:pPr>
-      <w:r>
-        <w:rPr>
-          <w:sz w:val="24"/>
-          <w:szCs w:val="24"/>
-        </w:rPr>
-        <w:t>console.log("Start");</w:t>
-      </w:r>
-    </w:p>
-    <w:p>
-      <w:pPr>
-        <w:rPr>
-          <w:sz w:val="24"/>
-          <w:szCs w:val="24"/>
-        </w:rPr>
-      </w:pPr>
+        <w:t>Start</w:t>
+      </w:r>
+    </w:p>
+    <w:p>
+      <w:pPr>
+        <w:rPr>
+          <w:sz w:val="24"/>
+          <w:szCs w:val="24"/>
+        </w:rPr>
+      </w:pPr>
+      <w:r>
+        <w:rPr>
+          <w:sz w:val="24"/>
+          <w:szCs w:val="24"/>
+        </w:rPr>
+        <w:t>End</w:t>
+      </w:r>
+    </w:p>
+    <w:p>
+      <w:pPr>
+        <w:rPr>
+          <w:sz w:val="24"/>
+          <w:szCs w:val="24"/>
+        </w:rPr>
+      </w:pPr>
+      <w:r>
+        <w:rPr>
+          <w:sz w:val="24"/>
+          <w:szCs w:val="24"/>
+        </w:rPr>
+        <w:t xml:space="preserve">Inside </w:t>
+      </w:r>
       <w:proofErr w:type="spellStart"/>
+      <w:proofErr w:type="gramStart"/>
       <w:r>
         <w:rPr>
           <w:sz w:val="24"/>
@@ -5664,162 +6149,15 @@
           <w:sz w:val="24"/>
           <w:szCs w:val="24"/>
         </w:rPr>
-        <w:t>(</w:t>
-      </w:r>
-      <w:r>
-        <w:rPr>
-          <w:b/>
-          <w:bCs/>
-          <w:sz w:val="24"/>
-          <w:szCs w:val="24"/>
-        </w:rPr>
-        <w:t>function</w:t>
-      </w:r>
-      <w:r>
-        <w:rPr>
-          <w:sz w:val="24"/>
-          <w:szCs w:val="24"/>
-        </w:rPr>
-        <w:t xml:space="preserve"> () {</w:t>
-      </w:r>
-    </w:p>
-    <w:p>
-      <w:pPr>
-        <w:rPr>
-          <w:sz w:val="24"/>
-          <w:szCs w:val="24"/>
-        </w:rPr>
-      </w:pPr>
-      <w:r>
-        <w:rPr>
-          <w:sz w:val="24"/>
-          <w:szCs w:val="24"/>
-        </w:rPr>
-        <w:t xml:space="preserve">    console.log("Inside </w:t>
-      </w:r>
-      <w:proofErr w:type="spellStart"/>
-      <w:r>
-        <w:rPr>
-          <w:sz w:val="24"/>
-          <w:szCs w:val="24"/>
-        </w:rPr>
-        <w:t>setTimeout</w:t>
-      </w:r>
-      <w:proofErr w:type="spellEnd"/>
-      <w:r>
-        <w:rPr>
-          <w:sz w:val="24"/>
-          <w:szCs w:val="24"/>
-        </w:rPr>
-        <w:t>");</w:t>
-      </w:r>
-    </w:p>
-    <w:p>
-      <w:pPr>
-        <w:rPr>
-          <w:sz w:val="24"/>
-          <w:szCs w:val="24"/>
-        </w:rPr>
-      </w:pPr>
-      <w:r>
-        <w:rPr>
-          <w:sz w:val="24"/>
-          <w:szCs w:val="24"/>
-        </w:rPr>
-        <w:t>}, 2000);</w:t>
-      </w:r>
-    </w:p>
-    <w:p>
-      <w:pPr>
-        <w:rPr>
-          <w:sz w:val="24"/>
-          <w:szCs w:val="24"/>
-        </w:rPr>
-      </w:pPr>
-      <w:r>
-        <w:rPr>
-          <w:sz w:val="24"/>
-          <w:szCs w:val="24"/>
-        </w:rPr>
-        <w:t>console.log("End");</w:t>
-      </w:r>
-    </w:p>
-    <w:p>
-      <w:pPr>
-        <w:rPr>
-          <w:sz w:val="24"/>
-          <w:szCs w:val="24"/>
-        </w:rPr>
-      </w:pPr>
-      <w:r>
-        <w:rPr>
-          <w:b/>
-          <w:bCs/>
-          <w:sz w:val="24"/>
-          <w:szCs w:val="24"/>
-        </w:rPr>
-        <w:t>Output</w:t>
-      </w:r>
-    </w:p>
-    <w:p>
-      <w:pPr>
-        <w:rPr>
-          <w:sz w:val="24"/>
-          <w:szCs w:val="24"/>
-        </w:rPr>
-      </w:pPr>
-      <w:r>
-        <w:rPr>
-          <w:sz w:val="24"/>
-          <w:szCs w:val="24"/>
-        </w:rPr>
-        <w:t>Start</w:t>
-      </w:r>
-    </w:p>
-    <w:p>
-      <w:pPr>
-        <w:rPr>
-          <w:sz w:val="24"/>
-          <w:szCs w:val="24"/>
-        </w:rPr>
-      </w:pPr>
-      <w:r>
-        <w:rPr>
-          <w:sz w:val="24"/>
-          <w:szCs w:val="24"/>
-        </w:rPr>
-        <w:t>End</w:t>
-      </w:r>
-    </w:p>
-    <w:p>
-      <w:pPr>
-        <w:rPr>
-          <w:sz w:val="24"/>
-          <w:szCs w:val="24"/>
-        </w:rPr>
-      </w:pPr>
-      <w:r>
-        <w:rPr>
-          <w:sz w:val="24"/>
-          <w:szCs w:val="24"/>
-        </w:rPr>
-        <w:t xml:space="preserve">Inside </w:t>
-      </w:r>
-      <w:proofErr w:type="spellStart"/>
-      <w:r>
-        <w:rPr>
-          <w:sz w:val="24"/>
-          <w:szCs w:val="24"/>
-        </w:rPr>
-        <w:t>setTimeout</w:t>
-      </w:r>
-      <w:proofErr w:type="spellEnd"/>
-      <w:r>
-        <w:rPr>
-          <w:sz w:val="24"/>
-          <w:szCs w:val="24"/>
-        </w:rPr>
-        <w:t xml:space="preserve">  (after 2 seconds)</w:t>
+        <w:t xml:space="preserve">  (</w:t>
+      </w:r>
+      <w:proofErr w:type="gramEnd"/>
+      <w:r>
+        <w:rPr>
+          <w:sz w:val="24"/>
+          <w:szCs w:val="24"/>
+        </w:rPr>
+        <w:t>after 2 seconds)</w:t>
       </w:r>
       <w:r>
         <w:rPr>
@@ -5841,6 +6179,7 @@
         </w:rPr>
       </w:pPr>
       <w:proofErr w:type="spellStart"/>
+      <w:proofErr w:type="gramStart"/>
       <w:r>
         <w:rPr>
           <w:sz w:val="24"/>
@@ -5854,7 +6193,15 @@
           <w:sz w:val="24"/>
           <w:szCs w:val="24"/>
         </w:rPr>
-        <w:t>() is an asynchronous function that takes a callback to execute after 2 seconds.</w:t>
+        <w:t>(</w:t>
+      </w:r>
+      <w:proofErr w:type="gramEnd"/>
+      <w:r>
+        <w:rPr>
+          <w:sz w:val="24"/>
+          <w:szCs w:val="24"/>
+        </w:rPr>
+        <w:t>) is an asynchronous function that takes a callback to execute after 2 seconds.</w:t>
       </w:r>
     </w:p>
     <w:p>
@@ -5918,12 +6265,21 @@
           <w:szCs w:val="24"/>
         </w:rPr>
       </w:pPr>
-      <w:r>
-        <w:rPr>
-          <w:sz w:val="24"/>
-          <w:szCs w:val="24"/>
-        </w:rPr>
-        <w:t xml:space="preserve">Ans : </w:t>
+      <w:proofErr w:type="gramStart"/>
+      <w:r>
+        <w:rPr>
+          <w:sz w:val="24"/>
+          <w:szCs w:val="24"/>
+        </w:rPr>
+        <w:t>Ans :</w:t>
+      </w:r>
+      <w:proofErr w:type="gramEnd"/>
+      <w:r>
+        <w:rPr>
+          <w:sz w:val="24"/>
+          <w:szCs w:val="24"/>
+        </w:rPr>
+        <w:t xml:space="preserve"> </w:t>
       </w:r>
       <w:r>
         <w:rPr>
@@ -6088,7 +6444,33 @@
           <w:lang w:eastAsia="en-IN"/>
           <w14:ligatures w14:val="none"/>
         </w:rPr>
-        <w:t>let promise = new Promise((resolve, reject) =&gt; {</w:t>
+        <w:t xml:space="preserve">let promise = new </w:t>
+      </w:r>
+      <w:proofErr w:type="gramStart"/>
+      <w:r>
+        <w:rPr>
+          <w:rFonts w:ascii="Consolas" w:eastAsia="Times New Roman" w:hAnsi="Consolas" w:cs="Times New Roman"/>
+          <w:color w:val="6A9955"/>
+          <w:kern w:val="0"/>
+          <w:sz w:val="21"/>
+          <w:szCs w:val="21"/>
+          <w:lang w:eastAsia="en-IN"/>
+          <w14:ligatures w14:val="none"/>
+        </w:rPr>
+        <w:t>Promise(</w:t>
+      </w:r>
+      <w:proofErr w:type="gramEnd"/>
+      <w:r>
+        <w:rPr>
+          <w:rFonts w:ascii="Consolas" w:eastAsia="Times New Roman" w:hAnsi="Consolas" w:cs="Times New Roman"/>
+          <w:color w:val="6A9955"/>
+          <w:kern w:val="0"/>
+          <w:sz w:val="21"/>
+          <w:szCs w:val="21"/>
+          <w:lang w:eastAsia="en-IN"/>
+          <w14:ligatures w14:val="none"/>
+        </w:rPr>
+        <w:t>(resolve, reject) =&gt; {</w:t>
       </w:r>
     </w:p>
     <w:p>
@@ -6120,7 +6502,33 @@
           <w:lang w:eastAsia="en-IN"/>
           <w14:ligatures w14:val="none"/>
         </w:rPr>
-        <w:t xml:space="preserve">   console.log("</w:t>
+        <w:t xml:space="preserve">   </w:t>
+      </w:r>
+      <w:proofErr w:type="gramStart"/>
+      <w:r>
+        <w:rPr>
+          <w:rFonts w:ascii="Consolas" w:eastAsia="Times New Roman" w:hAnsi="Consolas" w:cs="Times New Roman"/>
+          <w:color w:val="6A9955"/>
+          <w:kern w:val="0"/>
+          <w:sz w:val="21"/>
+          <w:szCs w:val="21"/>
+          <w:lang w:eastAsia="en-IN"/>
+          <w14:ligatures w14:val="none"/>
+        </w:rPr>
+        <w:t>console.log(</w:t>
+      </w:r>
+      <w:proofErr w:type="gramEnd"/>
+      <w:r>
+        <w:rPr>
+          <w:rFonts w:ascii="Consolas" w:eastAsia="Times New Roman" w:hAnsi="Consolas" w:cs="Times New Roman"/>
+          <w:color w:val="6A9955"/>
+          <w:kern w:val="0"/>
+          <w:sz w:val="21"/>
+          <w:szCs w:val="21"/>
+          <w:lang w:eastAsia="en-IN"/>
+          <w14:ligatures w14:val="none"/>
+        </w:rPr>
+        <w:t>"</w:t>
       </w:r>
       <w:proofErr w:type="spellStart"/>
       <w:r>
@@ -6236,7 +6644,33 @@
           <w:lang w:eastAsia="en-IN"/>
           <w14:ligatures w14:val="none"/>
         </w:rPr>
-        <w:t>  reject("some error");</w:t>
+        <w:t xml:space="preserve">  </w:t>
+      </w:r>
+      <w:proofErr w:type="gramStart"/>
+      <w:r>
+        <w:rPr>
+          <w:rFonts w:ascii="Consolas" w:eastAsia="Times New Roman" w:hAnsi="Consolas" w:cs="Times New Roman"/>
+          <w:color w:val="6A9955"/>
+          <w:kern w:val="0"/>
+          <w:sz w:val="21"/>
+          <w:szCs w:val="21"/>
+          <w:lang w:eastAsia="en-IN"/>
+          <w14:ligatures w14:val="none"/>
+        </w:rPr>
+        <w:t>reject(</w:t>
+      </w:r>
+      <w:proofErr w:type="gramEnd"/>
+      <w:r>
+        <w:rPr>
+          <w:rFonts w:ascii="Consolas" w:eastAsia="Times New Roman" w:hAnsi="Consolas" w:cs="Times New Roman"/>
+          <w:color w:val="6A9955"/>
+          <w:kern w:val="0"/>
+          <w:sz w:val="21"/>
+          <w:szCs w:val="21"/>
+          <w:lang w:eastAsia="en-IN"/>
+          <w14:ligatures w14:val="none"/>
+        </w:rPr>
+        <w:t>"some error");</w:t>
       </w:r>
     </w:p>
     <w:p>
@@ -6319,7 +6753,6 @@
           <w:sz w:val="32"/>
           <w:szCs w:val="32"/>
         </w:rPr>
-        <w:lastRenderedPageBreak/>
         <w:t>17. Async</w:t>
       </w:r>
       <w:r>
@@ -6327,68 +6760,86 @@
           <w:sz w:val="32"/>
           <w:szCs w:val="32"/>
         </w:rPr>
-        <w:t xml:space="preserve"> and await ?</w:t>
-      </w:r>
-    </w:p>
-    <w:p>
-      <w:r>
-        <w:rPr>
-          <w:sz w:val="24"/>
-          <w:szCs w:val="24"/>
-        </w:rPr>
-        <w:t xml:space="preserve">Ans : </w:t>
-      </w:r>
-      <w:r>
-        <w:rPr>
-          <w:b/>
-          <w:bCs/>
-        </w:rPr>
-        <w:t>Async and Await in JavaScript</w:t>
-      </w:r>
-      <w:r>
-        <w:t> is used to simplify handling asynchronous operations using promises. By enabling asynchronous code to appear synchronous, they enhance code readability and make it easier to manage complex asynchronous flows.</w:t>
-      </w:r>
-    </w:p>
-    <w:p>
-      <w:pPr>
-        <w:rPr>
-          <w:b/>
-          <w:bCs/>
-        </w:rPr>
-      </w:pPr>
-      <w:r>
-        <w:rPr>
-          <w:b/>
-          <w:bCs/>
-        </w:rPr>
-        <w:t>Async Function</w:t>
-      </w:r>
-    </w:p>
-    <w:p>
-      <w:pPr>
-        <w:rPr>
-          <w:sz w:val="24"/>
-          <w:szCs w:val="24"/>
-        </w:rPr>
-      </w:pPr>
-      <w:r>
-        <w:t>The </w:t>
-      </w:r>
+        <w:t xml:space="preserve"> and </w:t>
+      </w:r>
+      <w:proofErr w:type="gramStart"/>
       <w:r>
         <w:rPr>
           <w:sz w:val="32"/>
           <w:szCs w:val="32"/>
         </w:rPr>
-        <w:t>async </w:t>
-      </w:r>
-      <w:r>
-        <w:t>function allows us to write promise-based code as if it were synchronous. This ensures that the execution thread is not blocked. Async functions always return a promise. If a value is returned that is not a promise, JavaScript automatically wraps it in a resolved promise.</w:t>
+        <w:t>await ?</w:t>
+      </w:r>
+      <w:proofErr w:type="gramEnd"/>
+    </w:p>
+    <w:p>
+      <w:proofErr w:type="gramStart"/>
+      <w:r>
+        <w:rPr>
+          <w:sz w:val="24"/>
+          <w:szCs w:val="24"/>
+        </w:rPr>
+        <w:t>Ans :</w:t>
+      </w:r>
+      <w:proofErr w:type="gramEnd"/>
+      <w:r>
+        <w:rPr>
+          <w:sz w:val="24"/>
+          <w:szCs w:val="24"/>
+        </w:rPr>
+        <w:t xml:space="preserve"> </w:t>
+      </w:r>
+      <w:r>
+        <w:rPr>
+          <w:b/>
+          <w:bCs/>
+        </w:rPr>
+        <w:t>Async and Await in JavaScript</w:t>
+      </w:r>
+      <w:r>
+        <w:t> is used to simplify handling asynchronous operations using promises. By enabling asynchronous code to appear synchronous, they enhance code readability and make it easier to manage complex asynchronous flows.</w:t>
+      </w:r>
+    </w:p>
+    <w:p>
+      <w:pPr>
+        <w:rPr>
+          <w:b/>
+          <w:bCs/>
+        </w:rPr>
+      </w:pPr>
+      <w:r>
+        <w:rPr>
+          <w:b/>
+          <w:bCs/>
+        </w:rPr>
+        <w:t>Async Function</w:t>
+      </w:r>
+    </w:p>
+    <w:p>
+      <w:pPr>
+        <w:rPr>
+          <w:sz w:val="24"/>
+          <w:szCs w:val="24"/>
+        </w:rPr>
+      </w:pPr>
+      <w:r>
+        <w:t>The </w:t>
       </w:r>
       <w:r>
         <w:rPr>
           <w:sz w:val="32"/>
           <w:szCs w:val="32"/>
         </w:rPr>
+        <w:t>async </w:t>
+      </w:r>
+      <w:r>
+        <w:t>function allows us to write promise-based code as if it were synchronous. This ensures that the execution thread is not blocked. Async functions always return a promise. If a value is returned that is not a promise, JavaScript automatically wraps it in a resolved promise.</w:t>
+      </w:r>
+      <w:r>
+        <w:rPr>
+          <w:sz w:val="32"/>
+          <w:szCs w:val="32"/>
+        </w:rPr>
         <w:t xml:space="preserve">    </w:t>
       </w:r>
     </w:p>
@@ -6423,6 +6874,7 @@
           <w:sz w:val="24"/>
           <w:szCs w:val="24"/>
         </w:rPr>
+        <w:lastRenderedPageBreak/>
         <w:t>The await keyword is used to wait for a promise to resolve. It can only be used within an async block. Await makes the code wait until the promise returns a result, allowing for cleaner and more manageable asynchronous code.</w:t>
       </w:r>
     </w:p>
@@ -6654,6 +7106,7 @@
           <w:szCs w:val="24"/>
         </w:rPr>
       </w:pPr>
+      <w:proofErr w:type="gramStart"/>
       <w:r>
         <w:rPr>
           <w:sz w:val="24"/>
@@ -6661,6 +7114,7 @@
         </w:rPr>
         <w:t>Ans :</w:t>
       </w:r>
+      <w:proofErr w:type="gramEnd"/>
     </w:p>
     <w:p>
       <w:pPr>
@@ -6760,59 +7214,163 @@
           <w:sz w:val="24"/>
           <w:szCs w:val="24"/>
         </w:rPr>
+        <w:t>5. The mechanism of searching variables in the subsequent lexical environments is known as Scope Chain. If a variable is not found anywhere, then we say that the variable is not present in the scope chain.</w:t>
+      </w:r>
+    </w:p>
+    <w:p>
+      <w:pPr>
+        <w:rPr>
+          <w:b/>
+          <w:bCs/>
+          <w:sz w:val="24"/>
+          <w:szCs w:val="24"/>
+        </w:rPr>
+      </w:pPr>
+      <w:proofErr w:type="gramStart"/>
+      <w:r>
+        <w:rPr>
+          <w:b/>
+          <w:bCs/>
+          <w:sz w:val="24"/>
+          <w:szCs w:val="24"/>
+        </w:rPr>
+        <w:t>21 .</w:t>
+      </w:r>
+      <w:r>
+        <w:rPr>
+          <w:b/>
+          <w:bCs/>
+          <w:sz w:val="24"/>
+          <w:szCs w:val="24"/>
+        </w:rPr>
+        <w:t>Temporal</w:t>
+      </w:r>
+      <w:proofErr w:type="gramEnd"/>
+      <w:r>
+        <w:rPr>
+          <w:b/>
+          <w:bCs/>
+          <w:sz w:val="24"/>
+          <w:szCs w:val="24"/>
+        </w:rPr>
+        <w:t xml:space="preserve"> Dead Zone (TDZ) in JavaScript</w:t>
+      </w:r>
+    </w:p>
+    <w:p>
+      <w:pPr>
+        <w:rPr>
+          <w:sz w:val="24"/>
+          <w:szCs w:val="24"/>
+        </w:rPr>
+      </w:pPr>
+      <w:proofErr w:type="spellStart"/>
+      <w:proofErr w:type="gramStart"/>
+      <w:r>
+        <w:rPr>
+          <w:sz w:val="24"/>
+          <w:szCs w:val="24"/>
+        </w:rPr>
+        <w:t>Ans:</w:t>
+      </w:r>
+      <w:r>
+        <w:rPr>
+          <w:sz w:val="24"/>
+          <w:szCs w:val="24"/>
+        </w:rPr>
+        <w:t>The</w:t>
+      </w:r>
+      <w:proofErr w:type="spellEnd"/>
+      <w:proofErr w:type="gramEnd"/>
+      <w:r>
+        <w:rPr>
+          <w:sz w:val="24"/>
+          <w:szCs w:val="24"/>
+        </w:rPr>
+        <w:t xml:space="preserve"> </w:t>
+      </w:r>
+      <w:r>
+        <w:rPr>
+          <w:b/>
+          <w:bCs/>
+          <w:sz w:val="24"/>
+          <w:szCs w:val="24"/>
+        </w:rPr>
+        <w:t>Temporal Dead Zone (TDZ)</w:t>
+      </w:r>
+      <w:r>
+        <w:rPr>
+          <w:sz w:val="24"/>
+          <w:szCs w:val="24"/>
+        </w:rPr>
+        <w:t xml:space="preserve"> is the period in which a variable is in scope but </w:t>
+      </w:r>
+      <w:r>
+        <w:rPr>
+          <w:b/>
+          <w:bCs/>
+          <w:sz w:val="24"/>
+          <w:szCs w:val="24"/>
+        </w:rPr>
+        <w:t>cannot be accessed</w:t>
+      </w:r>
+      <w:r>
+        <w:rPr>
+          <w:sz w:val="24"/>
+          <w:szCs w:val="24"/>
+        </w:rPr>
+        <w:t xml:space="preserve"> because it has not been initialized. This happens with variables declared using let and const.</w:t>
+      </w:r>
+    </w:p>
+    <w:p>
+      <w:pPr>
+        <w:rPr>
+          <w:b/>
+          <w:bCs/>
+          <w:sz w:val="24"/>
+          <w:szCs w:val="24"/>
+        </w:rPr>
+      </w:pPr>
+      <w:r>
+        <w:rPr>
+          <w:b/>
+          <w:bCs/>
+          <w:sz w:val="24"/>
+          <w:szCs w:val="24"/>
+        </w:rPr>
+        <w:t xml:space="preserve">   </w:t>
+      </w:r>
+      <w:r>
+        <w:rPr>
+          <w:b/>
+          <w:bCs/>
+          <w:sz w:val="24"/>
+          <w:szCs w:val="24"/>
+        </w:rPr>
+        <w:t>How TDZ Works</w:t>
+      </w:r>
+    </w:p>
+    <w:p>
+      <w:pPr>
+        <w:rPr>
+          <w:sz w:val="24"/>
+          <w:szCs w:val="24"/>
+        </w:rPr>
+      </w:pPr>
+      <w:r>
+        <w:rPr>
+          <w:sz w:val="24"/>
+          <w:szCs w:val="24"/>
+        </w:rPr>
         <w:lastRenderedPageBreak/>
-        <w:t>5. The mechanism of searching variables in the subsequent lexical environments is known as Scope Chain. If a variable is not found anywhere, then we say that the variable is not present in the scope chain.</w:t>
-      </w:r>
-    </w:p>
-    <w:p>
-      <w:pPr>
-        <w:rPr>
-          <w:b/>
-          <w:bCs/>
-          <w:sz w:val="24"/>
-          <w:szCs w:val="24"/>
-        </w:rPr>
-      </w:pPr>
-      <w:r>
-        <w:rPr>
-          <w:b/>
-          <w:bCs/>
-          <w:sz w:val="24"/>
-          <w:szCs w:val="24"/>
-        </w:rPr>
-        <w:t>21 .</w:t>
-      </w:r>
-      <w:r>
-        <w:rPr>
-          <w:b/>
-          <w:bCs/>
-          <w:sz w:val="24"/>
-          <w:szCs w:val="24"/>
-        </w:rPr>
-        <w:t>Temporal Dead Zone (TDZ) in JavaScript</w:t>
-      </w:r>
-    </w:p>
-    <w:p>
-      <w:pPr>
-        <w:rPr>
-          <w:sz w:val="24"/>
-          <w:szCs w:val="24"/>
-        </w:rPr>
-      </w:pPr>
+        <w:t xml:space="preserve">When JavaScript executes a script, it hoists the declarations of let and </w:t>
+      </w:r>
       <w:proofErr w:type="spellStart"/>
       <w:r>
         <w:rPr>
           <w:sz w:val="24"/>
           <w:szCs w:val="24"/>
         </w:rPr>
-        <w:t>Ans:</w:t>
-      </w:r>
-      <w:r>
-        <w:rPr>
-          <w:sz w:val="24"/>
-          <w:szCs w:val="24"/>
-        </w:rPr>
-        <w:t>The</w:t>
+        <w:t>const</w:t>
       </w:r>
       <w:proofErr w:type="spellEnd"/>
       <w:r>
@@ -6820,82 +7378,122 @@
           <w:sz w:val="24"/>
           <w:szCs w:val="24"/>
         </w:rPr>
+        <w:t xml:space="preserve"> to the top of their scope </w:t>
+      </w:r>
+      <w:r>
+        <w:rPr>
+          <w:b/>
+          <w:bCs/>
+          <w:sz w:val="24"/>
+          <w:szCs w:val="24"/>
+        </w:rPr>
+        <w:t>but does not initialize them</w:t>
+      </w:r>
+      <w:r>
+        <w:rPr>
+          <w:sz w:val="24"/>
+          <w:szCs w:val="24"/>
+        </w:rPr>
+        <w:t xml:space="preserve">. Accessing them before initialization results in a </w:t>
+      </w:r>
+      <w:proofErr w:type="spellStart"/>
+      <w:r>
+        <w:rPr>
+          <w:b/>
+          <w:bCs/>
+          <w:sz w:val="24"/>
+          <w:szCs w:val="24"/>
+        </w:rPr>
+        <w:t>ReferenceError</w:t>
+      </w:r>
+      <w:proofErr w:type="spellEnd"/>
+      <w:r>
+        <w:rPr>
+          <w:sz w:val="24"/>
+          <w:szCs w:val="24"/>
+        </w:rPr>
+        <w:t>.</w:t>
+      </w:r>
+    </w:p>
+    <w:p>
+      <w:pPr>
+        <w:rPr>
+          <w:sz w:val="24"/>
+          <w:szCs w:val="24"/>
+        </w:rPr>
+      </w:pPr>
+      <w:r>
+        <w:rPr>
+          <w:sz w:val="24"/>
+          <w:szCs w:val="24"/>
+        </w:rPr>
+        <w:t>22. what is block?</w:t>
+      </w:r>
+    </w:p>
+    <w:p>
+      <w:pPr>
+        <w:rPr>
+          <w:sz w:val="24"/>
+          <w:szCs w:val="24"/>
+        </w:rPr>
+      </w:pPr>
+      <w:proofErr w:type="gramStart"/>
+      <w:r>
+        <w:rPr>
+          <w:sz w:val="24"/>
+          <w:szCs w:val="24"/>
+        </w:rPr>
+        <w:t>Ans :</w:t>
+      </w:r>
+      <w:proofErr w:type="gramEnd"/>
+      <w:r>
         <w:t xml:space="preserve"> </w:t>
       </w:r>
       <w:r>
         <w:rPr>
-          <w:b/>
-          <w:bCs/>
-          <w:sz w:val="24"/>
-          <w:szCs w:val="24"/>
-        </w:rPr>
-        <w:t>Temporal Dead Zone (TDZ)</w:t>
-      </w:r>
-      <w:r>
-        <w:rPr>
-          <w:sz w:val="24"/>
-          <w:szCs w:val="24"/>
-        </w:rPr>
-        <w:t xml:space="preserve"> is the period in which a variable is in scope but </w:t>
-      </w:r>
-      <w:r>
-        <w:rPr>
-          <w:b/>
-          <w:bCs/>
-          <w:sz w:val="24"/>
-          <w:szCs w:val="24"/>
-        </w:rPr>
-        <w:t>cannot be accessed</w:t>
-      </w:r>
-      <w:r>
-        <w:rPr>
-          <w:sz w:val="24"/>
-          <w:szCs w:val="24"/>
-        </w:rPr>
-        <w:t xml:space="preserve"> because it has not been initialized. This happens with variables declared using let and const.</w:t>
-      </w:r>
-    </w:p>
-    <w:p>
-      <w:pPr>
-        <w:rPr>
-          <w:b/>
-          <w:bCs/>
-          <w:sz w:val="24"/>
-          <w:szCs w:val="24"/>
-        </w:rPr>
-      </w:pPr>
-      <w:r>
-        <w:rPr>
-          <w:b/>
-          <w:bCs/>
-          <w:sz w:val="24"/>
-          <w:szCs w:val="24"/>
-        </w:rPr>
-        <w:t xml:space="preserve">   </w:t>
-      </w:r>
-      <w:r>
-        <w:rPr>
-          <w:b/>
-          <w:bCs/>
-          <w:sz w:val="24"/>
-          <w:szCs w:val="24"/>
-        </w:rPr>
-        <w:t>How TDZ Works</w:t>
-      </w:r>
-    </w:p>
-    <w:p>
-      <w:pPr>
-        <w:rPr>
-          <w:sz w:val="24"/>
-          <w:szCs w:val="24"/>
-        </w:rPr>
-      </w:pPr>
-      <w:r>
-        <w:rPr>
-          <w:sz w:val="24"/>
-          <w:szCs w:val="24"/>
-        </w:rPr>
-        <w:t xml:space="preserve">When JavaScript executes a script, it hoists the declarations of let and </w:t>
+          <w:sz w:val="24"/>
+          <w:szCs w:val="24"/>
+        </w:rPr>
+        <w:t xml:space="preserve">A </w:t>
+      </w:r>
+      <w:r>
+        <w:rPr>
+          <w:b/>
+          <w:bCs/>
+          <w:sz w:val="24"/>
+          <w:szCs w:val="24"/>
+        </w:rPr>
+        <w:t>block</w:t>
+      </w:r>
+      <w:r>
+        <w:rPr>
+          <w:sz w:val="24"/>
+          <w:szCs w:val="24"/>
+        </w:rPr>
+        <w:t xml:space="preserve"> in JavaScript is a section of code enclosed within </w:t>
+      </w:r>
+      <w:r>
+        <w:rPr>
+          <w:b/>
+          <w:bCs/>
+          <w:sz w:val="24"/>
+          <w:szCs w:val="24"/>
+        </w:rPr>
+        <w:t>curly braces {}</w:t>
+      </w:r>
+      <w:r>
+        <w:rPr>
+          <w:sz w:val="24"/>
+          <w:szCs w:val="24"/>
+        </w:rPr>
+        <w:t>.</w:t>
+      </w:r>
+      <w:r>
+        <w:rPr>
+          <w:sz w:val="24"/>
+          <w:szCs w:val="24"/>
+        </w:rPr>
+        <w:t xml:space="preserve">block is use to combine </w:t>
       </w:r>
       <w:proofErr w:type="spellStart"/>
       <w:r>
@@ -6903,6 +7501,599 @@
           <w:sz w:val="24"/>
           <w:szCs w:val="24"/>
         </w:rPr>
+        <w:t>multible</w:t>
+      </w:r>
+      <w:proofErr w:type="spellEnd"/>
+      <w:r>
+        <w:rPr>
+          <w:sz w:val="24"/>
+          <w:szCs w:val="24"/>
+        </w:rPr>
+        <w:t xml:space="preserve"> </w:t>
+      </w:r>
+      <w:proofErr w:type="spellStart"/>
+      <w:r>
+        <w:rPr>
+          <w:sz w:val="24"/>
+          <w:szCs w:val="24"/>
+        </w:rPr>
+        <w:t>js</w:t>
+      </w:r>
+      <w:proofErr w:type="spellEnd"/>
+      <w:r>
+        <w:rPr>
+          <w:sz w:val="24"/>
+          <w:szCs w:val="24"/>
+        </w:rPr>
+        <w:t xml:space="preserve"> statement into group</w:t>
+      </w:r>
+      <w:r>
+        <w:rPr>
+          <w:sz w:val="24"/>
+          <w:szCs w:val="24"/>
+        </w:rPr>
+        <w:t>.</w:t>
+      </w:r>
+      <w:r>
+        <w:rPr>
+          <w:sz w:val="24"/>
+          <w:szCs w:val="24"/>
+        </w:rPr>
+        <w:t xml:space="preserve"> </w:t>
+      </w:r>
+    </w:p>
+    <w:p>
+      <w:pPr>
+        <w:rPr>
+          <w:sz w:val="24"/>
+          <w:szCs w:val="24"/>
+        </w:rPr>
+      </w:pPr>
+      <w:r>
+        <w:rPr>
+          <w:sz w:val="24"/>
+          <w:szCs w:val="24"/>
+        </w:rPr>
+        <w:t>why do we need group all this statements together?</w:t>
+      </w:r>
+    </w:p>
+    <w:p>
+      <w:pPr>
+        <w:rPr>
+          <w:sz w:val="24"/>
+          <w:szCs w:val="24"/>
+        </w:rPr>
+      </w:pPr>
+      <w:r>
+        <w:rPr>
+          <w:sz w:val="24"/>
+          <w:szCs w:val="24"/>
+        </w:rPr>
+        <w:t xml:space="preserve">We need to group </w:t>
+      </w:r>
+      <w:proofErr w:type="gramStart"/>
+      <w:r>
+        <w:rPr>
+          <w:sz w:val="24"/>
+          <w:szCs w:val="24"/>
+        </w:rPr>
+        <w:t>this statements</w:t>
+      </w:r>
+      <w:proofErr w:type="gramEnd"/>
+      <w:r>
+        <w:rPr>
+          <w:sz w:val="24"/>
+          <w:szCs w:val="24"/>
+        </w:rPr>
+        <w:t xml:space="preserve"> together so that we can use multiples statements in a place where </w:t>
+      </w:r>
+      <w:proofErr w:type="spellStart"/>
+      <w:r>
+        <w:rPr>
+          <w:sz w:val="24"/>
+          <w:szCs w:val="24"/>
+        </w:rPr>
+        <w:t>js</w:t>
+      </w:r>
+      <w:proofErr w:type="spellEnd"/>
+      <w:r>
+        <w:rPr>
+          <w:sz w:val="24"/>
+          <w:szCs w:val="24"/>
+        </w:rPr>
+        <w:t xml:space="preserve"> expects only one statement</w:t>
+      </w:r>
+    </w:p>
+    <w:p>
+      <w:pPr>
+        <w:rPr>
+          <w:sz w:val="24"/>
+          <w:szCs w:val="24"/>
+        </w:rPr>
+      </w:pPr>
+      <w:r>
+        <w:rPr>
+          <w:sz w:val="24"/>
+          <w:szCs w:val="24"/>
+        </w:rPr>
+        <w:t>For.eg if(true) console.log(“hello”) is want to use multiple statement we need {} inside write code</w:t>
+      </w:r>
+    </w:p>
+    <w:p>
+      <w:pPr>
+        <w:rPr>
+          <w:sz w:val="24"/>
+          <w:szCs w:val="24"/>
+        </w:rPr>
+      </w:pPr>
+    </w:p>
+    <w:p>
+      <w:pPr>
+        <w:rPr>
+          <w:b/>
+          <w:bCs/>
+          <w:sz w:val="24"/>
+          <w:szCs w:val="24"/>
+        </w:rPr>
+      </w:pPr>
+      <w:r>
+        <w:rPr>
+          <w:b/>
+          <w:bCs/>
+          <w:sz w:val="24"/>
+          <w:szCs w:val="24"/>
+        </w:rPr>
+        <w:t>22.</w:t>
+      </w:r>
+      <w:r>
+        <w:rPr>
+          <w:b/>
+          <w:bCs/>
+          <w:sz w:val="24"/>
+          <w:szCs w:val="24"/>
+        </w:rPr>
+        <w:t>What is Shadowing in JavaScript?</w:t>
+      </w:r>
+    </w:p>
+    <w:p>
+      <w:pPr>
+        <w:rPr>
+          <w:sz w:val="24"/>
+          <w:szCs w:val="24"/>
+        </w:rPr>
+      </w:pPr>
+      <w:r>
+        <w:rPr>
+          <w:b/>
+          <w:bCs/>
+          <w:sz w:val="24"/>
+          <w:szCs w:val="24"/>
+        </w:rPr>
+        <w:t>Shadowing</w:t>
+      </w:r>
+      <w:r>
+        <w:rPr>
+          <w:sz w:val="24"/>
+          <w:szCs w:val="24"/>
+        </w:rPr>
+        <w:t xml:space="preserve"> in JavaScript occurs when a variable in a </w:t>
+      </w:r>
+      <w:r>
+        <w:rPr>
+          <w:b/>
+          <w:bCs/>
+          <w:sz w:val="24"/>
+          <w:szCs w:val="24"/>
+        </w:rPr>
+        <w:t>local scope</w:t>
+      </w:r>
+      <w:r>
+        <w:rPr>
+          <w:sz w:val="24"/>
+          <w:szCs w:val="24"/>
+        </w:rPr>
+        <w:t xml:space="preserve"> has the </w:t>
+      </w:r>
+      <w:r>
+        <w:rPr>
+          <w:b/>
+          <w:bCs/>
+          <w:sz w:val="24"/>
+          <w:szCs w:val="24"/>
+        </w:rPr>
+        <w:t>same name</w:t>
+      </w:r>
+      <w:r>
+        <w:rPr>
+          <w:sz w:val="24"/>
+          <w:szCs w:val="24"/>
+        </w:rPr>
+        <w:t xml:space="preserve"> as a variable in an </w:t>
+      </w:r>
+      <w:r>
+        <w:rPr>
+          <w:b/>
+          <w:bCs/>
+          <w:sz w:val="24"/>
+          <w:szCs w:val="24"/>
+        </w:rPr>
+        <w:t>outer scope</w:t>
+      </w:r>
+      <w:r>
+        <w:rPr>
+          <w:sz w:val="24"/>
+          <w:szCs w:val="24"/>
+        </w:rPr>
+        <w:t xml:space="preserve">. The inner (local) variable "shadows" or </w:t>
+      </w:r>
+      <w:r>
+        <w:rPr>
+          <w:b/>
+          <w:bCs/>
+          <w:sz w:val="24"/>
+          <w:szCs w:val="24"/>
+        </w:rPr>
+        <w:t>overrides</w:t>
+      </w:r>
+      <w:r>
+        <w:rPr>
+          <w:sz w:val="24"/>
+          <w:szCs w:val="24"/>
+        </w:rPr>
+        <w:t xml:space="preserve"> the outer variable within its scope.</w:t>
+      </w:r>
+    </w:p>
+    <w:p>
+      <w:pPr>
+        <w:rPr>
+          <w:b/>
+          <w:bCs/>
+          <w:sz w:val="24"/>
+          <w:szCs w:val="24"/>
+        </w:rPr>
+      </w:pPr>
+      <w:r>
+        <w:rPr>
+          <w:b/>
+          <w:bCs/>
+          <w:sz w:val="24"/>
+          <w:szCs w:val="24"/>
+        </w:rPr>
+        <w:t xml:space="preserve">23.what </w:t>
+      </w:r>
+      <w:proofErr w:type="gramStart"/>
+      <w:r>
+        <w:rPr>
+          <w:b/>
+          <w:bCs/>
+          <w:sz w:val="24"/>
+          <w:szCs w:val="24"/>
+        </w:rPr>
+        <w:t>is  closure</w:t>
+      </w:r>
+      <w:proofErr w:type="gramEnd"/>
+      <w:r>
+        <w:rPr>
+          <w:b/>
+          <w:bCs/>
+          <w:sz w:val="24"/>
+          <w:szCs w:val="24"/>
+        </w:rPr>
+        <w:t>?</w:t>
+      </w:r>
+    </w:p>
+    <w:p>
+      <w:pPr>
+        <w:rPr>
+          <w:sz w:val="24"/>
+          <w:szCs w:val="24"/>
+        </w:rPr>
+      </w:pPr>
+      <w:proofErr w:type="gramStart"/>
+      <w:r>
+        <w:rPr>
+          <w:sz w:val="24"/>
+          <w:szCs w:val="24"/>
+        </w:rPr>
+        <w:t>Closure :Function</w:t>
+      </w:r>
+      <w:proofErr w:type="gramEnd"/>
+      <w:r>
+        <w:rPr>
+          <w:sz w:val="24"/>
+          <w:szCs w:val="24"/>
+        </w:rPr>
+        <w:t xml:space="preserve"> bundled with its lexical environment is known as a closure. Whenever function is returned, even if </w:t>
+      </w:r>
+      <w:proofErr w:type="gramStart"/>
+      <w:r>
+        <w:rPr>
+          <w:sz w:val="24"/>
+          <w:szCs w:val="24"/>
+        </w:rPr>
+        <w:t>its</w:t>
+      </w:r>
+      <w:proofErr w:type="gramEnd"/>
+      <w:r>
+        <w:rPr>
+          <w:sz w:val="24"/>
+          <w:szCs w:val="24"/>
+        </w:rPr>
+        <w:t xml:space="preserve"> vanished in execution context but still it remembers the reference it was pointing to. </w:t>
+      </w:r>
+      <w:proofErr w:type="spellStart"/>
+      <w:r>
+        <w:rPr>
+          <w:sz w:val="24"/>
+          <w:szCs w:val="24"/>
+        </w:rPr>
+        <w:t>Its</w:t>
+      </w:r>
+      <w:proofErr w:type="spellEnd"/>
+      <w:r>
+        <w:rPr>
+          <w:sz w:val="24"/>
+          <w:szCs w:val="24"/>
+        </w:rPr>
+        <w:t xml:space="preserve"> not just that function alone it returns but the entire closure and that's where it becomes interesting</w:t>
+      </w:r>
+    </w:p>
+    <w:p>
+      <w:pPr>
+        <w:rPr>
+          <w:sz w:val="24"/>
+          <w:szCs w:val="24"/>
+        </w:rPr>
+      </w:pPr>
+      <w:r>
+        <w:rPr>
+          <w:sz w:val="24"/>
+          <w:szCs w:val="24"/>
+        </w:rPr>
+        <w:t xml:space="preserve">function </w:t>
+      </w:r>
+      <w:proofErr w:type="spellStart"/>
+      <w:proofErr w:type="gramStart"/>
+      <w:r>
+        <w:rPr>
+          <w:sz w:val="24"/>
+          <w:szCs w:val="24"/>
+        </w:rPr>
+        <w:t>outerFunction</w:t>
+      </w:r>
+      <w:proofErr w:type="spellEnd"/>
+      <w:r>
+        <w:rPr>
+          <w:sz w:val="24"/>
+          <w:szCs w:val="24"/>
+        </w:rPr>
+        <w:t>(</w:t>
+      </w:r>
+      <w:proofErr w:type="gramEnd"/>
+      <w:r>
+        <w:rPr>
+          <w:sz w:val="24"/>
+          <w:szCs w:val="24"/>
+        </w:rPr>
+        <w:t>) {</w:t>
+      </w:r>
+    </w:p>
+    <w:p>
+      <w:pPr>
+        <w:rPr>
+          <w:sz w:val="24"/>
+          <w:szCs w:val="24"/>
+        </w:rPr>
+      </w:pPr>
+      <w:r>
+        <w:rPr>
+          <w:sz w:val="24"/>
+          <w:szCs w:val="24"/>
+        </w:rPr>
+        <w:t xml:space="preserve">  let </w:t>
+      </w:r>
+      <w:proofErr w:type="spellStart"/>
+      <w:r>
+        <w:rPr>
+          <w:sz w:val="24"/>
+          <w:szCs w:val="24"/>
+        </w:rPr>
+        <w:t>outerVar</w:t>
+      </w:r>
+      <w:proofErr w:type="spellEnd"/>
+      <w:r>
+        <w:rPr>
+          <w:sz w:val="24"/>
+          <w:szCs w:val="24"/>
+        </w:rPr>
+        <w:t xml:space="preserve"> = "I'm from outer";</w:t>
+      </w:r>
+    </w:p>
+    <w:p>
+      <w:pPr>
+        <w:rPr>
+          <w:sz w:val="24"/>
+          <w:szCs w:val="24"/>
+        </w:rPr>
+      </w:pPr>
+      <w:r>
+        <w:rPr>
+          <w:sz w:val="24"/>
+          <w:szCs w:val="24"/>
+        </w:rPr>
+        <w:t xml:space="preserve">  function </w:t>
+      </w:r>
+      <w:proofErr w:type="spellStart"/>
+      <w:proofErr w:type="gramStart"/>
+      <w:r>
+        <w:rPr>
+          <w:sz w:val="24"/>
+          <w:szCs w:val="24"/>
+        </w:rPr>
+        <w:t>innerFunction</w:t>
+      </w:r>
+      <w:proofErr w:type="spellEnd"/>
+      <w:r>
+        <w:rPr>
+          <w:sz w:val="24"/>
+          <w:szCs w:val="24"/>
+        </w:rPr>
+        <w:t>(</w:t>
+      </w:r>
+      <w:proofErr w:type="gramEnd"/>
+      <w:r>
+        <w:rPr>
+          <w:sz w:val="24"/>
+          <w:szCs w:val="24"/>
+        </w:rPr>
+        <w:t>) {</w:t>
+      </w:r>
+    </w:p>
+    <w:p>
+      <w:pPr>
+        <w:rPr>
+          <w:sz w:val="24"/>
+          <w:szCs w:val="24"/>
+        </w:rPr>
+      </w:pPr>
+      <w:r>
+        <w:rPr>
+          <w:sz w:val="24"/>
+          <w:szCs w:val="24"/>
+        </w:rPr>
+        <w:t xml:space="preserve">    console.log(</w:t>
+      </w:r>
+      <w:proofErr w:type="spellStart"/>
+      <w:r>
+        <w:rPr>
+          <w:sz w:val="24"/>
+          <w:szCs w:val="24"/>
+        </w:rPr>
+        <w:t>outerVar</w:t>
+      </w:r>
+      <w:proofErr w:type="spellEnd"/>
+      <w:r>
+        <w:rPr>
+          <w:sz w:val="24"/>
+          <w:szCs w:val="24"/>
+        </w:rPr>
+        <w:t xml:space="preserve">); // </w:t>
+      </w:r>
+      <w:r>
+        <w:rPr>
+          <w:rFonts w:ascii="Segoe UI Emoji" w:hAnsi="Segoe UI Emoji" w:cs="Segoe UI Emoji"/>
+          <w:sz w:val="24"/>
+          <w:szCs w:val="24"/>
+        </w:rPr>
+        <w:t>✅</w:t>
+      </w:r>
+      <w:r>
+        <w:rPr>
+          <w:sz w:val="24"/>
+          <w:szCs w:val="24"/>
+        </w:rPr>
+        <w:t xml:space="preserve"> Can access </w:t>
+      </w:r>
+      <w:proofErr w:type="spellStart"/>
+      <w:r>
+        <w:rPr>
+          <w:sz w:val="24"/>
+          <w:szCs w:val="24"/>
+        </w:rPr>
+        <w:t>outerVar</w:t>
+      </w:r>
+      <w:proofErr w:type="spellEnd"/>
+    </w:p>
+    <w:p>
+      <w:pPr>
+        <w:rPr>
+          <w:sz w:val="24"/>
+          <w:szCs w:val="24"/>
+        </w:rPr>
+      </w:pPr>
+      <w:r>
+        <w:rPr>
+          <w:sz w:val="24"/>
+          <w:szCs w:val="24"/>
+        </w:rPr>
+        <w:t xml:space="preserve">  }</w:t>
+      </w:r>
+    </w:p>
+    <w:p>
+      <w:pPr>
+        <w:rPr>
+          <w:sz w:val="24"/>
+          <w:szCs w:val="24"/>
+        </w:rPr>
+      </w:pPr>
+    </w:p>
+    <w:p>
+      <w:pPr>
+        <w:rPr>
+          <w:sz w:val="24"/>
+          <w:szCs w:val="24"/>
+        </w:rPr>
+      </w:pPr>
+      <w:r>
+        <w:rPr>
+          <w:sz w:val="24"/>
+          <w:szCs w:val="24"/>
+        </w:rPr>
+        <w:t xml:space="preserve">  return </w:t>
+      </w:r>
+      <w:proofErr w:type="spellStart"/>
+      <w:r>
+        <w:rPr>
+          <w:sz w:val="24"/>
+          <w:szCs w:val="24"/>
+        </w:rPr>
+        <w:t>innerFunction</w:t>
+      </w:r>
+      <w:proofErr w:type="spellEnd"/>
+      <w:r>
+        <w:rPr>
+          <w:sz w:val="24"/>
+          <w:szCs w:val="24"/>
+        </w:rPr>
+        <w:t>; // Returning the inner function</w:t>
+      </w:r>
+    </w:p>
+    <w:p>
+      <w:pPr>
+        <w:rPr>
+          <w:sz w:val="24"/>
+          <w:szCs w:val="24"/>
+        </w:rPr>
+      </w:pPr>
+      <w:r>
+        <w:rPr>
+          <w:sz w:val="24"/>
+          <w:szCs w:val="24"/>
+        </w:rPr>
+        <w:t>}</w:t>
+      </w:r>
+    </w:p>
+    <w:p>
+      <w:pPr>
+        <w:rPr>
+          <w:sz w:val="24"/>
+          <w:szCs w:val="24"/>
+        </w:rPr>
+      </w:pPr>
+    </w:p>
+    <w:p>
+      <w:pPr>
+        <w:rPr>
+          <w:sz w:val="24"/>
+          <w:szCs w:val="24"/>
+        </w:rPr>
+      </w:pPr>
+      <w:proofErr w:type="spellStart"/>
+      <w:r>
+        <w:rPr>
+          <w:sz w:val="24"/>
+          <w:szCs w:val="24"/>
+        </w:rPr>
         <w:t>const</w:t>
       </w:r>
       <w:proofErr w:type="spellEnd"/>
@@ -6911,33 +8102,15 @@
           <w:sz w:val="24"/>
           <w:szCs w:val="24"/>
         </w:rPr>
-        <w:t xml:space="preserve"> to the top of their scope </w:t>
-      </w:r>
-      <w:r>
-        <w:rPr>
-          <w:b/>
-          <w:bCs/>
-          <w:sz w:val="24"/>
-          <w:szCs w:val="24"/>
-        </w:rPr>
-        <w:t>but does not initialize them</w:t>
-      </w:r>
-      <w:r>
-        <w:rPr>
-          <w:sz w:val="24"/>
-          <w:szCs w:val="24"/>
-        </w:rPr>
-        <w:t xml:space="preserve">. Accessing them before initialization results in a </w:t>
+        <w:t xml:space="preserve"> </w:t>
       </w:r>
       <w:proofErr w:type="spellStart"/>
       <w:r>
         <w:rPr>
-          <w:b/>
-          <w:bCs/>
-          <w:sz w:val="24"/>
-          <w:szCs w:val="24"/>
-        </w:rPr>
-        <w:t>ReferenceError</w:t>
+          <w:sz w:val="24"/>
+          <w:szCs w:val="24"/>
+        </w:rPr>
+        <w:t>myClosure</w:t>
       </w:r>
       <w:proofErr w:type="spellEnd"/>
       <w:r>
@@ -6945,86 +8118,167 @@
           <w:sz w:val="24"/>
           <w:szCs w:val="24"/>
         </w:rPr>
-        <w:t>.</w:t>
-      </w:r>
-    </w:p>
-    <w:p>
-      <w:pPr>
-        <w:rPr>
-          <w:sz w:val="24"/>
-          <w:szCs w:val="24"/>
-        </w:rPr>
-      </w:pPr>
-      <w:r>
-        <w:rPr>
-          <w:sz w:val="24"/>
-          <w:szCs w:val="24"/>
-        </w:rPr>
-        <w:t>22. what is block?</w:t>
-      </w:r>
-    </w:p>
-    <w:p>
-      <w:pPr>
-        <w:rPr>
-          <w:sz w:val="24"/>
-          <w:szCs w:val="24"/>
-        </w:rPr>
-      </w:pPr>
-      <w:r>
-        <w:rPr>
-          <w:sz w:val="24"/>
-          <w:szCs w:val="24"/>
-        </w:rPr>
-        <w:t>Ans :</w:t>
-      </w:r>
-      <w:r>
+        <w:t xml:space="preserve"> = </w:t>
+      </w:r>
+      <w:proofErr w:type="spellStart"/>
+      <w:proofErr w:type="gramStart"/>
+      <w:r>
+        <w:rPr>
+          <w:sz w:val="24"/>
+          <w:szCs w:val="24"/>
+        </w:rPr>
+        <w:t>outerFunction</w:t>
+      </w:r>
+      <w:proofErr w:type="spellEnd"/>
+      <w:r>
+        <w:rPr>
+          <w:sz w:val="24"/>
+          <w:szCs w:val="24"/>
+        </w:rPr>
+        <w:t>(</w:t>
+      </w:r>
+      <w:proofErr w:type="gramEnd"/>
+      <w:r>
+        <w:rPr>
+          <w:sz w:val="24"/>
+          <w:szCs w:val="24"/>
+        </w:rPr>
+        <w:t xml:space="preserve">); // </w:t>
+      </w:r>
+      <w:proofErr w:type="spellStart"/>
+      <w:r>
+        <w:rPr>
+          <w:sz w:val="24"/>
+          <w:szCs w:val="24"/>
+        </w:rPr>
+        <w:t>outerFunction</w:t>
+      </w:r>
+      <w:proofErr w:type="spellEnd"/>
+      <w:r>
+        <w:rPr>
+          <w:sz w:val="24"/>
+          <w:szCs w:val="24"/>
+        </w:rPr>
+        <w:t xml:space="preserve"> executes and returns </w:t>
+      </w:r>
+      <w:proofErr w:type="spellStart"/>
+      <w:r>
+        <w:rPr>
+          <w:sz w:val="24"/>
+          <w:szCs w:val="24"/>
+        </w:rPr>
+        <w:t>innerFunction</w:t>
+      </w:r>
+      <w:proofErr w:type="spellEnd"/>
+    </w:p>
+    <w:p>
+      <w:pPr>
+        <w:rPr>
+          <w:sz w:val="24"/>
+          <w:szCs w:val="24"/>
+        </w:rPr>
+      </w:pPr>
+      <w:proofErr w:type="spellStart"/>
+      <w:proofErr w:type="gramStart"/>
+      <w:r>
+        <w:rPr>
+          <w:sz w:val="24"/>
+          <w:szCs w:val="24"/>
+        </w:rPr>
+        <w:t>myClosure</w:t>
+      </w:r>
+      <w:proofErr w:type="spellEnd"/>
+      <w:r>
+        <w:rPr>
+          <w:sz w:val="24"/>
+          <w:szCs w:val="24"/>
+        </w:rPr>
+        <w:t>(</w:t>
+      </w:r>
+      <w:proofErr w:type="gramEnd"/>
+      <w:r>
+        <w:rPr>
+          <w:sz w:val="24"/>
+          <w:szCs w:val="24"/>
+        </w:rPr>
+        <w:t xml:space="preserve">); // </w:t>
+      </w:r>
+      <w:r>
+        <w:rPr>
+          <w:rFonts w:ascii="Segoe UI Emoji" w:hAnsi="Segoe UI Emoji" w:cs="Segoe UI Emoji"/>
+          <w:sz w:val="24"/>
+          <w:szCs w:val="24"/>
+        </w:rPr>
+        <w:t>✅</w:t>
+      </w:r>
+      <w:r>
+        <w:rPr>
+          <w:sz w:val="24"/>
+          <w:szCs w:val="24"/>
+        </w:rPr>
+        <w:t xml:space="preserve"> "I'm from outer" (</w:t>
+      </w:r>
+      <w:proofErr w:type="spellStart"/>
+      <w:r>
+        <w:rPr>
+          <w:sz w:val="24"/>
+          <w:szCs w:val="24"/>
+        </w:rPr>
+        <w:t>innerFunction</w:t>
+      </w:r>
+      <w:proofErr w:type="spellEnd"/>
+      <w:r>
+        <w:rPr>
+          <w:sz w:val="24"/>
+          <w:szCs w:val="24"/>
+        </w:rPr>
+        <w:t xml:space="preserve"> still remembers </w:t>
+      </w:r>
+      <w:proofErr w:type="spellStart"/>
+      <w:r>
+        <w:rPr>
+          <w:sz w:val="24"/>
+          <w:szCs w:val="24"/>
+        </w:rPr>
+        <w:t>outerVar</w:t>
+      </w:r>
+      <w:proofErr w:type="spellEnd"/>
+      <w:r>
+        <w:rPr>
+          <w:sz w:val="24"/>
+          <w:szCs w:val="24"/>
+        </w:rPr>
+        <w:t>)</w:t>
+      </w:r>
+      <w:r>
+        <w:rPr>
+          <w:sz w:val="24"/>
+          <w:szCs w:val="24"/>
+        </w:rPr>
         <w:t xml:space="preserve"> </w:t>
       </w:r>
-      <w:r>
-        <w:rPr>
-          <w:sz w:val="24"/>
-          <w:szCs w:val="24"/>
-        </w:rPr>
-        <w:t xml:space="preserve">A </w:t>
-      </w:r>
-      <w:r>
-        <w:rPr>
-          <w:b/>
-          <w:bCs/>
-          <w:sz w:val="24"/>
-          <w:szCs w:val="24"/>
-        </w:rPr>
-        <w:t>block</w:t>
-      </w:r>
-      <w:r>
-        <w:rPr>
-          <w:sz w:val="24"/>
-          <w:szCs w:val="24"/>
-        </w:rPr>
-        <w:t xml:space="preserve"> in JavaScript is a section of code enclosed within </w:t>
-      </w:r>
-      <w:r>
-        <w:rPr>
-          <w:b/>
-          <w:bCs/>
-          <w:sz w:val="24"/>
-          <w:szCs w:val="24"/>
-        </w:rPr>
-        <w:t>curly braces {}</w:t>
-      </w:r>
-      <w:r>
-        <w:rPr>
-          <w:sz w:val="24"/>
-          <w:szCs w:val="24"/>
-        </w:rPr>
-        <w:t>.</w:t>
-      </w:r>
-      <w:r>
-        <w:rPr>
-          <w:sz w:val="24"/>
-          <w:szCs w:val="24"/>
-        </w:rPr>
-        <w:t xml:space="preserve">block is use to combine </w:t>
+    </w:p>
+    <w:p>
+      <w:pPr>
+        <w:rPr>
+          <w:sz w:val="24"/>
+          <w:szCs w:val="24"/>
+        </w:rPr>
+      </w:pPr>
+    </w:p>
+    <w:p>
+      <w:pPr>
+        <w:rPr>
+          <w:sz w:val="24"/>
+          <w:szCs w:val="24"/>
+        </w:rPr>
+      </w:pPr>
+      <w:r>
+        <w:rPr>
+          <w:sz w:val="24"/>
+          <w:szCs w:val="24"/>
+        </w:rPr>
+        <w:t xml:space="preserve">// ye lexical environment </w:t>
       </w:r>
       <w:proofErr w:type="spellStart"/>
       <w:r>
@@ -7032,7 +8286,7 @@
           <w:sz w:val="24"/>
           <w:szCs w:val="24"/>
         </w:rPr>
-        <w:t>multible</w:t>
+        <w:t>ke</w:t>
       </w:r>
       <w:proofErr w:type="spellEnd"/>
       <w:r>
@@ -7040,6 +8294,22 @@
           <w:sz w:val="24"/>
           <w:szCs w:val="24"/>
         </w:rPr>
+        <w:t xml:space="preserve"> sat return </w:t>
+      </w:r>
+      <w:proofErr w:type="spellStart"/>
+      <w:r>
+        <w:rPr>
+          <w:sz w:val="24"/>
+          <w:szCs w:val="24"/>
+        </w:rPr>
+        <w:t>hota</w:t>
+      </w:r>
+      <w:proofErr w:type="spellEnd"/>
+      <w:r>
+        <w:rPr>
+          <w:sz w:val="24"/>
+          <w:szCs w:val="24"/>
+        </w:rPr>
         <w:t xml:space="preserve"> </w:t>
       </w:r>
       <w:proofErr w:type="spellStart"/>
@@ -7048,719 +8318,24 @@
           <w:sz w:val="24"/>
           <w:szCs w:val="24"/>
         </w:rPr>
-        <w:t>js</w:t>
+        <w:t>hai</w:t>
       </w:r>
       <w:proofErr w:type="spellEnd"/>
-      <w:r>
-        <w:rPr>
-          <w:sz w:val="24"/>
-          <w:szCs w:val="24"/>
-        </w:rPr>
-        <w:t xml:space="preserve"> statement into group</w:t>
-      </w:r>
-      <w:r>
-        <w:rPr>
-          <w:sz w:val="24"/>
-          <w:szCs w:val="24"/>
-        </w:rPr>
-        <w:t>.</w:t>
-      </w:r>
-      <w:r>
-        <w:rPr>
-          <w:sz w:val="24"/>
-          <w:szCs w:val="24"/>
-        </w:rPr>
-        <w:t xml:space="preserve"> </w:t>
-      </w:r>
-    </w:p>
-    <w:p>
-      <w:pPr>
-        <w:rPr>
-          <w:sz w:val="24"/>
-          <w:szCs w:val="24"/>
-        </w:rPr>
-      </w:pPr>
-      <w:r>
-        <w:rPr>
-          <w:sz w:val="24"/>
-          <w:szCs w:val="24"/>
-        </w:rPr>
-        <w:t>why do we need group all this statements together?</w:t>
-      </w:r>
-    </w:p>
-    <w:p>
-      <w:pPr>
-        <w:rPr>
-          <w:sz w:val="24"/>
-          <w:szCs w:val="24"/>
-        </w:rPr>
-      </w:pPr>
-      <w:r>
-        <w:rPr>
-          <w:sz w:val="24"/>
-          <w:szCs w:val="24"/>
-        </w:rPr>
-        <w:t xml:space="preserve">We need to group this statements together so that we can use multiples statements in a place where </w:t>
-      </w:r>
-      <w:proofErr w:type="spellStart"/>
-      <w:r>
-        <w:rPr>
-          <w:sz w:val="24"/>
-          <w:szCs w:val="24"/>
-        </w:rPr>
-        <w:t>js</w:t>
-      </w:r>
-      <w:proofErr w:type="spellEnd"/>
-      <w:r>
-        <w:rPr>
-          <w:sz w:val="24"/>
-          <w:szCs w:val="24"/>
-        </w:rPr>
-        <w:t xml:space="preserve"> expects only one statement</w:t>
-      </w:r>
-    </w:p>
-    <w:p>
-      <w:pPr>
-        <w:rPr>
-          <w:sz w:val="24"/>
-          <w:szCs w:val="24"/>
-        </w:rPr>
-      </w:pPr>
-      <w:r>
-        <w:rPr>
-          <w:sz w:val="24"/>
-          <w:szCs w:val="24"/>
-        </w:rPr>
-        <w:t>For.eg if(true) console.log(“hello”) is want to use multiple statement we need {} inside write code</w:t>
-      </w:r>
-    </w:p>
-    <w:p>
-      <w:pPr>
-        <w:rPr>
-          <w:sz w:val="24"/>
-          <w:szCs w:val="24"/>
-        </w:rPr>
-      </w:pPr>
-    </w:p>
-    <w:p>
-      <w:pPr>
-        <w:rPr>
-          <w:b/>
-          <w:bCs/>
-          <w:sz w:val="24"/>
-          <w:szCs w:val="24"/>
-        </w:rPr>
-      </w:pPr>
-      <w:r>
-        <w:rPr>
-          <w:b/>
-          <w:bCs/>
-          <w:sz w:val="24"/>
-          <w:szCs w:val="24"/>
-        </w:rPr>
-        <w:t>22.</w:t>
-      </w:r>
-      <w:r>
-        <w:rPr>
-          <w:b/>
-          <w:bCs/>
-          <w:sz w:val="24"/>
-          <w:szCs w:val="24"/>
-        </w:rPr>
-        <w:t>What is Shadowing in JavaScript?</w:t>
-      </w:r>
-    </w:p>
-    <w:p>
-      <w:pPr>
-        <w:rPr>
-          <w:sz w:val="24"/>
-          <w:szCs w:val="24"/>
-        </w:rPr>
-      </w:pPr>
-      <w:r>
-        <w:rPr>
-          <w:b/>
-          <w:bCs/>
-          <w:sz w:val="24"/>
-          <w:szCs w:val="24"/>
-        </w:rPr>
-        <w:t>Shadowing</w:t>
-      </w:r>
-      <w:r>
-        <w:rPr>
-          <w:sz w:val="24"/>
-          <w:szCs w:val="24"/>
-        </w:rPr>
-        <w:t xml:space="preserve"> in JavaScript occurs when a variable in a </w:t>
-      </w:r>
-      <w:r>
-        <w:rPr>
-          <w:b/>
-          <w:bCs/>
-          <w:sz w:val="24"/>
-          <w:szCs w:val="24"/>
-        </w:rPr>
-        <w:t>local scope</w:t>
-      </w:r>
-      <w:r>
-        <w:rPr>
-          <w:sz w:val="24"/>
-          <w:szCs w:val="24"/>
-        </w:rPr>
-        <w:t xml:space="preserve"> has the </w:t>
-      </w:r>
-      <w:r>
-        <w:rPr>
-          <w:b/>
-          <w:bCs/>
-          <w:sz w:val="24"/>
-          <w:szCs w:val="24"/>
-        </w:rPr>
-        <w:t>same name</w:t>
-      </w:r>
-      <w:r>
-        <w:rPr>
-          <w:sz w:val="24"/>
-          <w:szCs w:val="24"/>
-        </w:rPr>
-        <w:t xml:space="preserve"> as a variable in an </w:t>
-      </w:r>
-      <w:r>
-        <w:rPr>
-          <w:b/>
-          <w:bCs/>
-          <w:sz w:val="24"/>
-          <w:szCs w:val="24"/>
-        </w:rPr>
-        <w:t>outer scope</w:t>
-      </w:r>
-      <w:r>
-        <w:rPr>
-          <w:sz w:val="24"/>
-          <w:szCs w:val="24"/>
-        </w:rPr>
-        <w:t xml:space="preserve">. The inner (local) variable "shadows" or </w:t>
-      </w:r>
-      <w:r>
-        <w:rPr>
-          <w:b/>
-          <w:bCs/>
-          <w:sz w:val="24"/>
-          <w:szCs w:val="24"/>
-        </w:rPr>
-        <w:t>overrides</w:t>
-      </w:r>
-      <w:r>
-        <w:rPr>
-          <w:sz w:val="24"/>
-          <w:szCs w:val="24"/>
-        </w:rPr>
-        <w:t xml:space="preserve"> the outer variable within its scope.</w:t>
-      </w:r>
-    </w:p>
-    <w:p>
-      <w:pPr>
-        <w:rPr>
-          <w:b/>
-          <w:bCs/>
-          <w:sz w:val="24"/>
-          <w:szCs w:val="24"/>
-        </w:rPr>
-      </w:pPr>
-      <w:r>
-        <w:rPr>
-          <w:b/>
-          <w:bCs/>
-          <w:sz w:val="24"/>
-          <w:szCs w:val="24"/>
-        </w:rPr>
-        <w:t>23.what is  closure?</w:t>
-      </w:r>
-    </w:p>
-    <w:p>
-      <w:pPr>
-        <w:rPr>
-          <w:sz w:val="24"/>
-          <w:szCs w:val="24"/>
-        </w:rPr>
-      </w:pPr>
-      <w:r>
-        <w:rPr>
-          <w:sz w:val="24"/>
-          <w:szCs w:val="24"/>
-        </w:rPr>
-        <w:t xml:space="preserve">Closure :Function bundled with its lexical environment is known as a closure. Whenever function is returned, even if its vanished in execution context but still it remembers the reference it was pointing to. </w:t>
-      </w:r>
-      <w:proofErr w:type="spellStart"/>
-      <w:r>
-        <w:rPr>
-          <w:sz w:val="24"/>
-          <w:szCs w:val="24"/>
-        </w:rPr>
-        <w:t>Its</w:t>
-      </w:r>
-      <w:proofErr w:type="spellEnd"/>
-      <w:r>
-        <w:rPr>
-          <w:sz w:val="24"/>
-          <w:szCs w:val="24"/>
-        </w:rPr>
-        <w:t xml:space="preserve"> not just that function alone it returns but the entire closure and that's where it becomes interesting</w:t>
-      </w:r>
-    </w:p>
-    <w:p>
-      <w:pPr>
-        <w:rPr>
-          <w:sz w:val="24"/>
-          <w:szCs w:val="24"/>
-        </w:rPr>
-      </w:pPr>
-      <w:r>
-        <w:rPr>
-          <w:sz w:val="24"/>
-          <w:szCs w:val="24"/>
-        </w:rPr>
-        <w:t xml:space="preserve">function </w:t>
-      </w:r>
-      <w:proofErr w:type="spellStart"/>
-      <w:r>
-        <w:rPr>
-          <w:sz w:val="24"/>
-          <w:szCs w:val="24"/>
-        </w:rPr>
-        <w:t>outerFunction</w:t>
-      </w:r>
-      <w:proofErr w:type="spellEnd"/>
-      <w:r>
-        <w:rPr>
-          <w:sz w:val="24"/>
-          <w:szCs w:val="24"/>
-        </w:rPr>
-        <w:t>() {</w:t>
-      </w:r>
-    </w:p>
-    <w:p>
-      <w:pPr>
-        <w:rPr>
-          <w:sz w:val="24"/>
-          <w:szCs w:val="24"/>
-        </w:rPr>
-      </w:pPr>
-      <w:r>
-        <w:rPr>
-          <w:sz w:val="24"/>
-          <w:szCs w:val="24"/>
-        </w:rPr>
-        <w:t xml:space="preserve">  let </w:t>
-      </w:r>
-      <w:proofErr w:type="spellStart"/>
-      <w:r>
-        <w:rPr>
-          <w:sz w:val="24"/>
-          <w:szCs w:val="24"/>
-        </w:rPr>
-        <w:t>outerVar</w:t>
-      </w:r>
-      <w:proofErr w:type="spellEnd"/>
-      <w:r>
-        <w:rPr>
-          <w:sz w:val="24"/>
-          <w:szCs w:val="24"/>
-        </w:rPr>
-        <w:t xml:space="preserve"> = "I'm from outer";</w:t>
-      </w:r>
-    </w:p>
-    <w:p>
-      <w:pPr>
-        <w:rPr>
-          <w:sz w:val="24"/>
-          <w:szCs w:val="24"/>
-        </w:rPr>
-      </w:pPr>
-      <w:r>
-        <w:rPr>
-          <w:sz w:val="24"/>
-          <w:szCs w:val="24"/>
-        </w:rPr>
-        <w:t xml:space="preserve">  function </w:t>
-      </w:r>
-      <w:proofErr w:type="spellStart"/>
-      <w:r>
-        <w:rPr>
-          <w:sz w:val="24"/>
-          <w:szCs w:val="24"/>
-        </w:rPr>
-        <w:t>innerFunction</w:t>
-      </w:r>
-      <w:proofErr w:type="spellEnd"/>
-      <w:r>
-        <w:rPr>
-          <w:sz w:val="24"/>
-          <w:szCs w:val="24"/>
-        </w:rPr>
-        <w:t>() {</w:t>
-      </w:r>
-    </w:p>
-    <w:p>
-      <w:pPr>
-        <w:rPr>
-          <w:sz w:val="24"/>
-          <w:szCs w:val="24"/>
-        </w:rPr>
-      </w:pPr>
-      <w:r>
-        <w:rPr>
-          <w:sz w:val="24"/>
-          <w:szCs w:val="24"/>
-        </w:rPr>
-        <w:t xml:space="preserve">    console.log(</w:t>
-      </w:r>
-      <w:proofErr w:type="spellStart"/>
-      <w:r>
-        <w:rPr>
-          <w:sz w:val="24"/>
-          <w:szCs w:val="24"/>
-        </w:rPr>
-        <w:t>outerVar</w:t>
-      </w:r>
-      <w:proofErr w:type="spellEnd"/>
-      <w:r>
-        <w:rPr>
-          <w:sz w:val="24"/>
-          <w:szCs w:val="24"/>
-        </w:rPr>
-        <w:t xml:space="preserve">); // </w:t>
-      </w:r>
-      <w:r>
-        <w:rPr>
-          <w:rFonts w:ascii="Segoe UI Emoji" w:hAnsi="Segoe UI Emoji" w:cs="Segoe UI Emoji"/>
-          <w:sz w:val="24"/>
-          <w:szCs w:val="24"/>
-        </w:rPr>
-        <w:t>✅</w:t>
-      </w:r>
-      <w:r>
-        <w:rPr>
-          <w:sz w:val="24"/>
-          <w:szCs w:val="24"/>
-        </w:rPr>
-        <w:t xml:space="preserve"> Can access </w:t>
-      </w:r>
-      <w:proofErr w:type="spellStart"/>
-      <w:r>
-        <w:rPr>
-          <w:sz w:val="24"/>
-          <w:szCs w:val="24"/>
-        </w:rPr>
-        <w:t>outerVar</w:t>
-      </w:r>
-      <w:proofErr w:type="spellEnd"/>
-    </w:p>
-    <w:p>
-      <w:pPr>
-        <w:rPr>
-          <w:sz w:val="24"/>
-          <w:szCs w:val="24"/>
-        </w:rPr>
-      </w:pPr>
-      <w:r>
-        <w:rPr>
-          <w:sz w:val="24"/>
-          <w:szCs w:val="24"/>
-        </w:rPr>
-        <w:t xml:space="preserve">  }</w:t>
-      </w:r>
-    </w:p>
-    <w:p>
-      <w:pPr>
-        <w:rPr>
-          <w:sz w:val="24"/>
-          <w:szCs w:val="24"/>
-        </w:rPr>
-      </w:pPr>
-    </w:p>
-    <w:p>
-      <w:pPr>
-        <w:rPr>
-          <w:sz w:val="24"/>
-          <w:szCs w:val="24"/>
-        </w:rPr>
-      </w:pPr>
-      <w:r>
-        <w:rPr>
-          <w:sz w:val="24"/>
-          <w:szCs w:val="24"/>
-        </w:rPr>
-        <w:t xml:space="preserve">  return </w:t>
-      </w:r>
-      <w:proofErr w:type="spellStart"/>
-      <w:r>
-        <w:rPr>
-          <w:sz w:val="24"/>
-          <w:szCs w:val="24"/>
-        </w:rPr>
-        <w:t>innerFunction</w:t>
-      </w:r>
-      <w:proofErr w:type="spellEnd"/>
-      <w:r>
-        <w:rPr>
-          <w:sz w:val="24"/>
-          <w:szCs w:val="24"/>
-        </w:rPr>
-        <w:t>; // Returning the inner function</w:t>
-      </w:r>
-    </w:p>
-    <w:p>
-      <w:pPr>
-        <w:rPr>
-          <w:sz w:val="24"/>
-          <w:szCs w:val="24"/>
-        </w:rPr>
-      </w:pPr>
-      <w:r>
-        <w:rPr>
-          <w:sz w:val="24"/>
-          <w:szCs w:val="24"/>
-        </w:rPr>
-        <w:t>}</w:t>
-      </w:r>
-    </w:p>
-    <w:p>
-      <w:pPr>
-        <w:rPr>
-          <w:sz w:val="24"/>
-          <w:szCs w:val="24"/>
-        </w:rPr>
-      </w:pPr>
-    </w:p>
-    <w:p>
-      <w:pPr>
-        <w:rPr>
-          <w:sz w:val="24"/>
-          <w:szCs w:val="24"/>
-        </w:rPr>
-      </w:pPr>
-      <w:proofErr w:type="spellStart"/>
-      <w:r>
-        <w:rPr>
-          <w:sz w:val="24"/>
-          <w:szCs w:val="24"/>
-        </w:rPr>
-        <w:t>const</w:t>
-      </w:r>
-      <w:proofErr w:type="spellEnd"/>
-      <w:r>
-        <w:rPr>
-          <w:sz w:val="24"/>
-          <w:szCs w:val="24"/>
-        </w:rPr>
-        <w:t xml:space="preserve"> </w:t>
-      </w:r>
-      <w:proofErr w:type="spellStart"/>
-      <w:r>
-        <w:rPr>
-          <w:sz w:val="24"/>
-          <w:szCs w:val="24"/>
-        </w:rPr>
-        <w:t>myClosure</w:t>
-      </w:r>
-      <w:proofErr w:type="spellEnd"/>
-      <w:r>
-        <w:rPr>
-          <w:sz w:val="24"/>
-          <w:szCs w:val="24"/>
-        </w:rPr>
-        <w:t xml:space="preserve"> = </w:t>
-      </w:r>
-      <w:proofErr w:type="spellStart"/>
-      <w:r>
-        <w:rPr>
-          <w:sz w:val="24"/>
-          <w:szCs w:val="24"/>
-        </w:rPr>
-        <w:t>outerFunction</w:t>
-      </w:r>
-      <w:proofErr w:type="spellEnd"/>
-      <w:r>
-        <w:rPr>
-          <w:sz w:val="24"/>
-          <w:szCs w:val="24"/>
-        </w:rPr>
-        <w:t xml:space="preserve">(); // </w:t>
-      </w:r>
-      <w:proofErr w:type="spellStart"/>
-      <w:r>
-        <w:rPr>
-          <w:sz w:val="24"/>
-          <w:szCs w:val="24"/>
-        </w:rPr>
-        <w:t>outerFunction</w:t>
-      </w:r>
-      <w:proofErr w:type="spellEnd"/>
-      <w:r>
-        <w:rPr>
-          <w:sz w:val="24"/>
-          <w:szCs w:val="24"/>
-        </w:rPr>
-        <w:t xml:space="preserve"> executes and returns </w:t>
-      </w:r>
-      <w:proofErr w:type="spellStart"/>
-      <w:r>
-        <w:rPr>
-          <w:sz w:val="24"/>
-          <w:szCs w:val="24"/>
-        </w:rPr>
-        <w:t>innerFunction</w:t>
-      </w:r>
-      <w:proofErr w:type="spellEnd"/>
-    </w:p>
-    <w:p>
-      <w:pPr>
-        <w:rPr>
-          <w:sz w:val="24"/>
-          <w:szCs w:val="24"/>
-        </w:rPr>
-      </w:pPr>
-      <w:proofErr w:type="spellStart"/>
-      <w:r>
-        <w:rPr>
-          <w:sz w:val="24"/>
-          <w:szCs w:val="24"/>
-        </w:rPr>
-        <w:t>myClosure</w:t>
-      </w:r>
-      <w:proofErr w:type="spellEnd"/>
-      <w:r>
-        <w:rPr>
-          <w:sz w:val="24"/>
-          <w:szCs w:val="24"/>
-        </w:rPr>
-        <w:t xml:space="preserve">(); // </w:t>
-      </w:r>
-      <w:r>
-        <w:rPr>
-          <w:rFonts w:ascii="Segoe UI Emoji" w:hAnsi="Segoe UI Emoji" w:cs="Segoe UI Emoji"/>
-          <w:sz w:val="24"/>
-          <w:szCs w:val="24"/>
-        </w:rPr>
-        <w:t>✅</w:t>
-      </w:r>
-      <w:r>
-        <w:rPr>
-          <w:sz w:val="24"/>
-          <w:szCs w:val="24"/>
-        </w:rPr>
-        <w:t xml:space="preserve"> "I'm from outer" (</w:t>
-      </w:r>
-      <w:proofErr w:type="spellStart"/>
-      <w:r>
-        <w:rPr>
-          <w:sz w:val="24"/>
-          <w:szCs w:val="24"/>
-        </w:rPr>
-        <w:t>innerFunction</w:t>
-      </w:r>
-      <w:proofErr w:type="spellEnd"/>
-      <w:r>
-        <w:rPr>
-          <w:sz w:val="24"/>
-          <w:szCs w:val="24"/>
-        </w:rPr>
-        <w:t xml:space="preserve"> still remembers </w:t>
-      </w:r>
-      <w:proofErr w:type="spellStart"/>
-      <w:r>
-        <w:rPr>
-          <w:sz w:val="24"/>
-          <w:szCs w:val="24"/>
-        </w:rPr>
-        <w:t>outerVar</w:t>
-      </w:r>
-      <w:proofErr w:type="spellEnd"/>
-      <w:r>
-        <w:rPr>
-          <w:sz w:val="24"/>
-          <w:szCs w:val="24"/>
-        </w:rPr>
-        <w:t>)</w:t>
-      </w:r>
-      <w:r>
-        <w:rPr>
-          <w:sz w:val="24"/>
-          <w:szCs w:val="24"/>
-        </w:rPr>
-        <w:t xml:space="preserve"> </w:t>
-      </w:r>
-    </w:p>
-    <w:p>
-      <w:pPr>
-        <w:rPr>
-          <w:sz w:val="24"/>
-          <w:szCs w:val="24"/>
-        </w:rPr>
-      </w:pPr>
-    </w:p>
-    <w:p>
-      <w:pPr>
-        <w:rPr>
-          <w:sz w:val="24"/>
-          <w:szCs w:val="24"/>
-        </w:rPr>
-      </w:pPr>
-      <w:r>
-        <w:rPr>
-          <w:sz w:val="24"/>
-          <w:szCs w:val="24"/>
-        </w:rPr>
-        <w:t xml:space="preserve">// ye lexical environment </w:t>
-      </w:r>
-      <w:proofErr w:type="spellStart"/>
-      <w:r>
-        <w:rPr>
-          <w:sz w:val="24"/>
-          <w:szCs w:val="24"/>
-        </w:rPr>
-        <w:t>ke</w:t>
-      </w:r>
-      <w:proofErr w:type="spellEnd"/>
-      <w:r>
-        <w:rPr>
-          <w:sz w:val="24"/>
-          <w:szCs w:val="24"/>
-        </w:rPr>
-        <w:t xml:space="preserve"> sat return </w:t>
-      </w:r>
-      <w:proofErr w:type="spellStart"/>
-      <w:r>
-        <w:rPr>
-          <w:sz w:val="24"/>
-          <w:szCs w:val="24"/>
-        </w:rPr>
-        <w:t>hota</w:t>
-      </w:r>
-      <w:proofErr w:type="spellEnd"/>
-      <w:r>
-        <w:rPr>
-          <w:sz w:val="24"/>
-          <w:szCs w:val="24"/>
-        </w:rPr>
-        <w:t xml:space="preserve"> </w:t>
-      </w:r>
-      <w:proofErr w:type="spellStart"/>
-      <w:r>
-        <w:rPr>
-          <w:sz w:val="24"/>
-          <w:szCs w:val="24"/>
-        </w:rPr>
-        <w:t>hai</w:t>
-      </w:r>
-      <w:proofErr w:type="spellEnd"/>
-      <w:r>
-        <w:rPr>
-          <w:sz w:val="24"/>
-          <w:szCs w:val="24"/>
-        </w:rPr>
-        <w:t xml:space="preserve"> ..call stack me code clear </w:t>
+      <w:proofErr w:type="gramStart"/>
+      <w:r>
+        <w:rPr>
+          <w:sz w:val="24"/>
+          <w:szCs w:val="24"/>
+        </w:rPr>
+        <w:t xml:space="preserve"> ..</w:t>
+      </w:r>
+      <w:proofErr w:type="gramEnd"/>
+      <w:r>
+        <w:rPr>
+          <w:sz w:val="24"/>
+          <w:szCs w:val="24"/>
+        </w:rPr>
+        <w:t xml:space="preserve">call stack me code clear </w:t>
       </w:r>
       <w:proofErr w:type="spellStart"/>
       <w:r>
@@ -8236,7 +8811,31 @@
           <w:lang w:eastAsia="en-IN"/>
           <w14:ligatures w14:val="none"/>
         </w:rPr>
-        <w:t xml:space="preserve">      throw new Error("You must be at least 18 years old.");</w:t>
+        <w:t xml:space="preserve">      throw new </w:t>
+      </w:r>
+      <w:proofErr w:type="gramStart"/>
+      <w:r>
+        <w:rPr>
+          <w:rFonts w:ascii="Times New Roman" w:eastAsia="Times New Roman" w:hAnsi="Times New Roman" w:cs="Times New Roman"/>
+          <w:kern w:val="0"/>
+          <w:sz w:val="24"/>
+          <w:szCs w:val="24"/>
+          <w:lang w:eastAsia="en-IN"/>
+          <w14:ligatures w14:val="none"/>
+        </w:rPr>
+        <w:t>Error(</w:t>
+      </w:r>
+      <w:proofErr w:type="gramEnd"/>
+      <w:r>
+        <w:rPr>
+          <w:rFonts w:ascii="Times New Roman" w:eastAsia="Times New Roman" w:hAnsi="Times New Roman" w:cs="Times New Roman"/>
+          <w:kern w:val="0"/>
+          <w:sz w:val="24"/>
+          <w:szCs w:val="24"/>
+          <w:lang w:eastAsia="en-IN"/>
+          <w14:ligatures w14:val="none"/>
+        </w:rPr>
+        <w:t>"You must be at least 18 years old.");</w:t>
       </w:r>
     </w:p>
     <w:p>
@@ -8286,7 +8885,31 @@
           <w:lang w:eastAsia="en-IN"/>
           <w14:ligatures w14:val="none"/>
         </w:rPr>
-        <w:t xml:space="preserve">    console.log("Access granted.");</w:t>
+        <w:t xml:space="preserve">    </w:t>
+      </w:r>
+      <w:proofErr w:type="gramStart"/>
+      <w:r>
+        <w:rPr>
+          <w:rFonts w:ascii="Times New Roman" w:eastAsia="Times New Roman" w:hAnsi="Times New Roman" w:cs="Times New Roman"/>
+          <w:kern w:val="0"/>
+          <w:sz w:val="24"/>
+          <w:szCs w:val="24"/>
+          <w:lang w:eastAsia="en-IN"/>
+          <w14:ligatures w14:val="none"/>
+        </w:rPr>
+        <w:t>console.log(</w:t>
+      </w:r>
+      <w:proofErr w:type="gramEnd"/>
+      <w:r>
+        <w:rPr>
+          <w:rFonts w:ascii="Times New Roman" w:eastAsia="Times New Roman" w:hAnsi="Times New Roman" w:cs="Times New Roman"/>
+          <w:kern w:val="0"/>
+          <w:sz w:val="24"/>
+          <w:szCs w:val="24"/>
+          <w:lang w:eastAsia="en-IN"/>
+          <w14:ligatures w14:val="none"/>
+        </w:rPr>
+        <w:t>"Access granted.");</w:t>
       </w:r>
     </w:p>
     <w:p>
@@ -8336,7 +8959,31 @@
           <w:lang w:eastAsia="en-IN"/>
           <w14:ligatures w14:val="none"/>
         </w:rPr>
-        <w:t xml:space="preserve">    console.log("Error:", </w:t>
+        <w:t xml:space="preserve">    </w:t>
+      </w:r>
+      <w:proofErr w:type="gramStart"/>
+      <w:r>
+        <w:rPr>
+          <w:rFonts w:ascii="Times New Roman" w:eastAsia="Times New Roman" w:hAnsi="Times New Roman" w:cs="Times New Roman"/>
+          <w:kern w:val="0"/>
+          <w:sz w:val="24"/>
+          <w:szCs w:val="24"/>
+          <w:lang w:eastAsia="en-IN"/>
+          <w14:ligatures w14:val="none"/>
+        </w:rPr>
+        <w:t>console.log(</w:t>
+      </w:r>
+      <w:proofErr w:type="gramEnd"/>
+      <w:r>
+        <w:rPr>
+          <w:rFonts w:ascii="Times New Roman" w:eastAsia="Times New Roman" w:hAnsi="Times New Roman" w:cs="Times New Roman"/>
+          <w:kern w:val="0"/>
+          <w:sz w:val="24"/>
+          <w:szCs w:val="24"/>
+          <w:lang w:eastAsia="en-IN"/>
+          <w14:ligatures w14:val="none"/>
+        </w:rPr>
+        <w:t xml:space="preserve">"Error:", </w:t>
       </w:r>
       <w:proofErr w:type="spellStart"/>
       <w:r>
@@ -8410,7 +9057,31 @@
           <w:lang w:eastAsia="en-IN"/>
           <w14:ligatures w14:val="none"/>
         </w:rPr>
-        <w:t xml:space="preserve">    console.log("Age check completed.");</w:t>
+        <w:t xml:space="preserve">    </w:t>
+      </w:r>
+      <w:proofErr w:type="gramStart"/>
+      <w:r>
+        <w:rPr>
+          <w:rFonts w:ascii="Times New Roman" w:eastAsia="Times New Roman" w:hAnsi="Times New Roman" w:cs="Times New Roman"/>
+          <w:kern w:val="0"/>
+          <w:sz w:val="24"/>
+          <w:szCs w:val="24"/>
+          <w:lang w:eastAsia="en-IN"/>
+          <w14:ligatures w14:val="none"/>
+        </w:rPr>
+        <w:t>console.log(</w:t>
+      </w:r>
+      <w:proofErr w:type="gramEnd"/>
+      <w:r>
+        <w:rPr>
+          <w:rFonts w:ascii="Times New Roman" w:eastAsia="Times New Roman" w:hAnsi="Times New Roman" w:cs="Times New Roman"/>
+          <w:kern w:val="0"/>
+          <w:sz w:val="24"/>
+          <w:szCs w:val="24"/>
+          <w:lang w:eastAsia="en-IN"/>
+          <w14:ligatures w14:val="none"/>
+        </w:rPr>
+        <w:t>"Age check completed.");</w:t>
       </w:r>
     </w:p>
     <w:p>
@@ -8491,6 +9162,7 @@
         </w:rPr>
       </w:pPr>
       <w:proofErr w:type="spellStart"/>
+      <w:proofErr w:type="gramStart"/>
       <w:r>
         <w:rPr>
           <w:rFonts w:ascii="Times New Roman" w:eastAsia="Times New Roman" w:hAnsi="Times New Roman" w:cs="Times New Roman"/>
@@ -8512,7 +9184,19 @@
           <w:lang w:eastAsia="en-IN"/>
           <w14:ligatures w14:val="none"/>
         </w:rPr>
-        <w:t>(16); // Error: You must be at least 18 years old.</w:t>
+        <w:t>(</w:t>
+      </w:r>
+      <w:proofErr w:type="gramEnd"/>
+      <w:r>
+        <w:rPr>
+          <w:rFonts w:ascii="Times New Roman" w:eastAsia="Times New Roman" w:hAnsi="Times New Roman" w:cs="Times New Roman"/>
+          <w:kern w:val="0"/>
+          <w:sz w:val="24"/>
+          <w:szCs w:val="24"/>
+          <w:lang w:eastAsia="en-IN"/>
+          <w14:ligatures w14:val="none"/>
+        </w:rPr>
+        <w:t>16); // Error: You must be at least 18 years old.</w:t>
       </w:r>
     </w:p>
     <w:p>
@@ -8529,6 +9213,7 @@
         </w:rPr>
       </w:pPr>
       <w:proofErr w:type="spellStart"/>
+      <w:proofErr w:type="gramStart"/>
       <w:r>
         <w:rPr>
           <w:rFonts w:ascii="Times New Roman" w:eastAsia="Times New Roman" w:hAnsi="Times New Roman" w:cs="Times New Roman"/>
@@ -8550,7 +9235,19 @@
           <w:lang w:eastAsia="en-IN"/>
           <w14:ligatures w14:val="none"/>
         </w:rPr>
-        <w:t>(20); // Access granted.</w:t>
+        <w:t>(</w:t>
+      </w:r>
+      <w:proofErr w:type="gramEnd"/>
+      <w:r>
+        <w:rPr>
+          <w:rFonts w:ascii="Times New Roman" w:eastAsia="Times New Roman" w:hAnsi="Times New Roman" w:cs="Times New Roman"/>
+          <w:kern w:val="0"/>
+          <w:sz w:val="24"/>
+          <w:szCs w:val="24"/>
+          <w:lang w:eastAsia="en-IN"/>
+          <w14:ligatures w14:val="none"/>
+        </w:rPr>
+        <w:t>20); // Access granted.</w:t>
       </w:r>
     </w:p>
     <w:p>
@@ -8692,7 +9389,6 @@
           <w:lang w:eastAsia="en-IN"/>
           <w14:ligatures w14:val="none"/>
         </w:rPr>
-        <w:lastRenderedPageBreak/>
         <w:t xml:space="preserve">Why we use finally agar </w:t>
       </w:r>
       <w:proofErr w:type="spellStart"/>
@@ -9320,27 +10016,52 @@
           <w14:ligatures w14:val="none"/>
         </w:rPr>
       </w:pPr>
-      <w:r>
-        <w:rPr>
-          <w:rFonts w:ascii="Times New Roman" w:eastAsia="Times New Roman" w:hAnsi="Times New Roman" w:cs="Times New Roman"/>
-          <w:kern w:val="0"/>
-          <w:sz w:val="24"/>
-          <w:szCs w:val="24"/>
-          <w:lang w:eastAsia="en-IN"/>
-          <w14:ligatures w14:val="none"/>
-        </w:rPr>
-        <w:t xml:space="preserve">Ans : </w:t>
-      </w:r>
-      <w:r>
-        <w:rPr>
-          <w:rFonts w:ascii="Times New Roman" w:eastAsia="Times New Roman" w:hAnsi="Times New Roman" w:cs="Times New Roman"/>
-          <w:kern w:val="0"/>
-          <w:sz w:val="24"/>
-          <w:szCs w:val="24"/>
-          <w:lang w:eastAsia="en-IN"/>
-          <w14:ligatures w14:val="none"/>
-        </w:rPr>
-        <w:t>An IIFE (Immediately Invoked Function Expression) in JavaScript is a way to execute a function immediately after it's defined. It's typically used to create a local scope so that variables inside the function don't conflict with variables outside it. Here's a basic example:</w:t>
+      <w:proofErr w:type="gramStart"/>
+      <w:r>
+        <w:rPr>
+          <w:rFonts w:ascii="Times New Roman" w:eastAsia="Times New Roman" w:hAnsi="Times New Roman" w:cs="Times New Roman"/>
+          <w:kern w:val="0"/>
+          <w:sz w:val="24"/>
+          <w:szCs w:val="24"/>
+          <w:lang w:eastAsia="en-IN"/>
+          <w14:ligatures w14:val="none"/>
+        </w:rPr>
+        <w:t>Ans :</w:t>
+      </w:r>
+      <w:proofErr w:type="gramEnd"/>
+      <w:r>
+        <w:rPr>
+          <w:rFonts w:ascii="Times New Roman" w:eastAsia="Times New Roman" w:hAnsi="Times New Roman" w:cs="Times New Roman"/>
+          <w:kern w:val="0"/>
+          <w:sz w:val="24"/>
+          <w:szCs w:val="24"/>
+          <w:lang w:eastAsia="en-IN"/>
+          <w14:ligatures w14:val="none"/>
+        </w:rPr>
+        <w:t xml:space="preserve"> </w:t>
+      </w:r>
+      <w:r>
+        <w:rPr>
+          <w:rFonts w:ascii="Times New Roman" w:eastAsia="Times New Roman" w:hAnsi="Times New Roman" w:cs="Times New Roman"/>
+          <w:kern w:val="0"/>
+          <w:sz w:val="24"/>
+          <w:szCs w:val="24"/>
+          <w:lang w:eastAsia="en-IN"/>
+          <w14:ligatures w14:val="none"/>
+        </w:rPr>
+        <w:t xml:space="preserve">An IIFE (Immediately Invoked Function Expression) in JavaScript is a way to execute a function immediately after it's defined. It's typically used to create a local </w:t>
+      </w:r>
+      <w:r>
+        <w:rPr>
+          <w:rFonts w:ascii="Times New Roman" w:eastAsia="Times New Roman" w:hAnsi="Times New Roman" w:cs="Times New Roman"/>
+          <w:kern w:val="0"/>
+          <w:sz w:val="24"/>
+          <w:szCs w:val="24"/>
+          <w:lang w:eastAsia="en-IN"/>
+          <w14:ligatures w14:val="none"/>
+        </w:rPr>
+        <w:lastRenderedPageBreak/>
+        <w:t>scope so that variables inside the function don't conflict with variables outside it. Here's a basic example:</w:t>
       </w:r>
     </w:p>
     <w:p>
@@ -9365,7 +10086,31 @@
           <w:lang w:eastAsia="en-IN"/>
           <w14:ligatures w14:val="none"/>
         </w:rPr>
-        <w:t>(function() {</w:t>
+        <w:t>(</w:t>
+      </w:r>
+      <w:proofErr w:type="gramStart"/>
+      <w:r>
+        <w:rPr>
+          <w:rFonts w:ascii="Times New Roman" w:eastAsia="Times New Roman" w:hAnsi="Times New Roman" w:cs="Times New Roman"/>
+          <w:kern w:val="0"/>
+          <w:sz w:val="24"/>
+          <w:szCs w:val="24"/>
+          <w:lang w:eastAsia="en-IN"/>
+          <w14:ligatures w14:val="none"/>
+        </w:rPr>
+        <w:t>function(</w:t>
+      </w:r>
+      <w:proofErr w:type="gramEnd"/>
+      <w:r>
+        <w:rPr>
+          <w:rFonts w:ascii="Times New Roman" w:eastAsia="Times New Roman" w:hAnsi="Times New Roman" w:cs="Times New Roman"/>
+          <w:kern w:val="0"/>
+          <w:sz w:val="24"/>
+          <w:szCs w:val="24"/>
+          <w:lang w:eastAsia="en-IN"/>
+          <w14:ligatures w14:val="none"/>
+        </w:rPr>
+        <w:t>) {</w:t>
       </w:r>
     </w:p>
     <w:p>
@@ -9456,16 +10201,29 @@
           <w14:ligatures w14:val="none"/>
         </w:rPr>
       </w:pPr>
-      <w:r>
-        <w:rPr>
-          <w:rFonts w:ascii="Times New Roman" w:eastAsia="Times New Roman" w:hAnsi="Times New Roman" w:cs="Times New Roman"/>
-          <w:kern w:val="0"/>
-          <w:sz w:val="24"/>
-          <w:szCs w:val="24"/>
-          <w:lang w:eastAsia="en-IN"/>
-          <w14:ligatures w14:val="none"/>
-        </w:rPr>
-        <w:t xml:space="preserve">Syntax : </w:t>
+      <w:proofErr w:type="gramStart"/>
+      <w:r>
+        <w:rPr>
+          <w:rFonts w:ascii="Times New Roman" w:eastAsia="Times New Roman" w:hAnsi="Times New Roman" w:cs="Times New Roman"/>
+          <w:kern w:val="0"/>
+          <w:sz w:val="24"/>
+          <w:szCs w:val="24"/>
+          <w:lang w:eastAsia="en-IN"/>
+          <w14:ligatures w14:val="none"/>
+        </w:rPr>
+        <w:t>Syntax :</w:t>
+      </w:r>
+      <w:proofErr w:type="gramEnd"/>
+      <w:r>
+        <w:rPr>
+          <w:rFonts w:ascii="Times New Roman" w:eastAsia="Times New Roman" w:hAnsi="Times New Roman" w:cs="Times New Roman"/>
+          <w:kern w:val="0"/>
+          <w:sz w:val="24"/>
+          <w:szCs w:val="24"/>
+          <w:lang w:eastAsia="en-IN"/>
+          <w14:ligatures w14:val="none"/>
+        </w:rPr>
+        <w:t xml:space="preserve"> </w:t>
       </w:r>
       <w:r>
         <w:rPr>
@@ -9535,16 +10293,29 @@
           <w14:ligatures w14:val="none"/>
         </w:rPr>
       </w:pPr>
-      <w:r>
-        <w:rPr>
-          <w:rFonts w:ascii="Times New Roman" w:eastAsia="Times New Roman" w:hAnsi="Times New Roman" w:cs="Times New Roman"/>
-          <w:kern w:val="0"/>
-          <w:sz w:val="24"/>
-          <w:szCs w:val="24"/>
-          <w:lang w:eastAsia="en-IN"/>
-          <w14:ligatures w14:val="none"/>
-        </w:rPr>
-        <w:t xml:space="preserve">Ans : </w:t>
+      <w:proofErr w:type="gramStart"/>
+      <w:r>
+        <w:rPr>
+          <w:rFonts w:ascii="Times New Roman" w:eastAsia="Times New Roman" w:hAnsi="Times New Roman" w:cs="Times New Roman"/>
+          <w:kern w:val="0"/>
+          <w:sz w:val="24"/>
+          <w:szCs w:val="24"/>
+          <w:lang w:eastAsia="en-IN"/>
+          <w14:ligatures w14:val="none"/>
+        </w:rPr>
+        <w:t>Ans :</w:t>
+      </w:r>
+      <w:proofErr w:type="gramEnd"/>
+      <w:r>
+        <w:rPr>
+          <w:rFonts w:ascii="Times New Roman" w:eastAsia="Times New Roman" w:hAnsi="Times New Roman" w:cs="Times New Roman"/>
+          <w:kern w:val="0"/>
+          <w:sz w:val="24"/>
+          <w:szCs w:val="24"/>
+          <w:lang w:eastAsia="en-IN"/>
+          <w14:ligatures w14:val="none"/>
+        </w:rPr>
+        <w:t xml:space="preserve"> </w:t>
       </w:r>
       <w:r>
         <w:rPr>
@@ -9631,7 +10402,31 @@
           <w:lang w:eastAsia="en-IN"/>
           <w14:ligatures w14:val="none"/>
         </w:rPr>
-        <w:t xml:space="preserve"> greet = function() {</w:t>
+        <w:t xml:space="preserve"> greet = </w:t>
+      </w:r>
+      <w:proofErr w:type="gramStart"/>
+      <w:r>
+        <w:rPr>
+          <w:rFonts w:ascii="Times New Roman" w:eastAsia="Times New Roman" w:hAnsi="Times New Roman" w:cs="Times New Roman"/>
+          <w:kern w:val="0"/>
+          <w:sz w:val="24"/>
+          <w:szCs w:val="24"/>
+          <w:lang w:eastAsia="en-IN"/>
+          <w14:ligatures w14:val="none"/>
+        </w:rPr>
+        <w:t>function(</w:t>
+      </w:r>
+      <w:proofErr w:type="gramEnd"/>
+      <w:r>
+        <w:rPr>
+          <w:rFonts w:ascii="Times New Roman" w:eastAsia="Times New Roman" w:hAnsi="Times New Roman" w:cs="Times New Roman"/>
+          <w:kern w:val="0"/>
+          <w:sz w:val="24"/>
+          <w:szCs w:val="24"/>
+          <w:lang w:eastAsia="en-IN"/>
+          <w14:ligatures w14:val="none"/>
+        </w:rPr>
+        <w:t>) {</w:t>
       </w:r>
     </w:p>
     <w:p>
@@ -9656,7 +10451,31 @@
           <w:lang w:eastAsia="en-IN"/>
           <w14:ligatures w14:val="none"/>
         </w:rPr>
-        <w:t xml:space="preserve">    console.log("Hello, world!");</w:t>
+        <w:t xml:space="preserve">    </w:t>
+      </w:r>
+      <w:proofErr w:type="gramStart"/>
+      <w:r>
+        <w:rPr>
+          <w:rFonts w:ascii="Times New Roman" w:eastAsia="Times New Roman" w:hAnsi="Times New Roman" w:cs="Times New Roman"/>
+          <w:kern w:val="0"/>
+          <w:sz w:val="24"/>
+          <w:szCs w:val="24"/>
+          <w:lang w:eastAsia="en-IN"/>
+          <w14:ligatures w14:val="none"/>
+        </w:rPr>
+        <w:t>console.log(</w:t>
+      </w:r>
+      <w:proofErr w:type="gramEnd"/>
+      <w:r>
+        <w:rPr>
+          <w:rFonts w:ascii="Times New Roman" w:eastAsia="Times New Roman" w:hAnsi="Times New Roman" w:cs="Times New Roman"/>
+          <w:kern w:val="0"/>
+          <w:sz w:val="24"/>
+          <w:szCs w:val="24"/>
+          <w:lang w:eastAsia="en-IN"/>
+          <w14:ligatures w14:val="none"/>
+        </w:rPr>
+        <w:t>"Hello, world!");</w:t>
       </w:r>
     </w:p>
     <w:p>
@@ -9697,16 +10516,29 @@
           <w14:ligatures w14:val="none"/>
         </w:rPr>
       </w:pPr>
-      <w:r>
-        <w:rPr>
-          <w:rFonts w:ascii="Times New Roman" w:eastAsia="Times New Roman" w:hAnsi="Times New Roman" w:cs="Times New Roman"/>
-          <w:kern w:val="0"/>
-          <w:sz w:val="24"/>
-          <w:szCs w:val="24"/>
-          <w:lang w:eastAsia="en-IN"/>
-          <w14:ligatures w14:val="none"/>
-        </w:rPr>
-        <w:t>greet(); // Outputs: Hello, world!</w:t>
+      <w:proofErr w:type="gramStart"/>
+      <w:r>
+        <w:rPr>
+          <w:rFonts w:ascii="Times New Roman" w:eastAsia="Times New Roman" w:hAnsi="Times New Roman" w:cs="Times New Roman"/>
+          <w:kern w:val="0"/>
+          <w:sz w:val="24"/>
+          <w:szCs w:val="24"/>
+          <w:lang w:eastAsia="en-IN"/>
+          <w14:ligatures w14:val="none"/>
+        </w:rPr>
+        <w:t>greet(</w:t>
+      </w:r>
+      <w:proofErr w:type="gramEnd"/>
+      <w:r>
+        <w:rPr>
+          <w:rFonts w:ascii="Times New Roman" w:eastAsia="Times New Roman" w:hAnsi="Times New Roman" w:cs="Times New Roman"/>
+          <w:kern w:val="0"/>
+          <w:sz w:val="24"/>
+          <w:szCs w:val="24"/>
+          <w:lang w:eastAsia="en-IN"/>
+          <w14:ligatures w14:val="none"/>
+        </w:rPr>
+        <w:t>); // Outputs: Hello, world!</w:t>
       </w:r>
     </w:p>
     <w:p>
@@ -9731,7 +10563,31 @@
           <w:lang w:eastAsia="en-IN"/>
           <w14:ligatures w14:val="none"/>
         </w:rPr>
-        <w:t>Here, function() { console.log("Hello, world!"); } is an anonymous function assigned to the variable greet.</w:t>
+        <w:t xml:space="preserve">Here, </w:t>
+      </w:r>
+      <w:proofErr w:type="gramStart"/>
+      <w:r>
+        <w:rPr>
+          <w:rFonts w:ascii="Times New Roman" w:eastAsia="Times New Roman" w:hAnsi="Times New Roman" w:cs="Times New Roman"/>
+          <w:kern w:val="0"/>
+          <w:sz w:val="24"/>
+          <w:szCs w:val="24"/>
+          <w:lang w:eastAsia="en-IN"/>
+          <w14:ligatures w14:val="none"/>
+        </w:rPr>
+        <w:t>function(</w:t>
+      </w:r>
+      <w:proofErr w:type="gramEnd"/>
+      <w:r>
+        <w:rPr>
+          <w:rFonts w:ascii="Times New Roman" w:eastAsia="Times New Roman" w:hAnsi="Times New Roman" w:cs="Times New Roman"/>
+          <w:kern w:val="0"/>
+          <w:sz w:val="24"/>
+          <w:szCs w:val="24"/>
+          <w:lang w:eastAsia="en-IN"/>
+          <w14:ligatures w14:val="none"/>
+        </w:rPr>
+        <w:t>) { console.log("Hello, world!"); } is an anonymous function assigned to the variable greet.</w:t>
       </w:r>
     </w:p>
     <w:p>
@@ -9943,7 +10799,31 @@
           <w:lang w:eastAsia="en-IN"/>
           <w14:ligatures w14:val="none"/>
         </w:rPr>
-        <w:t>"use strict"; // Enables strict mode</w:t>
+        <w:t>"</w:t>
+      </w:r>
+      <w:proofErr w:type="gramStart"/>
+      <w:r>
+        <w:rPr>
+          <w:rFonts w:ascii="Times New Roman" w:eastAsia="Times New Roman" w:hAnsi="Times New Roman" w:cs="Times New Roman"/>
+          <w:kern w:val="0"/>
+          <w:sz w:val="24"/>
+          <w:szCs w:val="24"/>
+          <w:lang w:eastAsia="en-IN"/>
+          <w14:ligatures w14:val="none"/>
+        </w:rPr>
+        <w:t>use</w:t>
+      </w:r>
+      <w:proofErr w:type="gramEnd"/>
+      <w:r>
+        <w:rPr>
+          <w:rFonts w:ascii="Times New Roman" w:eastAsia="Times New Roman" w:hAnsi="Times New Roman" w:cs="Times New Roman"/>
+          <w:kern w:val="0"/>
+          <w:sz w:val="24"/>
+          <w:szCs w:val="24"/>
+          <w:lang w:eastAsia="en-IN"/>
+          <w14:ligatures w14:val="none"/>
+        </w:rPr>
+        <w:t xml:space="preserve"> strict"; // Enables strict mode</w:t>
       </w:r>
     </w:p>
     <w:p>
@@ -9985,6 +10865,7 @@
         <w:t xml:space="preserve">function </w:t>
       </w:r>
       <w:proofErr w:type="spellStart"/>
+      <w:proofErr w:type="gramStart"/>
       <w:r>
         <w:rPr>
           <w:rFonts w:ascii="Times New Roman" w:eastAsia="Times New Roman" w:hAnsi="Times New Roman" w:cs="Times New Roman"/>
@@ -10006,7 +10887,19 @@
           <w:lang w:eastAsia="en-IN"/>
           <w14:ligatures w14:val="none"/>
         </w:rPr>
-        <w:t>() {</w:t>
+        <w:t>(</w:t>
+      </w:r>
+      <w:proofErr w:type="gramEnd"/>
+      <w:r>
+        <w:rPr>
+          <w:rFonts w:ascii="Times New Roman" w:eastAsia="Times New Roman" w:hAnsi="Times New Roman" w:cs="Times New Roman"/>
+          <w:kern w:val="0"/>
+          <w:sz w:val="24"/>
+          <w:szCs w:val="24"/>
+          <w:lang w:eastAsia="en-IN"/>
+          <w14:ligatures w14:val="none"/>
+        </w:rPr>
+        <w:t>) {</w:t>
       </w:r>
     </w:p>
     <w:p>
@@ -10031,7 +10924,31 @@
           <w:lang w:eastAsia="en-IN"/>
           <w14:ligatures w14:val="none"/>
         </w:rPr>
-        <w:t xml:space="preserve">    "use strict"; // Strict mode only applies inside this function</w:t>
+        <w:t xml:space="preserve">    "</w:t>
+      </w:r>
+      <w:proofErr w:type="gramStart"/>
+      <w:r>
+        <w:rPr>
+          <w:rFonts w:ascii="Times New Roman" w:eastAsia="Times New Roman" w:hAnsi="Times New Roman" w:cs="Times New Roman"/>
+          <w:kern w:val="0"/>
+          <w:sz w:val="24"/>
+          <w:szCs w:val="24"/>
+          <w:lang w:eastAsia="en-IN"/>
+          <w14:ligatures w14:val="none"/>
+        </w:rPr>
+        <w:t>use</w:t>
+      </w:r>
+      <w:proofErr w:type="gramEnd"/>
+      <w:r>
+        <w:rPr>
+          <w:rFonts w:ascii="Times New Roman" w:eastAsia="Times New Roman" w:hAnsi="Times New Roman" w:cs="Times New Roman"/>
+          <w:kern w:val="0"/>
+          <w:sz w:val="24"/>
+          <w:szCs w:val="24"/>
+          <w:lang w:eastAsia="en-IN"/>
+          <w14:ligatures w14:val="none"/>
+        </w:rPr>
+        <w:t xml:space="preserve"> strict"; // Strict mode only applies inside this function</w:t>
       </w:r>
     </w:p>
     <w:p>
@@ -10127,16 +11044,29 @@
           <w14:ligatures w14:val="none"/>
         </w:rPr>
       </w:pPr>
-      <w:r>
-        <w:rPr>
-          <w:rFonts w:ascii="Times New Roman" w:eastAsia="Times New Roman" w:hAnsi="Times New Roman" w:cs="Times New Roman"/>
-          <w:kern w:val="0"/>
-          <w:sz w:val="24"/>
-          <w:szCs w:val="24"/>
-          <w:lang w:eastAsia="en-IN"/>
-          <w14:ligatures w14:val="none"/>
-        </w:rPr>
-        <w:t xml:space="preserve">The this keyword in JavaScript refers to the object that is executing the current function. Its value depends on </w:t>
+      <w:proofErr w:type="gramStart"/>
+      <w:r>
+        <w:rPr>
+          <w:rFonts w:ascii="Times New Roman" w:eastAsia="Times New Roman" w:hAnsi="Times New Roman" w:cs="Times New Roman"/>
+          <w:kern w:val="0"/>
+          <w:sz w:val="24"/>
+          <w:szCs w:val="24"/>
+          <w:lang w:eastAsia="en-IN"/>
+          <w14:ligatures w14:val="none"/>
+        </w:rPr>
+        <w:t>The this</w:t>
+      </w:r>
+      <w:proofErr w:type="gramEnd"/>
+      <w:r>
+        <w:rPr>
+          <w:rFonts w:ascii="Times New Roman" w:eastAsia="Times New Roman" w:hAnsi="Times New Roman" w:cs="Times New Roman"/>
+          <w:kern w:val="0"/>
+          <w:sz w:val="24"/>
+          <w:szCs w:val="24"/>
+          <w:lang w:eastAsia="en-IN"/>
+          <w14:ligatures w14:val="none"/>
+        </w:rPr>
+        <w:t xml:space="preserve"> keyword in JavaScript refers to the object that is executing the current function. Its value depends on </w:t>
       </w:r>
       <w:r>
         <w:rPr>
@@ -10309,16 +11239,29 @@
           <w14:ligatures w14:val="none"/>
         </w:rPr>
       </w:pPr>
-      <w:r>
-        <w:rPr>
-          <w:rFonts w:ascii="Times New Roman" w:eastAsia="Times New Roman" w:hAnsi="Times New Roman" w:cs="Times New Roman"/>
-          <w:kern w:val="0"/>
-          <w:sz w:val="24"/>
-          <w:szCs w:val="24"/>
-          <w:lang w:eastAsia="en-IN"/>
-          <w14:ligatures w14:val="none"/>
-        </w:rPr>
-        <w:t xml:space="preserve">Ans : </w:t>
+      <w:proofErr w:type="gramStart"/>
+      <w:r>
+        <w:rPr>
+          <w:rFonts w:ascii="Times New Roman" w:eastAsia="Times New Roman" w:hAnsi="Times New Roman" w:cs="Times New Roman"/>
+          <w:kern w:val="0"/>
+          <w:sz w:val="24"/>
+          <w:szCs w:val="24"/>
+          <w:lang w:eastAsia="en-IN"/>
+          <w14:ligatures w14:val="none"/>
+        </w:rPr>
+        <w:t>Ans :</w:t>
+      </w:r>
+      <w:proofErr w:type="gramEnd"/>
+      <w:r>
+        <w:rPr>
+          <w:rFonts w:ascii="Times New Roman" w:eastAsia="Times New Roman" w:hAnsi="Times New Roman" w:cs="Times New Roman"/>
+          <w:kern w:val="0"/>
+          <w:sz w:val="24"/>
+          <w:szCs w:val="24"/>
+          <w:lang w:eastAsia="en-IN"/>
+          <w14:ligatures w14:val="none"/>
+        </w:rPr>
+        <w:t xml:space="preserve"> </w:t>
       </w:r>
       <w:r>
         <w:rPr>
@@ -10383,7 +11326,31 @@
           <w:lang w:eastAsia="en-IN"/>
           <w14:ligatures w14:val="none"/>
         </w:rPr>
-        <w:t>let now = new Date(); console.log(now);</w:t>
+        <w:t xml:space="preserve">let now = new </w:t>
+      </w:r>
+      <w:proofErr w:type="gramStart"/>
+      <w:r>
+        <w:rPr>
+          <w:rFonts w:ascii="Times New Roman" w:eastAsia="Times New Roman" w:hAnsi="Times New Roman" w:cs="Times New Roman"/>
+          <w:kern w:val="0"/>
+          <w:sz w:val="24"/>
+          <w:szCs w:val="24"/>
+          <w:lang w:eastAsia="en-IN"/>
+          <w14:ligatures w14:val="none"/>
+        </w:rPr>
+        <w:t>Date(</w:t>
+      </w:r>
+      <w:proofErr w:type="gramEnd"/>
+      <w:r>
+        <w:rPr>
+          <w:rFonts w:ascii="Times New Roman" w:eastAsia="Times New Roman" w:hAnsi="Times New Roman" w:cs="Times New Roman"/>
+          <w:kern w:val="0"/>
+          <w:sz w:val="24"/>
+          <w:szCs w:val="24"/>
+          <w:lang w:eastAsia="en-IN"/>
+          <w14:ligatures w14:val="none"/>
+        </w:rPr>
+        <w:t>); console.log(now);</w:t>
       </w:r>
     </w:p>
     <w:p>
@@ -10460,16 +11427,29 @@
           <w14:ligatures w14:val="none"/>
         </w:rPr>
       </w:pPr>
-      <w:r>
-        <w:rPr>
-          <w:rFonts w:ascii="Times New Roman" w:eastAsia="Times New Roman" w:hAnsi="Times New Roman" w:cs="Times New Roman"/>
-          <w:kern w:val="0"/>
-          <w:sz w:val="24"/>
-          <w:szCs w:val="24"/>
-          <w:lang w:eastAsia="en-IN"/>
-          <w14:ligatures w14:val="none"/>
-        </w:rPr>
-        <w:t xml:space="preserve">Ans : </w:t>
+      <w:proofErr w:type="gramStart"/>
+      <w:r>
+        <w:rPr>
+          <w:rFonts w:ascii="Times New Roman" w:eastAsia="Times New Roman" w:hAnsi="Times New Roman" w:cs="Times New Roman"/>
+          <w:kern w:val="0"/>
+          <w:sz w:val="24"/>
+          <w:szCs w:val="24"/>
+          <w:lang w:eastAsia="en-IN"/>
+          <w14:ligatures w14:val="none"/>
+        </w:rPr>
+        <w:t>Ans :</w:t>
+      </w:r>
+      <w:proofErr w:type="gramEnd"/>
+      <w:r>
+        <w:rPr>
+          <w:rFonts w:ascii="Times New Roman" w:eastAsia="Times New Roman" w:hAnsi="Times New Roman" w:cs="Times New Roman"/>
+          <w:kern w:val="0"/>
+          <w:sz w:val="24"/>
+          <w:szCs w:val="24"/>
+          <w:lang w:eastAsia="en-IN"/>
+          <w14:ligatures w14:val="none"/>
+        </w:rPr>
+        <w:t xml:space="preserve"> </w:t>
       </w:r>
       <w:r>
         <w:rPr>
@@ -10800,7 +11780,31 @@
           <w14:ligatures w14:val="none"/>
         </w:rPr>
         <w:br/>
-        <w:t>This is done using functions like Number(), String(), or Boolean().</w:t>
+        <w:t xml:space="preserve">This is done using functions like </w:t>
+      </w:r>
+      <w:proofErr w:type="gramStart"/>
+      <w:r>
+        <w:rPr>
+          <w:rFonts w:ascii="Times New Roman" w:eastAsia="Times New Roman" w:hAnsi="Times New Roman" w:cs="Times New Roman"/>
+          <w:kern w:val="0"/>
+          <w:sz w:val="24"/>
+          <w:szCs w:val="24"/>
+          <w:lang w:eastAsia="en-IN"/>
+          <w14:ligatures w14:val="none"/>
+        </w:rPr>
+        <w:t>Number(</w:t>
+      </w:r>
+      <w:proofErr w:type="gramEnd"/>
+      <w:r>
+        <w:rPr>
+          <w:rFonts w:ascii="Times New Roman" w:eastAsia="Times New Roman" w:hAnsi="Times New Roman" w:cs="Times New Roman"/>
+          <w:kern w:val="0"/>
+          <w:sz w:val="24"/>
+          <w:szCs w:val="24"/>
+          <w:lang w:eastAsia="en-IN"/>
+          <w14:ligatures w14:val="none"/>
+        </w:rPr>
+        <w:t>), String(), or Boolean().</w:t>
       </w:r>
     </w:p>
     <w:p>
@@ -10815,16 +11819,29 @@
           <w14:ligatures w14:val="none"/>
         </w:rPr>
       </w:pPr>
-      <w:r>
-        <w:rPr>
-          <w:rFonts w:ascii="Times New Roman" w:eastAsia="Times New Roman" w:hAnsi="Times New Roman" w:cs="Times New Roman"/>
-          <w:kern w:val="0"/>
-          <w:sz w:val="24"/>
-          <w:szCs w:val="24"/>
-          <w:lang w:eastAsia="en-IN"/>
-          <w14:ligatures w14:val="none"/>
-        </w:rPr>
-        <w:t>console.log(Number("123")); // 123 (string to number)</w:t>
+      <w:proofErr w:type="gramStart"/>
+      <w:r>
+        <w:rPr>
+          <w:rFonts w:ascii="Times New Roman" w:eastAsia="Times New Roman" w:hAnsi="Times New Roman" w:cs="Times New Roman"/>
+          <w:kern w:val="0"/>
+          <w:sz w:val="24"/>
+          <w:szCs w:val="24"/>
+          <w:lang w:eastAsia="en-IN"/>
+          <w14:ligatures w14:val="none"/>
+        </w:rPr>
+        <w:t>console.log(</w:t>
+      </w:r>
+      <w:proofErr w:type="gramEnd"/>
+      <w:r>
+        <w:rPr>
+          <w:rFonts w:ascii="Times New Roman" w:eastAsia="Times New Roman" w:hAnsi="Times New Roman" w:cs="Times New Roman"/>
+          <w:kern w:val="0"/>
+          <w:sz w:val="24"/>
+          <w:szCs w:val="24"/>
+          <w:lang w:eastAsia="en-IN"/>
+          <w14:ligatures w14:val="none"/>
+        </w:rPr>
+        <w:t>Number("123")); // 123 (string to number)</w:t>
       </w:r>
     </w:p>
     <w:p>
@@ -10927,6 +11944,7 @@
           <w14:ligatures w14:val="none"/>
         </w:rPr>
       </w:pPr>
+      <w:proofErr w:type="gramStart"/>
       <w:r>
         <w:rPr>
           <w:rFonts w:ascii="Times New Roman" w:eastAsia="Times New Roman" w:hAnsi="Times New Roman" w:cs="Times New Roman"/>
@@ -10937,7 +11955,19 @@
           <w14:ligatures w14:val="none"/>
         </w:rPr>
         <w:lastRenderedPageBreak/>
-        <w:t>console.log("5" + 3); // "53" (number is converted to a string)</w:t>
+        <w:t>console.log(</w:t>
+      </w:r>
+      <w:proofErr w:type="gramEnd"/>
+      <w:r>
+        <w:rPr>
+          <w:rFonts w:ascii="Times New Roman" w:eastAsia="Times New Roman" w:hAnsi="Times New Roman" w:cs="Times New Roman"/>
+          <w:kern w:val="0"/>
+          <w:sz w:val="24"/>
+          <w:szCs w:val="24"/>
+          <w:lang w:eastAsia="en-IN"/>
+          <w14:ligatures w14:val="none"/>
+        </w:rPr>
+        <w:t>"5" + 3); // "53" (number is converted to a string)</w:t>
       </w:r>
     </w:p>
     <w:p>
@@ -12359,7 +13389,27 @@
           <w:szCs w:val="24"/>
           <w:lang w:eastAsia="en-IN"/>
         </w:rPr>
-        <w:t xml:space="preserve">When a child class extends a parent class, it must call super() inside its constructor </w:t>
+        <w:t xml:space="preserve">When a child class extends a parent class, it must call </w:t>
+      </w:r>
+      <w:proofErr w:type="gramStart"/>
+      <w:r>
+        <w:rPr>
+          <w:rFonts w:ascii="Times New Roman" w:eastAsia="Times New Roman" w:hAnsi="Times New Roman" w:cs="Times New Roman"/>
+          <w:sz w:val="24"/>
+          <w:szCs w:val="24"/>
+          <w:lang w:eastAsia="en-IN"/>
+        </w:rPr>
+        <w:t>super(</w:t>
+      </w:r>
+      <w:proofErr w:type="gramEnd"/>
+      <w:r>
+        <w:rPr>
+          <w:rFonts w:ascii="Times New Roman" w:eastAsia="Times New Roman" w:hAnsi="Times New Roman" w:cs="Times New Roman"/>
+          <w:sz w:val="24"/>
+          <w:szCs w:val="24"/>
+          <w:lang w:eastAsia="en-IN"/>
+        </w:rPr>
+        <w:t xml:space="preserve">) inside its constructor </w:t>
       </w:r>
       <w:r>
         <w:rPr>
@@ -12433,6 +13483,7 @@
         </w:rPr>
       </w:pPr>
       <w:proofErr w:type="spellStart"/>
+      <w:proofErr w:type="gramStart"/>
       <w:r>
         <w:rPr>
           <w:rFonts w:ascii="Times New Roman" w:eastAsia="Times New Roman" w:hAnsi="Times New Roman" w:cs="Times New Roman"/>
@@ -12452,6 +13503,7 @@
         <w:t>JavaScript</w:t>
       </w:r>
       <w:proofErr w:type="spellEnd"/>
+      <w:proofErr w:type="gramEnd"/>
       <w:r>
         <w:rPr>
           <w:rFonts w:ascii="Times New Roman" w:eastAsia="Times New Roman" w:hAnsi="Times New Roman" w:cs="Times New Roman"/>
@@ -12720,7 +13772,37 @@
           <w:lang w:eastAsia="en-IN"/>
           <w14:ligatures w14:val="none"/>
         </w:rPr>
-        <w:t>Those variables which are declared outside the function or blocks or you can say curly braces({}) are having a global scope.</w:t>
+        <w:t xml:space="preserve">Those variables which are declared outside the function or blocks or you can say curly </w:t>
+      </w:r>
+      <w:proofErr w:type="gramStart"/>
+      <w:r>
+        <w:rPr>
+          <w:rFonts w:ascii="Nunito" w:eastAsia="Times New Roman" w:hAnsi="Nunito" w:cs="Times New Roman"/>
+          <w:color w:val="273239"/>
+          <w:spacing w:val="2"/>
+          <w:kern w:val="0"/>
+          <w:sz w:val="27"/>
+          <w:szCs w:val="27"/>
+          <w:bdr w:val="none" w:sz="0" w:space="0" w:color="auto" w:frame="1"/>
+          <w:lang w:eastAsia="en-IN"/>
+          <w14:ligatures w14:val="none"/>
+        </w:rPr>
+        <w:t>braces(</w:t>
+      </w:r>
+      <w:proofErr w:type="gramEnd"/>
+      <w:r>
+        <w:rPr>
+          <w:rFonts w:ascii="Nunito" w:eastAsia="Times New Roman" w:hAnsi="Nunito" w:cs="Times New Roman"/>
+          <w:color w:val="273239"/>
+          <w:spacing w:val="2"/>
+          <w:kern w:val="0"/>
+          <w:sz w:val="27"/>
+          <w:szCs w:val="27"/>
+          <w:bdr w:val="none" w:sz="0" w:space="0" w:color="auto" w:frame="1"/>
+          <w:lang w:eastAsia="en-IN"/>
+          <w14:ligatures w14:val="none"/>
+        </w:rPr>
+        <w:t>{}) are having a global scope.</w:t>
       </w:r>
     </w:p>
     <w:p>
@@ -13043,7 +14125,37 @@
           <w:lang w:eastAsia="en-IN"/>
           <w14:ligatures w14:val="none"/>
         </w:rPr>
-        <w:t>Variables that are declared inside the { } (curly braces) can only access inside that scope not from the outside of it.</w:t>
+        <w:t xml:space="preserve">Variables that are declared inside the </w:t>
+      </w:r>
+      <w:proofErr w:type="gramStart"/>
+      <w:r>
+        <w:rPr>
+          <w:rFonts w:ascii="Nunito" w:eastAsia="Times New Roman" w:hAnsi="Nunito" w:cs="Times New Roman"/>
+          <w:color w:val="273239"/>
+          <w:spacing w:val="2"/>
+          <w:kern w:val="0"/>
+          <w:sz w:val="27"/>
+          <w:szCs w:val="27"/>
+          <w:bdr w:val="none" w:sz="0" w:space="0" w:color="auto" w:frame="1"/>
+          <w:lang w:eastAsia="en-IN"/>
+          <w14:ligatures w14:val="none"/>
+        </w:rPr>
+        <w:t>{ }</w:t>
+      </w:r>
+      <w:proofErr w:type="gramEnd"/>
+      <w:r>
+        <w:rPr>
+          <w:rFonts w:ascii="Nunito" w:eastAsia="Times New Roman" w:hAnsi="Nunito" w:cs="Times New Roman"/>
+          <w:color w:val="273239"/>
+          <w:spacing w:val="2"/>
+          <w:kern w:val="0"/>
+          <w:sz w:val="27"/>
+          <w:szCs w:val="27"/>
+          <w:bdr w:val="none" w:sz="0" w:space="0" w:color="auto" w:frame="1"/>
+          <w:lang w:eastAsia="en-IN"/>
+          <w14:ligatures w14:val="none"/>
+        </w:rPr>
+        <w:t xml:space="preserve"> (curly braces) can only access inside that scope not from the outside of it.</w:t>
       </w:r>
     </w:p>
     <w:p>
@@ -13538,7 +14650,35 @@
           <w:lang w:eastAsia="en-IN"/>
           <w14:ligatures w14:val="none"/>
         </w:rPr>
-        <w:t>function greet() {</w:t>
+        <w:t xml:space="preserve">function </w:t>
+      </w:r>
+      <w:proofErr w:type="gramStart"/>
+      <w:r>
+        <w:rPr>
+          <w:rFonts w:ascii="Nunito" w:eastAsia="Times New Roman" w:hAnsi="Nunito" w:cs="Times New Roman"/>
+          <w:color w:val="273239"/>
+          <w:spacing w:val="2"/>
+          <w:kern w:val="0"/>
+          <w:sz w:val="24"/>
+          <w:szCs w:val="24"/>
+          <w:lang w:eastAsia="en-IN"/>
+          <w14:ligatures w14:val="none"/>
+        </w:rPr>
+        <w:t>greet(</w:t>
+      </w:r>
+      <w:proofErr w:type="gramEnd"/>
+      <w:r>
+        <w:rPr>
+          <w:rFonts w:ascii="Nunito" w:eastAsia="Times New Roman" w:hAnsi="Nunito" w:cs="Times New Roman"/>
+          <w:color w:val="273239"/>
+          <w:spacing w:val="2"/>
+          <w:kern w:val="0"/>
+          <w:sz w:val="24"/>
+          <w:szCs w:val="24"/>
+          <w:lang w:eastAsia="en-IN"/>
+          <w14:ligatures w14:val="none"/>
+        </w:rPr>
+        <w:t>) {</w:t>
       </w:r>
     </w:p>
     <w:p>
@@ -13568,7 +14708,35 @@
           <w:lang w:eastAsia="en-IN"/>
           <w14:ligatures w14:val="none"/>
         </w:rPr>
-        <w:t xml:space="preserve">    console.log("Hello, World!");</w:t>
+        <w:t xml:space="preserve">    </w:t>
+      </w:r>
+      <w:proofErr w:type="gramStart"/>
+      <w:r>
+        <w:rPr>
+          <w:rFonts w:ascii="Nunito" w:eastAsia="Times New Roman" w:hAnsi="Nunito" w:cs="Times New Roman"/>
+          <w:color w:val="273239"/>
+          <w:spacing w:val="2"/>
+          <w:kern w:val="0"/>
+          <w:sz w:val="24"/>
+          <w:szCs w:val="24"/>
+          <w:lang w:eastAsia="en-IN"/>
+          <w14:ligatures w14:val="none"/>
+        </w:rPr>
+        <w:t>console.log(</w:t>
+      </w:r>
+      <w:proofErr w:type="gramEnd"/>
+      <w:r>
+        <w:rPr>
+          <w:rFonts w:ascii="Nunito" w:eastAsia="Times New Roman" w:hAnsi="Nunito" w:cs="Times New Roman"/>
+          <w:color w:val="273239"/>
+          <w:spacing w:val="2"/>
+          <w:kern w:val="0"/>
+          <w:sz w:val="24"/>
+          <w:szCs w:val="24"/>
+          <w:lang w:eastAsia="en-IN"/>
+          <w14:ligatures w14:val="none"/>
+        </w:rPr>
+        <w:t>"Hello, World!");</w:t>
       </w:r>
     </w:p>
     <w:p>
@@ -13634,6 +14802,7 @@
           <w14:ligatures w14:val="none"/>
         </w:rPr>
       </w:pPr>
+      <w:proofErr w:type="gramStart"/>
       <w:r>
         <w:rPr>
           <w:rFonts w:ascii="Nunito" w:eastAsia="Times New Roman" w:hAnsi="Nunito" w:cs="Times New Roman"/>
@@ -13645,7 +14814,21 @@
           <w:lang w:eastAsia="en-IN"/>
           <w14:ligatures w14:val="none"/>
         </w:rPr>
-        <w:t>greet(); // Output: Hello, World!</w:t>
+        <w:t>greet(</w:t>
+      </w:r>
+      <w:proofErr w:type="gramEnd"/>
+      <w:r>
+        <w:rPr>
+          <w:rFonts w:ascii="Nunito" w:eastAsia="Times New Roman" w:hAnsi="Nunito" w:cs="Times New Roman"/>
+          <w:color w:val="273239"/>
+          <w:spacing w:val="2"/>
+          <w:kern w:val="0"/>
+          <w:sz w:val="24"/>
+          <w:szCs w:val="24"/>
+          <w:lang w:eastAsia="en-IN"/>
+          <w14:ligatures w14:val="none"/>
+        </w:rPr>
+        <w:t>); // Output: Hello, World!</w:t>
       </w:r>
     </w:p>
     <w:p>
@@ -13993,7 +15176,35 @@
           <w:lang w:eastAsia="en-IN"/>
           <w14:ligatures w14:val="none"/>
         </w:rPr>
-        <w:t xml:space="preserve"> greet = function() {</w:t>
+        <w:t xml:space="preserve"> greet = </w:t>
+      </w:r>
+      <w:proofErr w:type="gramStart"/>
+      <w:r>
+        <w:rPr>
+          <w:rFonts w:ascii="Nunito" w:eastAsia="Times New Roman" w:hAnsi="Nunito" w:cs="Times New Roman"/>
+          <w:color w:val="273239"/>
+          <w:spacing w:val="2"/>
+          <w:kern w:val="0"/>
+          <w:sz w:val="24"/>
+          <w:szCs w:val="24"/>
+          <w:lang w:eastAsia="en-IN"/>
+          <w14:ligatures w14:val="none"/>
+        </w:rPr>
+        <w:t>function(</w:t>
+      </w:r>
+      <w:proofErr w:type="gramEnd"/>
+      <w:r>
+        <w:rPr>
+          <w:rFonts w:ascii="Nunito" w:eastAsia="Times New Roman" w:hAnsi="Nunito" w:cs="Times New Roman"/>
+          <w:color w:val="273239"/>
+          <w:spacing w:val="2"/>
+          <w:kern w:val="0"/>
+          <w:sz w:val="24"/>
+          <w:szCs w:val="24"/>
+          <w:lang w:eastAsia="en-IN"/>
+          <w14:ligatures w14:val="none"/>
+        </w:rPr>
+        <w:t>) {</w:t>
       </w:r>
     </w:p>
     <w:p>
@@ -14024,7 +15235,35 @@
           <w14:ligatures w14:val="none"/>
         </w:rPr>
         <w:lastRenderedPageBreak/>
-        <w:t xml:space="preserve">    console.log("Hello, World!");</w:t>
+        <w:t xml:space="preserve">    </w:t>
+      </w:r>
+      <w:proofErr w:type="gramStart"/>
+      <w:r>
+        <w:rPr>
+          <w:rFonts w:ascii="Nunito" w:eastAsia="Times New Roman" w:hAnsi="Nunito" w:cs="Times New Roman"/>
+          <w:color w:val="273239"/>
+          <w:spacing w:val="2"/>
+          <w:kern w:val="0"/>
+          <w:sz w:val="24"/>
+          <w:szCs w:val="24"/>
+          <w:lang w:eastAsia="en-IN"/>
+          <w14:ligatures w14:val="none"/>
+        </w:rPr>
+        <w:t>console.log(</w:t>
+      </w:r>
+      <w:proofErr w:type="gramEnd"/>
+      <w:r>
+        <w:rPr>
+          <w:rFonts w:ascii="Nunito" w:eastAsia="Times New Roman" w:hAnsi="Nunito" w:cs="Times New Roman"/>
+          <w:color w:val="273239"/>
+          <w:spacing w:val="2"/>
+          <w:kern w:val="0"/>
+          <w:sz w:val="24"/>
+          <w:szCs w:val="24"/>
+          <w:lang w:eastAsia="en-IN"/>
+          <w14:ligatures w14:val="none"/>
+        </w:rPr>
+        <w:t>"Hello, World!");</w:t>
       </w:r>
     </w:p>
     <w:p>
@@ -14090,6 +15329,7 @@
           <w14:ligatures w14:val="none"/>
         </w:rPr>
       </w:pPr>
+      <w:proofErr w:type="gramStart"/>
       <w:r>
         <w:rPr>
           <w:rFonts w:ascii="Nunito" w:eastAsia="Times New Roman" w:hAnsi="Nunito" w:cs="Times New Roman"/>
@@ -14101,7 +15341,21 @@
           <w:lang w:eastAsia="en-IN"/>
           <w14:ligatures w14:val="none"/>
         </w:rPr>
-        <w:t>greet(); // Output: Hello, World!</w:t>
+        <w:t>greet(</w:t>
+      </w:r>
+      <w:proofErr w:type="gramEnd"/>
+      <w:r>
+        <w:rPr>
+          <w:rFonts w:ascii="Nunito" w:eastAsia="Times New Roman" w:hAnsi="Nunito" w:cs="Times New Roman"/>
+          <w:color w:val="273239"/>
+          <w:spacing w:val="2"/>
+          <w:kern w:val="0"/>
+          <w:sz w:val="24"/>
+          <w:szCs w:val="24"/>
+          <w:lang w:eastAsia="en-IN"/>
+          <w14:ligatures w14:val="none"/>
+        </w:rPr>
+        <w:t>); // Output: Hello, World!</w:t>
       </w:r>
     </w:p>
     <w:p>
@@ -14213,8 +15467,9 @@
           <w:lang w:eastAsia="en-IN"/>
           <w14:ligatures w14:val="none"/>
         </w:rPr>
-        <w:t xml:space="preserve"> be called before its define</w:t>
-      </w:r>
+        <w:t xml:space="preserve"> be called before </w:t>
+      </w:r>
+      <w:proofErr w:type="gramStart"/>
       <w:r>
         <w:rPr>
           <w:rFonts w:ascii="Nunito" w:eastAsia="Times New Roman" w:hAnsi="Nunito" w:cs="Times New Roman"/>
@@ -14226,6 +15481,33 @@
           <w:lang w:eastAsia="en-IN"/>
           <w14:ligatures w14:val="none"/>
         </w:rPr>
+        <w:t>its</w:t>
+      </w:r>
+      <w:proofErr w:type="gramEnd"/>
+      <w:r>
+        <w:rPr>
+          <w:rFonts w:ascii="Nunito" w:eastAsia="Times New Roman" w:hAnsi="Nunito" w:cs="Times New Roman"/>
+          <w:color w:val="273239"/>
+          <w:spacing w:val="2"/>
+          <w:kern w:val="0"/>
+          <w:sz w:val="24"/>
+          <w:szCs w:val="24"/>
+          <w:lang w:eastAsia="en-IN"/>
+          <w14:ligatures w14:val="none"/>
+        </w:rPr>
+        <w:t xml:space="preserve"> define</w:t>
+      </w:r>
+      <w:r>
+        <w:rPr>
+          <w:rFonts w:ascii="Nunito" w:eastAsia="Times New Roman" w:hAnsi="Nunito" w:cs="Times New Roman"/>
+          <w:color w:val="273239"/>
+          <w:spacing w:val="2"/>
+          <w:kern w:val="0"/>
+          <w:sz w:val="24"/>
+          <w:szCs w:val="24"/>
+          <w:lang w:eastAsia="en-IN"/>
+          <w14:ligatures w14:val="none"/>
+        </w:rPr>
         <w:br/>
       </w:r>
       <w:r>
@@ -14432,7 +15714,27 @@
           <w:szCs w:val="24"/>
           <w:lang w:eastAsia="en-IN"/>
         </w:rPr>
-        <w:t xml:space="preserve">What is Anonymous Function ? </w:t>
+        <w:t xml:space="preserve">What is Anonymous </w:t>
+      </w:r>
+      <w:proofErr w:type="gramStart"/>
+      <w:r>
+        <w:rPr>
+          <w:rFonts w:ascii="Times New Roman" w:eastAsia="Times New Roman" w:hAnsi="Times New Roman" w:cs="Times New Roman"/>
+          <w:sz w:val="24"/>
+          <w:szCs w:val="24"/>
+          <w:lang w:eastAsia="en-IN"/>
+        </w:rPr>
+        <w:t>Function ?</w:t>
+      </w:r>
+      <w:proofErr w:type="gramEnd"/>
+      <w:r>
+        <w:rPr>
+          <w:rFonts w:ascii="Times New Roman" w:eastAsia="Times New Roman" w:hAnsi="Times New Roman" w:cs="Times New Roman"/>
+          <w:sz w:val="24"/>
+          <w:szCs w:val="24"/>
+          <w:lang w:eastAsia="en-IN"/>
+        </w:rPr>
+        <w:t xml:space="preserve"> </w:t>
       </w:r>
     </w:p>
     <w:p>
@@ -14452,7 +15754,47 @@
           <w:szCs w:val="24"/>
           <w:lang w:eastAsia="en-IN"/>
         </w:rPr>
-        <w:t>A. A Function without the name is known as Anonymous Function. &amp; It is used in a place where function are treated as value. For Ex - function(){ }</w:t>
+        <w:t xml:space="preserve">A. A Function without the name is known as Anonymous Function. &amp; It is used in a place where function </w:t>
+      </w:r>
+      <w:proofErr w:type="gramStart"/>
+      <w:r>
+        <w:rPr>
+          <w:rFonts w:ascii="Times New Roman" w:eastAsia="Times New Roman" w:hAnsi="Times New Roman" w:cs="Times New Roman"/>
+          <w:sz w:val="24"/>
+          <w:szCs w:val="24"/>
+          <w:lang w:eastAsia="en-IN"/>
+        </w:rPr>
+        <w:t>are</w:t>
+      </w:r>
+      <w:proofErr w:type="gramEnd"/>
+      <w:r>
+        <w:rPr>
+          <w:rFonts w:ascii="Times New Roman" w:eastAsia="Times New Roman" w:hAnsi="Times New Roman" w:cs="Times New Roman"/>
+          <w:sz w:val="24"/>
+          <w:szCs w:val="24"/>
+          <w:lang w:eastAsia="en-IN"/>
+        </w:rPr>
+        <w:t xml:space="preserve"> treated as value. For Ex - </w:t>
+      </w:r>
+      <w:proofErr w:type="gramStart"/>
+      <w:r>
+        <w:rPr>
+          <w:rFonts w:ascii="Times New Roman" w:eastAsia="Times New Roman" w:hAnsi="Times New Roman" w:cs="Times New Roman"/>
+          <w:sz w:val="24"/>
+          <w:szCs w:val="24"/>
+          <w:lang w:eastAsia="en-IN"/>
+        </w:rPr>
+        <w:t>function(</w:t>
+      </w:r>
+      <w:proofErr w:type="gramEnd"/>
+      <w:r>
+        <w:rPr>
+          <w:rFonts w:ascii="Times New Roman" w:eastAsia="Times New Roman" w:hAnsi="Times New Roman" w:cs="Times New Roman"/>
+          <w:sz w:val="24"/>
+          <w:szCs w:val="24"/>
+          <w:lang w:eastAsia="en-IN"/>
+        </w:rPr>
+        <w:t>){ }</w:t>
       </w:r>
     </w:p>
     <w:p>
@@ -14599,6 +15941,7 @@
         <w:t xml:space="preserve"> greet = function </w:t>
       </w:r>
       <w:proofErr w:type="spellStart"/>
+      <w:proofErr w:type="gramStart"/>
       <w:r>
         <w:rPr>
           <w:rFonts w:ascii="Times New Roman" w:eastAsia="Times New Roman" w:hAnsi="Times New Roman" w:cs="Times New Roman"/>
@@ -14616,7 +15959,17 @@
           <w:szCs w:val="24"/>
           <w:lang w:eastAsia="en-IN"/>
         </w:rPr>
-        <w:t>() {</w:t>
+        <w:t>(</w:t>
+      </w:r>
+      <w:proofErr w:type="gramEnd"/>
+      <w:r>
+        <w:rPr>
+          <w:rFonts w:ascii="Times New Roman" w:eastAsia="Times New Roman" w:hAnsi="Times New Roman" w:cs="Times New Roman"/>
+          <w:sz w:val="24"/>
+          <w:szCs w:val="24"/>
+          <w:lang w:eastAsia="en-IN"/>
+        </w:rPr>
+        <w:t>) {</w:t>
       </w:r>
     </w:p>
     <w:p>
@@ -14689,14 +16042,25 @@
           <w:lang w:eastAsia="en-IN"/>
         </w:rPr>
       </w:pPr>
-      <w:r>
-        <w:rPr>
-          <w:rFonts w:ascii="Times New Roman" w:eastAsia="Times New Roman" w:hAnsi="Times New Roman" w:cs="Times New Roman"/>
-          <w:sz w:val="24"/>
-          <w:szCs w:val="24"/>
-          <w:lang w:eastAsia="en-IN"/>
-        </w:rPr>
-        <w:t xml:space="preserve">greet();    // </w:t>
+      <w:proofErr w:type="gramStart"/>
+      <w:r>
+        <w:rPr>
+          <w:rFonts w:ascii="Times New Roman" w:eastAsia="Times New Roman" w:hAnsi="Times New Roman" w:cs="Times New Roman"/>
+          <w:sz w:val="24"/>
+          <w:szCs w:val="24"/>
+          <w:lang w:eastAsia="en-IN"/>
+        </w:rPr>
+        <w:t>greet(</w:t>
+      </w:r>
+      <w:proofErr w:type="gramEnd"/>
+      <w:r>
+        <w:rPr>
+          <w:rFonts w:ascii="Times New Roman" w:eastAsia="Times New Roman" w:hAnsi="Times New Roman" w:cs="Times New Roman"/>
+          <w:sz w:val="24"/>
+          <w:szCs w:val="24"/>
+          <w:lang w:eastAsia="en-IN"/>
+        </w:rPr>
+        <w:t xml:space="preserve">);    // </w:t>
       </w:r>
       <w:r>
         <w:rPr>
@@ -14728,6 +16092,7 @@
         </w:rPr>
       </w:pPr>
       <w:proofErr w:type="spellStart"/>
+      <w:proofErr w:type="gramStart"/>
       <w:r>
         <w:rPr>
           <w:rFonts w:ascii="Times New Roman" w:eastAsia="Times New Roman" w:hAnsi="Times New Roman" w:cs="Times New Roman"/>
@@ -14745,7 +16110,17 @@
           <w:szCs w:val="24"/>
           <w:lang w:eastAsia="en-IN"/>
         </w:rPr>
-        <w:t xml:space="preserve">(); // </w:t>
+        <w:t>(</w:t>
+      </w:r>
+      <w:proofErr w:type="gramEnd"/>
+      <w:r>
+        <w:rPr>
+          <w:rFonts w:ascii="Times New Roman" w:eastAsia="Times New Roman" w:hAnsi="Times New Roman" w:cs="Times New Roman"/>
+          <w:sz w:val="24"/>
+          <w:szCs w:val="24"/>
+          <w:lang w:eastAsia="en-IN"/>
+        </w:rPr>
+        <w:t xml:space="preserve">); // </w:t>
       </w:r>
       <w:r>
         <w:rPr>
@@ -14973,7 +16348,27 @@
           <w:szCs w:val="24"/>
           <w:lang w:eastAsia="en-IN"/>
         </w:rPr>
-        <w:t xml:space="preserve">    return n * fact(n - 1); // </w:t>
+        <w:t xml:space="preserve">    return n * </w:t>
+      </w:r>
+      <w:proofErr w:type="gramStart"/>
+      <w:r>
+        <w:rPr>
+          <w:rFonts w:ascii="Times New Roman" w:eastAsia="Times New Roman" w:hAnsi="Times New Roman" w:cs="Times New Roman"/>
+          <w:sz w:val="24"/>
+          <w:szCs w:val="24"/>
+          <w:lang w:eastAsia="en-IN"/>
+        </w:rPr>
+        <w:t>fact(</w:t>
+      </w:r>
+      <w:proofErr w:type="gramEnd"/>
+      <w:r>
+        <w:rPr>
+          <w:rFonts w:ascii="Times New Roman" w:eastAsia="Times New Roman" w:hAnsi="Times New Roman" w:cs="Times New Roman"/>
+          <w:sz w:val="24"/>
+          <w:szCs w:val="24"/>
+          <w:lang w:eastAsia="en-IN"/>
+        </w:rPr>
+        <w:t xml:space="preserve">n - 1); // </w:t>
       </w:r>
       <w:r>
         <w:rPr>
@@ -15031,7 +16426,27 @@
           <w:szCs w:val="24"/>
           <w:lang w:eastAsia="en-IN"/>
         </w:rPr>
-        <w:t>console.log(factorial(5)); // Output: 120</w:t>
+        <w:t>console.log(</w:t>
+      </w:r>
+      <w:proofErr w:type="gramStart"/>
+      <w:r>
+        <w:rPr>
+          <w:rFonts w:ascii="Times New Roman" w:eastAsia="Times New Roman" w:hAnsi="Times New Roman" w:cs="Times New Roman"/>
+          <w:sz w:val="24"/>
+          <w:szCs w:val="24"/>
+          <w:lang w:eastAsia="en-IN"/>
+        </w:rPr>
+        <w:t>factorial(</w:t>
+      </w:r>
+      <w:proofErr w:type="gramEnd"/>
+      <w:r>
+        <w:rPr>
+          <w:rFonts w:ascii="Times New Roman" w:eastAsia="Times New Roman" w:hAnsi="Times New Roman" w:cs="Times New Roman"/>
+          <w:sz w:val="24"/>
+          <w:szCs w:val="24"/>
+          <w:lang w:eastAsia="en-IN"/>
+        </w:rPr>
+        <w:t>5)); // Output: 120</w:t>
       </w:r>
     </w:p>
     <w:p>
@@ -15093,7 +16508,27 @@
           <w:szCs w:val="24"/>
           <w:lang w:eastAsia="en-IN"/>
         </w:rPr>
-        <w:t xml:space="preserve">Difference b/w Parameters and Arguments ? </w:t>
+        <w:t xml:space="preserve">Difference b/w Parameters and </w:t>
+      </w:r>
+      <w:proofErr w:type="gramStart"/>
+      <w:r>
+        <w:rPr>
+          <w:rFonts w:ascii="Times New Roman" w:eastAsia="Times New Roman" w:hAnsi="Times New Roman" w:cs="Times New Roman"/>
+          <w:sz w:val="24"/>
+          <w:szCs w:val="24"/>
+          <w:lang w:eastAsia="en-IN"/>
+        </w:rPr>
+        <w:t>Arguments ?</w:t>
+      </w:r>
+      <w:proofErr w:type="gramEnd"/>
+      <w:r>
+        <w:rPr>
+          <w:rFonts w:ascii="Times New Roman" w:eastAsia="Times New Roman" w:hAnsi="Times New Roman" w:cs="Times New Roman"/>
+          <w:sz w:val="24"/>
+          <w:szCs w:val="24"/>
+          <w:lang w:eastAsia="en-IN"/>
+        </w:rPr>
+        <w:t xml:space="preserve"> </w:t>
       </w:r>
     </w:p>
     <w:p>
@@ -15131,7 +16566,47 @@
           <w:szCs w:val="24"/>
           <w:lang w:eastAsia="en-IN"/>
         </w:rPr>
-        <w:t xml:space="preserve"> in this ( ) that is our Parameters. For Ex - function ab( param1, param2 ){ console.log(" } </w:t>
+        <w:t xml:space="preserve"> in this </w:t>
+      </w:r>
+      <w:proofErr w:type="gramStart"/>
+      <w:r>
+        <w:rPr>
+          <w:rFonts w:ascii="Times New Roman" w:eastAsia="Times New Roman" w:hAnsi="Times New Roman" w:cs="Times New Roman"/>
+          <w:sz w:val="24"/>
+          <w:szCs w:val="24"/>
+          <w:lang w:eastAsia="en-IN"/>
+        </w:rPr>
+        <w:t>( )</w:t>
+      </w:r>
+      <w:proofErr w:type="gramEnd"/>
+      <w:r>
+        <w:rPr>
+          <w:rFonts w:ascii="Times New Roman" w:eastAsia="Times New Roman" w:hAnsi="Times New Roman" w:cs="Times New Roman"/>
+          <w:sz w:val="24"/>
+          <w:szCs w:val="24"/>
+          <w:lang w:eastAsia="en-IN"/>
+        </w:rPr>
+        <w:t xml:space="preserve"> that is our Parameters. For Ex - function </w:t>
+      </w:r>
+      <w:proofErr w:type="gramStart"/>
+      <w:r>
+        <w:rPr>
+          <w:rFonts w:ascii="Times New Roman" w:eastAsia="Times New Roman" w:hAnsi="Times New Roman" w:cs="Times New Roman"/>
+          <w:sz w:val="24"/>
+          <w:szCs w:val="24"/>
+          <w:lang w:eastAsia="en-IN"/>
+        </w:rPr>
+        <w:t>ab( param</w:t>
+      </w:r>
+      <w:proofErr w:type="gramEnd"/>
+      <w:r>
+        <w:rPr>
+          <w:rFonts w:ascii="Times New Roman" w:eastAsia="Times New Roman" w:hAnsi="Times New Roman" w:cs="Times New Roman"/>
+          <w:sz w:val="24"/>
+          <w:szCs w:val="24"/>
+          <w:lang w:eastAsia="en-IN"/>
+        </w:rPr>
+        <w:t xml:space="preserve">1, param2 ){ console.log(" } </w:t>
       </w:r>
     </w:p>
     <w:p>
@@ -15169,7 +16644,27 @@
           <w:szCs w:val="24"/>
           <w:lang w:eastAsia="en-IN"/>
         </w:rPr>
-        <w:t xml:space="preserve"> in this ( ) that is our Arguments For Ex </w:t>
+        <w:t xml:space="preserve"> in this </w:t>
+      </w:r>
+      <w:proofErr w:type="gramStart"/>
+      <w:r>
+        <w:rPr>
+          <w:rFonts w:ascii="Times New Roman" w:eastAsia="Times New Roman" w:hAnsi="Times New Roman" w:cs="Times New Roman"/>
+          <w:sz w:val="24"/>
+          <w:szCs w:val="24"/>
+          <w:lang w:eastAsia="en-IN"/>
+        </w:rPr>
+        <w:t>( )</w:t>
+      </w:r>
+      <w:proofErr w:type="gramEnd"/>
+      <w:r>
+        <w:rPr>
+          <w:rFonts w:ascii="Times New Roman" w:eastAsia="Times New Roman" w:hAnsi="Times New Roman" w:cs="Times New Roman"/>
+          <w:sz w:val="24"/>
+          <w:szCs w:val="24"/>
+          <w:lang w:eastAsia="en-IN"/>
+        </w:rPr>
+        <w:t xml:space="preserve"> that is our Arguments For Ex </w:t>
       </w:r>
       <w:r>
         <w:rPr>
@@ -15200,14 +16695,25 @@
           <w:lang w:eastAsia="en-IN"/>
         </w:rPr>
       </w:pPr>
-      <w:r>
-        <w:rPr>
-          <w:rFonts w:ascii="Times New Roman" w:eastAsia="Times New Roman" w:hAnsi="Times New Roman" w:cs="Times New Roman"/>
-          <w:sz w:val="24"/>
-          <w:szCs w:val="24"/>
-          <w:lang w:eastAsia="en-IN"/>
-        </w:rPr>
-        <w:t>ab( 4, 5 );</w:t>
+      <w:proofErr w:type="gramStart"/>
+      <w:r>
+        <w:rPr>
+          <w:rFonts w:ascii="Times New Roman" w:eastAsia="Times New Roman" w:hAnsi="Times New Roman" w:cs="Times New Roman"/>
+          <w:sz w:val="24"/>
+          <w:szCs w:val="24"/>
+          <w:lang w:eastAsia="en-IN"/>
+        </w:rPr>
+        <w:t>ab( 4</w:t>
+      </w:r>
+      <w:proofErr w:type="gramEnd"/>
+      <w:r>
+        <w:rPr>
+          <w:rFonts w:ascii="Times New Roman" w:eastAsia="Times New Roman" w:hAnsi="Times New Roman" w:cs="Times New Roman"/>
+          <w:sz w:val="24"/>
+          <w:szCs w:val="24"/>
+          <w:lang w:eastAsia="en-IN"/>
+        </w:rPr>
+        <w:t>, 5 );</w:t>
       </w:r>
     </w:p>
     <w:p>

--- a/javascript/JavaScript Notes.docx
+++ b/javascript/JavaScript Notes.docx
@@ -17110,10 +17110,1829 @@
           <w:lang w:eastAsia="en-IN"/>
         </w:rPr>
       </w:pPr>
+      <w:r>
+        <w:rPr>
+          <w:rFonts w:ascii="Times New Roman" w:eastAsia="Times New Roman" w:hAnsi="Times New Roman" w:cs="Times New Roman"/>
+          <w:sz w:val="24"/>
+          <w:szCs w:val="24"/>
+          <w:lang w:eastAsia="en-IN"/>
+        </w:rPr>
+        <w:t>45. what is fetch api?</w:t>
+      </w:r>
+    </w:p>
+    <w:p>
+      <w:pPr>
+        <w:spacing w:before="100" w:beforeAutospacing="1" w:after="100" w:afterAutospacing="1"/>
+        <w:rPr>
+          <w:rFonts w:ascii="Consolas" w:eastAsia="Times New Roman" w:hAnsi="Consolas" w:cs="Courier New"/>
+          <w:spacing w:val="2"/>
+          <w:kern w:val="0"/>
+          <w:sz w:val="24"/>
+          <w:szCs w:val="24"/>
+          <w:bdr w:val="none" w:sz="0" w:space="0" w:color="auto" w:frame="1"/>
+          <w:lang w:eastAsia="en-IN"/>
+          <w14:ligatures w14:val="none"/>
+        </w:rPr>
+      </w:pPr>
+      <w:r>
+        <w:rPr>
+          <w:rFonts w:ascii="Times New Roman" w:eastAsia="Times New Roman" w:hAnsi="Times New Roman" w:cs="Times New Roman"/>
+          <w:sz w:val="24"/>
+          <w:szCs w:val="24"/>
+          <w:lang w:eastAsia="en-IN"/>
+        </w:rPr>
+        <w:t xml:space="preserve">Ans </w:t>
+      </w:r>
+      <w:r>
+        <w:rPr>
+          <w:rFonts w:eastAsia="Times New Roman"/>
+          <w:lang w:eastAsia="en-IN"/>
+        </w:rPr>
+        <w:t xml:space="preserve">The Fetch API is a modern interface in JavaScript that allows you to make HTTP requests. It replaces the older </w:t>
+      </w:r>
+      <w:proofErr w:type="spellStart"/>
+      <w:r>
+        <w:rPr>
+          <w:rFonts w:eastAsia="Times New Roman"/>
+          <w:lang w:eastAsia="en-IN"/>
+        </w:rPr>
+        <w:t>XMLHttpRequest</w:t>
+      </w:r>
+      <w:proofErr w:type="spellEnd"/>
+      <w:r>
+        <w:rPr>
+          <w:rFonts w:eastAsia="Times New Roman"/>
+          <w:lang w:eastAsia="en-IN"/>
+        </w:rPr>
+        <w:t xml:space="preserve"> method and provides a cleaner and more flexible way to fetch resources asynchronously. The Fetch API uses Promises, making it easier to work with asynchronous data.</w:t>
+      </w:r>
+      <w:r>
+        <w:rPr>
+          <w:rFonts w:ascii="Consolas" w:eastAsia="Times New Roman" w:hAnsi="Consolas" w:cs="Courier New"/>
+          <w:spacing w:val="2"/>
+          <w:kern w:val="0"/>
+          <w:sz w:val="24"/>
+          <w:szCs w:val="24"/>
+          <w:bdr w:val="none" w:sz="0" w:space="0" w:color="auto" w:frame="1"/>
+          <w:lang w:eastAsia="en-IN"/>
+          <w14:ligatures w14:val="none"/>
+        </w:rPr>
+        <w:t xml:space="preserve"> </w:t>
+      </w:r>
+    </w:p>
+    <w:p>
+      <w:pPr>
+        <w:spacing w:before="100" w:beforeAutospacing="1" w:after="100" w:afterAutospacing="1"/>
+      </w:pPr>
+      <w:proofErr w:type="gramStart"/>
+      <w:r>
+        <w:t>fetch(</w:t>
+      </w:r>
+      <w:proofErr w:type="spellStart"/>
+      <w:proofErr w:type="gramEnd"/>
+      <w:r>
+        <w:t>url</w:t>
+      </w:r>
+      <w:proofErr w:type="spellEnd"/>
+      <w:r>
+        <w:t>, options)</w:t>
+      </w:r>
+    </w:p>
+    <w:p>
+      <w:pPr>
+        <w:spacing w:before="100" w:beforeAutospacing="1" w:after="100" w:afterAutospacing="1"/>
+        <w:rPr>
+          <w:rFonts w:eastAsia="Times New Roman"/>
+          <w:lang w:eastAsia="en-IN"/>
+        </w:rPr>
+      </w:pPr>
+      <w:proofErr w:type="gramStart"/>
+      <w:r>
+        <w:rPr>
+          <w:rFonts w:eastAsia="Times New Roman"/>
+          <w:lang w:eastAsia="en-IN"/>
+        </w:rPr>
+        <w:t>.then</w:t>
+      </w:r>
+      <w:proofErr w:type="gramEnd"/>
+      <w:r>
+        <w:rPr>
+          <w:rFonts w:eastAsia="Times New Roman"/>
+          <w:lang w:eastAsia="en-IN"/>
+        </w:rPr>
+        <w:t xml:space="preserve">(response =&gt; </w:t>
+      </w:r>
+      <w:proofErr w:type="spellStart"/>
+      <w:r>
+        <w:rPr>
+          <w:rFonts w:eastAsia="Times New Roman"/>
+          <w:lang w:eastAsia="en-IN"/>
+        </w:rPr>
+        <w:t>response.json</w:t>
+      </w:r>
+      <w:proofErr w:type="spellEnd"/>
+      <w:r>
+        <w:rPr>
+          <w:rFonts w:eastAsia="Times New Roman"/>
+          <w:lang w:eastAsia="en-IN"/>
+        </w:rPr>
+        <w:t>())</w:t>
+      </w:r>
     </w:p>
     <w:p>
       <w:pPr>
         <w:spacing w:before="100" w:beforeAutospacing="1" w:after="100" w:afterAutospacing="1" w:line="240" w:lineRule="auto"/>
+        <w:rPr>
+          <w:rFonts w:eastAsia="Times New Roman"/>
+          <w:lang w:eastAsia="en-IN"/>
+        </w:rPr>
+      </w:pPr>
+      <w:r>
+        <w:rPr>
+          <w:rFonts w:eastAsia="Times New Roman"/>
+          <w:lang w:eastAsia="en-IN"/>
+        </w:rPr>
+        <w:t xml:space="preserve">    </w:t>
+      </w:r>
+      <w:proofErr w:type="gramStart"/>
+      <w:r>
+        <w:rPr>
+          <w:rFonts w:eastAsia="Times New Roman"/>
+          <w:lang w:eastAsia="en-IN"/>
+        </w:rPr>
+        <w:t>.then</w:t>
+      </w:r>
+      <w:proofErr w:type="gramEnd"/>
+      <w:r>
+        <w:rPr>
+          <w:rFonts w:eastAsia="Times New Roman"/>
+          <w:lang w:eastAsia="en-IN"/>
+        </w:rPr>
+        <w:t>(data =&gt; console.log(data))</w:t>
+      </w:r>
+    </w:p>
+    <w:p>
+      <w:pPr>
+        <w:spacing w:before="100" w:beforeAutospacing="1" w:after="100" w:afterAutospacing="1" w:line="240" w:lineRule="auto"/>
+        <w:rPr>
+          <w:rFonts w:eastAsia="Times New Roman"/>
+          <w:lang w:eastAsia="en-IN"/>
+        </w:rPr>
+      </w:pPr>
+      <w:r>
+        <w:rPr>
+          <w:rFonts w:eastAsia="Times New Roman"/>
+          <w:lang w:eastAsia="en-IN"/>
+        </w:rPr>
+        <w:t xml:space="preserve">    </w:t>
+      </w:r>
+      <w:proofErr w:type="gramStart"/>
+      <w:r>
+        <w:rPr>
+          <w:rFonts w:eastAsia="Times New Roman"/>
+          <w:lang w:eastAsia="en-IN"/>
+        </w:rPr>
+        <w:t>.catch</w:t>
+      </w:r>
+      <w:proofErr w:type="gramEnd"/>
+      <w:r>
+        <w:rPr>
+          <w:rFonts w:eastAsia="Times New Roman"/>
+          <w:lang w:eastAsia="en-IN"/>
+        </w:rPr>
+        <w:t xml:space="preserve">(error =&gt; </w:t>
+      </w:r>
+      <w:proofErr w:type="spellStart"/>
+      <w:r>
+        <w:rPr>
+          <w:rFonts w:eastAsia="Times New Roman"/>
+          <w:lang w:eastAsia="en-IN"/>
+        </w:rPr>
+        <w:t>console.error</w:t>
+      </w:r>
+      <w:proofErr w:type="spellEnd"/>
+      <w:r>
+        <w:rPr>
+          <w:rFonts w:eastAsia="Times New Roman"/>
+          <w:lang w:eastAsia="en-IN"/>
+        </w:rPr>
+        <w:t>('Error:', error));</w:t>
+      </w:r>
+    </w:p>
+    <w:p>
+      <w:pPr>
+        <w:numPr>
+          <w:ilvl w:val="0"/>
+          <w:numId w:val="34"/>
+        </w:numPr>
+        <w:spacing w:before="100" w:beforeAutospacing="1" w:after="100" w:afterAutospacing="1" w:line="240" w:lineRule="auto"/>
+        <w:rPr>
+          <w:rFonts w:ascii="Times New Roman" w:eastAsia="Times New Roman" w:hAnsi="Times New Roman" w:cs="Times New Roman"/>
+          <w:sz w:val="24"/>
+          <w:szCs w:val="24"/>
+          <w:lang w:eastAsia="en-IN"/>
+        </w:rPr>
+      </w:pPr>
+      <w:r>
+        <w:rPr>
+          <w:rFonts w:ascii="Times New Roman" w:eastAsia="Times New Roman" w:hAnsi="Times New Roman" w:cs="Times New Roman"/>
+          <w:b/>
+          <w:bCs/>
+          <w:sz w:val="24"/>
+          <w:szCs w:val="24"/>
+          <w:lang w:eastAsia="en-IN"/>
+        </w:rPr>
+        <w:t>url: </w:t>
+      </w:r>
+      <w:r>
+        <w:rPr>
+          <w:rFonts w:ascii="Times New Roman" w:eastAsia="Times New Roman" w:hAnsi="Times New Roman" w:cs="Times New Roman"/>
+          <w:sz w:val="24"/>
+          <w:szCs w:val="24"/>
+          <w:lang w:eastAsia="en-IN"/>
+        </w:rPr>
+        <w:t>The API endpoint from which data is fetched.</w:t>
+      </w:r>
+    </w:p>
+    <w:p>
+      <w:pPr>
+        <w:numPr>
+          <w:ilvl w:val="0"/>
+          <w:numId w:val="35"/>
+        </w:numPr>
+        <w:spacing w:before="100" w:beforeAutospacing="1" w:after="100" w:afterAutospacing="1" w:line="240" w:lineRule="auto"/>
+        <w:rPr>
+          <w:rFonts w:ascii="Times New Roman" w:eastAsia="Times New Roman" w:hAnsi="Times New Roman" w:cs="Times New Roman"/>
+          <w:sz w:val="24"/>
+          <w:szCs w:val="24"/>
+          <w:lang w:eastAsia="en-IN"/>
+        </w:rPr>
+      </w:pPr>
+      <w:r>
+        <w:rPr>
+          <w:rFonts w:ascii="Times New Roman" w:eastAsia="Times New Roman" w:hAnsi="Times New Roman" w:cs="Times New Roman"/>
+          <w:b/>
+          <w:bCs/>
+          <w:sz w:val="24"/>
+          <w:szCs w:val="24"/>
+          <w:lang w:eastAsia="en-IN"/>
+        </w:rPr>
+        <w:t>options (optional): </w:t>
+      </w:r>
+      <w:r>
+        <w:rPr>
+          <w:rFonts w:ascii="Times New Roman" w:eastAsia="Times New Roman" w:hAnsi="Times New Roman" w:cs="Times New Roman"/>
+          <w:sz w:val="24"/>
+          <w:szCs w:val="24"/>
+          <w:lang w:eastAsia="en-IN"/>
+        </w:rPr>
+        <w:t>Specifies method, headers, body, etc.</w:t>
+      </w:r>
+    </w:p>
+    <w:p>
+      <w:pPr>
+        <w:numPr>
+          <w:ilvl w:val="0"/>
+          <w:numId w:val="36"/>
+        </w:numPr>
+        <w:spacing w:before="100" w:beforeAutospacing="1" w:after="100" w:afterAutospacing="1" w:line="240" w:lineRule="auto"/>
+        <w:rPr>
+          <w:rFonts w:ascii="Times New Roman" w:eastAsia="Times New Roman" w:hAnsi="Times New Roman" w:cs="Times New Roman"/>
+          <w:sz w:val="24"/>
+          <w:szCs w:val="24"/>
+          <w:lang w:eastAsia="en-IN"/>
+        </w:rPr>
+      </w:pPr>
+      <w:proofErr w:type="spellStart"/>
+      <w:proofErr w:type="gramStart"/>
+      <w:r>
+        <w:rPr>
+          <w:rFonts w:ascii="Times New Roman" w:eastAsia="Times New Roman" w:hAnsi="Times New Roman" w:cs="Times New Roman"/>
+          <w:b/>
+          <w:bCs/>
+          <w:sz w:val="24"/>
+          <w:szCs w:val="24"/>
+          <w:lang w:eastAsia="en-IN"/>
+        </w:rPr>
+        <w:t>response.json</w:t>
+      </w:r>
+      <w:proofErr w:type="spellEnd"/>
+      <w:proofErr w:type="gramEnd"/>
+      <w:r>
+        <w:rPr>
+          <w:rFonts w:ascii="Times New Roman" w:eastAsia="Times New Roman" w:hAnsi="Times New Roman" w:cs="Times New Roman"/>
+          <w:b/>
+          <w:bCs/>
+          <w:sz w:val="24"/>
+          <w:szCs w:val="24"/>
+          <w:lang w:eastAsia="en-IN"/>
+        </w:rPr>
+        <w:t>():</w:t>
+      </w:r>
+      <w:r>
+        <w:rPr>
+          <w:rFonts w:ascii="Times New Roman" w:eastAsia="Times New Roman" w:hAnsi="Times New Roman" w:cs="Times New Roman"/>
+          <w:sz w:val="24"/>
+          <w:szCs w:val="24"/>
+          <w:lang w:eastAsia="en-IN"/>
+        </w:rPr>
+        <w:t> Parses the response as JSON.</w:t>
+      </w:r>
+    </w:p>
+    <w:p>
+      <w:pPr>
+        <w:numPr>
+          <w:ilvl w:val="0"/>
+          <w:numId w:val="37"/>
+        </w:numPr>
+        <w:spacing w:before="100" w:beforeAutospacing="1" w:after="100" w:afterAutospacing="1" w:line="240" w:lineRule="auto"/>
+        <w:rPr>
+          <w:rFonts w:ascii="Times New Roman" w:eastAsia="Times New Roman" w:hAnsi="Times New Roman" w:cs="Times New Roman"/>
+          <w:sz w:val="24"/>
+          <w:szCs w:val="24"/>
+          <w:lang w:eastAsia="en-IN"/>
+        </w:rPr>
+      </w:pPr>
+      <w:proofErr w:type="gramStart"/>
+      <w:r>
+        <w:rPr>
+          <w:rFonts w:ascii="Times New Roman" w:eastAsia="Times New Roman" w:hAnsi="Times New Roman" w:cs="Times New Roman"/>
+          <w:b/>
+          <w:bCs/>
+          <w:sz w:val="24"/>
+          <w:szCs w:val="24"/>
+          <w:lang w:eastAsia="en-IN"/>
+        </w:rPr>
+        <w:t>.catch</w:t>
+      </w:r>
+      <w:proofErr w:type="gramEnd"/>
+      <w:r>
+        <w:rPr>
+          <w:rFonts w:ascii="Times New Roman" w:eastAsia="Times New Roman" w:hAnsi="Times New Roman" w:cs="Times New Roman"/>
+          <w:b/>
+          <w:bCs/>
+          <w:sz w:val="24"/>
+          <w:szCs w:val="24"/>
+          <w:lang w:eastAsia="en-IN"/>
+        </w:rPr>
+        <w:t>(error): </w:t>
+      </w:r>
+      <w:r>
+        <w:rPr>
+          <w:rFonts w:ascii="Times New Roman" w:eastAsia="Times New Roman" w:hAnsi="Times New Roman" w:cs="Times New Roman"/>
+          <w:sz w:val="24"/>
+          <w:szCs w:val="24"/>
+          <w:lang w:eastAsia="en-IN"/>
+        </w:rPr>
+        <w:t>Handles any errors that occur during the request.</w:t>
+      </w:r>
+    </w:p>
+    <w:p>
+      <w:pPr>
+        <w:spacing w:before="100" w:beforeAutospacing="1" w:after="100" w:afterAutospacing="1" w:line="240" w:lineRule="auto"/>
+        <w:rPr>
+          <w:rFonts w:ascii="Times New Roman" w:eastAsia="Times New Roman" w:hAnsi="Times New Roman" w:cs="Times New Roman"/>
+          <w:b/>
+          <w:bCs/>
+          <w:sz w:val="24"/>
+          <w:szCs w:val="24"/>
+          <w:lang w:eastAsia="en-IN"/>
+        </w:rPr>
+      </w:pPr>
+      <w:r>
+        <w:rPr>
+          <w:rFonts w:ascii="Times New Roman" w:eastAsia="Times New Roman" w:hAnsi="Times New Roman" w:cs="Times New Roman"/>
+          <w:b/>
+          <w:bCs/>
+          <w:sz w:val="24"/>
+          <w:szCs w:val="24"/>
+          <w:lang w:eastAsia="en-IN"/>
+        </w:rPr>
+        <w:t>How Fetch API Works?</w:t>
+      </w:r>
+    </w:p>
+    <w:p>
+      <w:pPr>
+        <w:numPr>
+          <w:ilvl w:val="0"/>
+          <w:numId w:val="38"/>
+        </w:numPr>
+        <w:spacing w:before="100" w:beforeAutospacing="1" w:after="100" w:afterAutospacing="1" w:line="240" w:lineRule="auto"/>
+        <w:rPr>
+          <w:rFonts w:ascii="Times New Roman" w:eastAsia="Times New Roman" w:hAnsi="Times New Roman" w:cs="Times New Roman"/>
+          <w:sz w:val="24"/>
+          <w:szCs w:val="24"/>
+          <w:lang w:eastAsia="en-IN"/>
+        </w:rPr>
+      </w:pPr>
+      <w:r>
+        <w:rPr>
+          <w:rFonts w:ascii="Times New Roman" w:eastAsia="Times New Roman" w:hAnsi="Times New Roman" w:cs="Times New Roman"/>
+          <w:sz w:val="24"/>
+          <w:szCs w:val="24"/>
+          <w:lang w:eastAsia="en-IN"/>
+        </w:rPr>
+        <w:lastRenderedPageBreak/>
+        <w:t>A request is sent to the specified URL.</w:t>
+      </w:r>
+    </w:p>
+    <w:p>
+      <w:pPr>
+        <w:numPr>
+          <w:ilvl w:val="0"/>
+          <w:numId w:val="39"/>
+        </w:numPr>
+        <w:spacing w:before="100" w:beforeAutospacing="1" w:after="100" w:afterAutospacing="1" w:line="240" w:lineRule="auto"/>
+        <w:rPr>
+          <w:rFonts w:ascii="Times New Roman" w:eastAsia="Times New Roman" w:hAnsi="Times New Roman" w:cs="Times New Roman"/>
+          <w:sz w:val="24"/>
+          <w:szCs w:val="24"/>
+          <w:lang w:eastAsia="en-IN"/>
+        </w:rPr>
+      </w:pPr>
+      <w:r>
+        <w:rPr>
+          <w:rFonts w:ascii="Times New Roman" w:eastAsia="Times New Roman" w:hAnsi="Times New Roman" w:cs="Times New Roman"/>
+          <w:sz w:val="24"/>
+          <w:szCs w:val="24"/>
+          <w:lang w:eastAsia="en-IN"/>
+        </w:rPr>
+        <w:t>The server processes the request and sends a response.</w:t>
+      </w:r>
+    </w:p>
+    <w:p>
+      <w:pPr>
+        <w:numPr>
+          <w:ilvl w:val="0"/>
+          <w:numId w:val="40"/>
+        </w:numPr>
+        <w:spacing w:before="100" w:beforeAutospacing="1" w:after="100" w:afterAutospacing="1" w:line="240" w:lineRule="auto"/>
+        <w:rPr>
+          <w:rFonts w:ascii="Times New Roman" w:eastAsia="Times New Roman" w:hAnsi="Times New Roman" w:cs="Times New Roman"/>
+          <w:sz w:val="24"/>
+          <w:szCs w:val="24"/>
+          <w:lang w:eastAsia="en-IN"/>
+        </w:rPr>
+      </w:pPr>
+      <w:r>
+        <w:rPr>
+          <w:rFonts w:ascii="Times New Roman" w:eastAsia="Times New Roman" w:hAnsi="Times New Roman" w:cs="Times New Roman"/>
+          <w:sz w:val="24"/>
+          <w:szCs w:val="24"/>
+          <w:lang w:eastAsia="en-IN"/>
+        </w:rPr>
+        <w:t xml:space="preserve">The response is converted to JSON (or another format) </w:t>
+      </w:r>
+      <w:proofErr w:type="gramStart"/>
+      <w:r>
+        <w:rPr>
+          <w:rFonts w:ascii="Times New Roman" w:eastAsia="Times New Roman" w:hAnsi="Times New Roman" w:cs="Times New Roman"/>
+          <w:sz w:val="24"/>
+          <w:szCs w:val="24"/>
+          <w:lang w:eastAsia="en-IN"/>
+        </w:rPr>
+        <w:t>using .</w:t>
+      </w:r>
+      <w:proofErr w:type="spellStart"/>
+      <w:r>
+        <w:rPr>
+          <w:rFonts w:ascii="Times New Roman" w:eastAsia="Times New Roman" w:hAnsi="Times New Roman" w:cs="Times New Roman"/>
+          <w:sz w:val="24"/>
+          <w:szCs w:val="24"/>
+          <w:lang w:eastAsia="en-IN"/>
+        </w:rPr>
+        <w:t>json</w:t>
+      </w:r>
+      <w:proofErr w:type="spellEnd"/>
+      <w:proofErr w:type="gramEnd"/>
+      <w:r>
+        <w:rPr>
+          <w:rFonts w:ascii="Times New Roman" w:eastAsia="Times New Roman" w:hAnsi="Times New Roman" w:cs="Times New Roman"/>
+          <w:sz w:val="24"/>
+          <w:szCs w:val="24"/>
+          <w:lang w:eastAsia="en-IN"/>
+        </w:rPr>
+        <w:t>().</w:t>
+      </w:r>
+    </w:p>
+    <w:p>
+      <w:pPr>
+        <w:numPr>
+          <w:ilvl w:val="0"/>
+          <w:numId w:val="41"/>
+        </w:numPr>
+        <w:spacing w:before="100" w:beforeAutospacing="1" w:after="100" w:afterAutospacing="1" w:line="240" w:lineRule="auto"/>
+        <w:rPr>
+          <w:rFonts w:ascii="Times New Roman" w:eastAsia="Times New Roman" w:hAnsi="Times New Roman" w:cs="Times New Roman"/>
+          <w:sz w:val="24"/>
+          <w:szCs w:val="24"/>
+          <w:lang w:eastAsia="en-IN"/>
+        </w:rPr>
+      </w:pPr>
+      <w:r>
+        <w:rPr>
+          <w:rFonts w:ascii="Times New Roman" w:eastAsia="Times New Roman" w:hAnsi="Times New Roman" w:cs="Times New Roman"/>
+          <w:sz w:val="24"/>
+          <w:szCs w:val="24"/>
+          <w:lang w:eastAsia="en-IN"/>
+        </w:rPr>
+        <w:t xml:space="preserve">Errors are handled </w:t>
+      </w:r>
+      <w:proofErr w:type="gramStart"/>
+      <w:r>
+        <w:rPr>
+          <w:rFonts w:ascii="Times New Roman" w:eastAsia="Times New Roman" w:hAnsi="Times New Roman" w:cs="Times New Roman"/>
+          <w:sz w:val="24"/>
+          <w:szCs w:val="24"/>
+          <w:lang w:eastAsia="en-IN"/>
+        </w:rPr>
+        <w:t>using .catch</w:t>
+      </w:r>
+      <w:proofErr w:type="gramEnd"/>
+      <w:r>
+        <w:rPr>
+          <w:rFonts w:ascii="Times New Roman" w:eastAsia="Times New Roman" w:hAnsi="Times New Roman" w:cs="Times New Roman"/>
+          <w:sz w:val="24"/>
+          <w:szCs w:val="24"/>
+          <w:lang w:eastAsia="en-IN"/>
+        </w:rPr>
+        <w:t>() or try-catch blocks.</w:t>
+      </w:r>
+    </w:p>
+    <w:p>
+      <w:pPr>
+        <w:spacing w:before="100" w:beforeAutospacing="1" w:after="100" w:afterAutospacing="1" w:line="240" w:lineRule="auto"/>
+        <w:rPr>
+          <w:rFonts w:ascii="Times New Roman" w:eastAsia="Times New Roman" w:hAnsi="Times New Roman" w:cs="Times New Roman"/>
+          <w:b/>
+          <w:bCs/>
+          <w:sz w:val="24"/>
+          <w:szCs w:val="24"/>
+          <w:lang w:eastAsia="en-IN"/>
+        </w:rPr>
+      </w:pPr>
+      <w:r>
+        <w:rPr>
+          <w:rFonts w:ascii="Times New Roman" w:eastAsia="Times New Roman" w:hAnsi="Times New Roman" w:cs="Times New Roman"/>
+          <w:b/>
+          <w:bCs/>
+          <w:sz w:val="24"/>
+          <w:szCs w:val="24"/>
+          <w:lang w:eastAsia="en-IN"/>
+        </w:rPr>
+        <w:t>Common HTTP Request Methods in Fetch API</w:t>
+      </w:r>
+    </w:p>
+    <w:p>
+      <w:pPr>
+        <w:numPr>
+          <w:ilvl w:val="0"/>
+          <w:numId w:val="42"/>
+        </w:numPr>
+        <w:spacing w:before="100" w:beforeAutospacing="1" w:after="100" w:afterAutospacing="1" w:line="240" w:lineRule="auto"/>
+        <w:rPr>
+          <w:rFonts w:ascii="Times New Roman" w:eastAsia="Times New Roman" w:hAnsi="Times New Roman" w:cs="Times New Roman"/>
+          <w:sz w:val="24"/>
+          <w:szCs w:val="24"/>
+          <w:lang w:eastAsia="en-IN"/>
+        </w:rPr>
+      </w:pPr>
+      <w:r>
+        <w:rPr>
+          <w:rFonts w:ascii="Times New Roman" w:eastAsia="Times New Roman" w:hAnsi="Times New Roman" w:cs="Times New Roman"/>
+          <w:b/>
+          <w:bCs/>
+          <w:sz w:val="24"/>
+          <w:szCs w:val="24"/>
+          <w:lang w:eastAsia="en-IN"/>
+        </w:rPr>
+        <w:t>GET: </w:t>
+      </w:r>
+      <w:r>
+        <w:rPr>
+          <w:rFonts w:ascii="Times New Roman" w:eastAsia="Times New Roman" w:hAnsi="Times New Roman" w:cs="Times New Roman"/>
+          <w:sz w:val="24"/>
+          <w:szCs w:val="24"/>
+          <w:lang w:eastAsia="en-IN"/>
+        </w:rPr>
+        <w:t>This request helps to retrieve some data from another server.</w:t>
+      </w:r>
+    </w:p>
+    <w:p>
+      <w:pPr>
+        <w:numPr>
+          <w:ilvl w:val="0"/>
+          <w:numId w:val="43"/>
+        </w:numPr>
+        <w:spacing w:before="100" w:beforeAutospacing="1" w:after="100" w:afterAutospacing="1" w:line="240" w:lineRule="auto"/>
+        <w:rPr>
+          <w:rFonts w:ascii="Times New Roman" w:eastAsia="Times New Roman" w:hAnsi="Times New Roman" w:cs="Times New Roman"/>
+          <w:sz w:val="24"/>
+          <w:szCs w:val="24"/>
+          <w:lang w:eastAsia="en-IN"/>
+        </w:rPr>
+      </w:pPr>
+      <w:r>
+        <w:rPr>
+          <w:rFonts w:ascii="Times New Roman" w:eastAsia="Times New Roman" w:hAnsi="Times New Roman" w:cs="Times New Roman"/>
+          <w:b/>
+          <w:bCs/>
+          <w:sz w:val="24"/>
+          <w:szCs w:val="24"/>
+          <w:lang w:eastAsia="en-IN"/>
+        </w:rPr>
+        <w:t>POST</w:t>
+      </w:r>
+      <w:r>
+        <w:rPr>
+          <w:rFonts w:ascii="Times New Roman" w:eastAsia="Times New Roman" w:hAnsi="Times New Roman" w:cs="Times New Roman"/>
+          <w:sz w:val="24"/>
+          <w:szCs w:val="24"/>
+          <w:lang w:eastAsia="en-IN"/>
+        </w:rPr>
+        <w:t>: This request is used to add some data onto the server.</w:t>
+      </w:r>
+    </w:p>
+    <w:p>
+      <w:pPr>
+        <w:numPr>
+          <w:ilvl w:val="0"/>
+          <w:numId w:val="44"/>
+        </w:numPr>
+        <w:spacing w:before="100" w:beforeAutospacing="1" w:after="100" w:afterAutospacing="1" w:line="240" w:lineRule="auto"/>
+        <w:rPr>
+          <w:rFonts w:ascii="Times New Roman" w:eastAsia="Times New Roman" w:hAnsi="Times New Roman" w:cs="Times New Roman"/>
+          <w:sz w:val="24"/>
+          <w:szCs w:val="24"/>
+          <w:lang w:eastAsia="en-IN"/>
+        </w:rPr>
+      </w:pPr>
+      <w:r>
+        <w:rPr>
+          <w:rFonts w:ascii="Times New Roman" w:eastAsia="Times New Roman" w:hAnsi="Times New Roman" w:cs="Times New Roman"/>
+          <w:b/>
+          <w:bCs/>
+          <w:sz w:val="24"/>
+          <w:szCs w:val="24"/>
+          <w:lang w:eastAsia="en-IN"/>
+        </w:rPr>
+        <w:t>PUT: </w:t>
+      </w:r>
+      <w:r>
+        <w:rPr>
+          <w:rFonts w:ascii="Times New Roman" w:eastAsia="Times New Roman" w:hAnsi="Times New Roman" w:cs="Times New Roman"/>
+          <w:sz w:val="24"/>
+          <w:szCs w:val="24"/>
+          <w:lang w:eastAsia="en-IN"/>
+        </w:rPr>
+        <w:t>This request is used to update some data on the server.</w:t>
+      </w:r>
+    </w:p>
+    <w:p>
+      <w:pPr>
+        <w:numPr>
+          <w:ilvl w:val="0"/>
+          <w:numId w:val="45"/>
+        </w:numPr>
+        <w:spacing w:before="100" w:beforeAutospacing="1" w:after="100" w:afterAutospacing="1" w:line="240" w:lineRule="auto"/>
+        <w:rPr>
+          <w:rFonts w:ascii="Times New Roman" w:eastAsia="Times New Roman" w:hAnsi="Times New Roman" w:cs="Times New Roman"/>
+          <w:sz w:val="24"/>
+          <w:szCs w:val="24"/>
+          <w:lang w:eastAsia="en-IN"/>
+        </w:rPr>
+      </w:pPr>
+      <w:r>
+        <w:rPr>
+          <w:rFonts w:ascii="Times New Roman" w:eastAsia="Times New Roman" w:hAnsi="Times New Roman" w:cs="Times New Roman"/>
+          <w:b/>
+          <w:bCs/>
+          <w:sz w:val="24"/>
+          <w:szCs w:val="24"/>
+          <w:lang w:eastAsia="en-IN"/>
+        </w:rPr>
+        <w:t>DELETE: </w:t>
+      </w:r>
+      <w:r>
+        <w:rPr>
+          <w:rFonts w:ascii="Times New Roman" w:eastAsia="Times New Roman" w:hAnsi="Times New Roman" w:cs="Times New Roman"/>
+          <w:sz w:val="24"/>
+          <w:szCs w:val="24"/>
+          <w:lang w:eastAsia="en-IN"/>
+        </w:rPr>
+        <w:t>This request is used to delete some data on the server.</w:t>
+      </w:r>
+    </w:p>
+    <w:p>
+      <w:pPr>
+        <w:spacing w:before="100" w:beforeAutospacing="1" w:after="100" w:afterAutospacing="1" w:line="240" w:lineRule="auto"/>
+        <w:rPr>
+          <w:rFonts w:ascii="Times New Roman" w:eastAsia="Times New Roman" w:hAnsi="Times New Roman" w:cs="Times New Roman"/>
+          <w:sz w:val="24"/>
+          <w:szCs w:val="24"/>
+          <w:lang w:eastAsia="en-IN"/>
+        </w:rPr>
+      </w:pPr>
+    </w:p>
+    <w:p>
+      <w:pPr>
+        <w:spacing w:before="100" w:beforeAutospacing="1" w:after="100" w:afterAutospacing="1" w:line="240" w:lineRule="auto"/>
+        <w:rPr>
+          <w:rFonts w:ascii="Times New Roman" w:eastAsia="Times New Roman" w:hAnsi="Times New Roman" w:cs="Times New Roman"/>
+          <w:sz w:val="24"/>
+          <w:szCs w:val="24"/>
+          <w:lang w:eastAsia="en-IN"/>
+        </w:rPr>
+      </w:pPr>
+    </w:p>
+    <w:p>
+      <w:pPr>
+        <w:spacing w:before="100" w:beforeAutospacing="1" w:after="100" w:afterAutospacing="1" w:line="240" w:lineRule="auto"/>
+        <w:rPr>
+          <w:rFonts w:ascii="Times New Roman" w:eastAsia="Times New Roman" w:hAnsi="Times New Roman" w:cs="Times New Roman"/>
+          <w:b/>
+          <w:bCs/>
+          <w:sz w:val="24"/>
+          <w:szCs w:val="24"/>
+          <w:lang w:eastAsia="en-IN"/>
+        </w:rPr>
+      </w:pPr>
+      <w:r>
+        <w:rPr>
+          <w:rFonts w:ascii="Times New Roman" w:eastAsia="Times New Roman" w:hAnsi="Times New Roman" w:cs="Times New Roman"/>
+          <w:sz w:val="24"/>
+          <w:szCs w:val="24"/>
+          <w:lang w:eastAsia="en-IN"/>
+        </w:rPr>
+        <w:t>46.</w:t>
+      </w:r>
+      <w:r>
+        <w:rPr>
+          <w:rFonts w:ascii="Times New Roman" w:eastAsia="Times New Roman" w:hAnsi="Times New Roman" w:cs="Times New Roman"/>
+          <w:b/>
+          <w:bCs/>
+          <w:kern w:val="0"/>
+          <w:sz w:val="27"/>
+          <w:szCs w:val="27"/>
+          <w:lang w:eastAsia="en-IN"/>
+          <w14:ligatures w14:val="none"/>
+        </w:rPr>
+        <w:t xml:space="preserve"> </w:t>
+      </w:r>
+      <w:r>
+        <w:rPr>
+          <w:rFonts w:ascii="Times New Roman" w:eastAsia="Times New Roman" w:hAnsi="Times New Roman" w:cs="Times New Roman"/>
+          <w:b/>
+          <w:bCs/>
+          <w:sz w:val="24"/>
+          <w:szCs w:val="24"/>
+          <w:lang w:eastAsia="en-IN"/>
+        </w:rPr>
+        <w:t>Optional Chaining (?.) in JavaScript</w:t>
+      </w:r>
+    </w:p>
+    <w:p>
+      <w:pPr>
+        <w:spacing w:before="100" w:beforeAutospacing="1" w:after="100" w:afterAutospacing="1" w:line="240" w:lineRule="auto"/>
+        <w:rPr>
+          <w:rFonts w:ascii="Times New Roman" w:eastAsia="Times New Roman" w:hAnsi="Times New Roman" w:cs="Times New Roman"/>
+          <w:sz w:val="24"/>
+          <w:szCs w:val="24"/>
+          <w:lang w:eastAsia="en-IN"/>
+        </w:rPr>
+      </w:pPr>
+      <w:r>
+        <w:rPr>
+          <w:rFonts w:ascii="Times New Roman" w:eastAsia="Times New Roman" w:hAnsi="Times New Roman" w:cs="Times New Roman"/>
+          <w:sz w:val="24"/>
+          <w:szCs w:val="24"/>
+          <w:lang w:eastAsia="en-IN"/>
+        </w:rPr>
+        <w:t xml:space="preserve">Optional chaining (?.) is a feature that allows you to safely access deeply nested object properties </w:t>
+      </w:r>
+      <w:r>
+        <w:rPr>
+          <w:rFonts w:ascii="Times New Roman" w:eastAsia="Times New Roman" w:hAnsi="Times New Roman" w:cs="Times New Roman"/>
+          <w:b/>
+          <w:bCs/>
+          <w:sz w:val="24"/>
+          <w:szCs w:val="24"/>
+          <w:lang w:eastAsia="en-IN"/>
+        </w:rPr>
+        <w:t>without causing an error if a property is null or undefined</w:t>
+      </w:r>
+      <w:r>
+        <w:rPr>
+          <w:rFonts w:ascii="Times New Roman" w:eastAsia="Times New Roman" w:hAnsi="Times New Roman" w:cs="Times New Roman"/>
+          <w:sz w:val="24"/>
+          <w:szCs w:val="24"/>
+          <w:lang w:eastAsia="en-IN"/>
+        </w:rPr>
+        <w:t>.</w:t>
+      </w:r>
+    </w:p>
+    <w:p>
+      <w:pPr>
+        <w:spacing w:before="100" w:beforeAutospacing="1" w:after="100" w:afterAutospacing="1" w:line="240" w:lineRule="auto"/>
+        <w:rPr>
+          <w:rFonts w:ascii="Times New Roman" w:eastAsia="Times New Roman" w:hAnsi="Times New Roman" w:cs="Times New Roman"/>
+          <w:sz w:val="24"/>
+          <w:szCs w:val="24"/>
+          <w:lang w:eastAsia="en-IN"/>
+        </w:rPr>
+      </w:pPr>
+      <w:r>
+        <w:rPr>
+          <w:rFonts w:ascii="Times New Roman" w:eastAsia="Times New Roman" w:hAnsi="Times New Roman" w:cs="Times New Roman"/>
+          <w:sz w:val="24"/>
+          <w:szCs w:val="24"/>
+          <w:lang w:eastAsia="en-IN"/>
+        </w:rPr>
+        <w:t>let user = {</w:t>
+      </w:r>
+    </w:p>
+    <w:p>
+      <w:pPr>
+        <w:spacing w:before="100" w:beforeAutospacing="1" w:after="100" w:afterAutospacing="1" w:line="240" w:lineRule="auto"/>
+        <w:rPr>
+          <w:rFonts w:ascii="Times New Roman" w:eastAsia="Times New Roman" w:hAnsi="Times New Roman" w:cs="Times New Roman"/>
+          <w:sz w:val="24"/>
+          <w:szCs w:val="24"/>
+          <w:lang w:eastAsia="en-IN"/>
+        </w:rPr>
+      </w:pPr>
+      <w:r>
+        <w:rPr>
+          <w:rFonts w:ascii="Times New Roman" w:eastAsia="Times New Roman" w:hAnsi="Times New Roman" w:cs="Times New Roman"/>
+          <w:sz w:val="24"/>
+          <w:szCs w:val="24"/>
+          <w:lang w:eastAsia="en-IN"/>
+        </w:rPr>
+        <w:t xml:space="preserve">  name: "Alice",</w:t>
+      </w:r>
+    </w:p>
+    <w:p>
+      <w:pPr>
+        <w:spacing w:before="100" w:beforeAutospacing="1" w:after="100" w:afterAutospacing="1" w:line="240" w:lineRule="auto"/>
+        <w:rPr>
+          <w:rFonts w:ascii="Times New Roman" w:eastAsia="Times New Roman" w:hAnsi="Times New Roman" w:cs="Times New Roman"/>
+          <w:sz w:val="24"/>
+          <w:szCs w:val="24"/>
+          <w:lang w:eastAsia="en-IN"/>
+        </w:rPr>
+      </w:pPr>
+      <w:r>
+        <w:rPr>
+          <w:rFonts w:ascii="Times New Roman" w:eastAsia="Times New Roman" w:hAnsi="Times New Roman" w:cs="Times New Roman"/>
+          <w:sz w:val="24"/>
+          <w:szCs w:val="24"/>
+          <w:lang w:eastAsia="en-IN"/>
+        </w:rPr>
+        <w:t xml:space="preserve">  address: {city: "New York"}</w:t>
+      </w:r>
+    </w:p>
+    <w:p>
+      <w:pPr>
+        <w:spacing w:before="100" w:beforeAutospacing="1" w:after="100" w:afterAutospacing="1" w:line="240" w:lineRule="auto"/>
+        <w:rPr>
+          <w:rFonts w:ascii="Times New Roman" w:eastAsia="Times New Roman" w:hAnsi="Times New Roman" w:cs="Times New Roman"/>
+          <w:sz w:val="24"/>
+          <w:szCs w:val="24"/>
+          <w:lang w:eastAsia="en-IN"/>
+        </w:rPr>
+      </w:pPr>
+      <w:r>
+        <w:rPr>
+          <w:rFonts w:ascii="Times New Roman" w:eastAsia="Times New Roman" w:hAnsi="Times New Roman" w:cs="Times New Roman"/>
+          <w:sz w:val="24"/>
+          <w:szCs w:val="24"/>
+          <w:lang w:eastAsia="en-IN"/>
+        </w:rPr>
+        <w:t>};</w:t>
+      </w:r>
+    </w:p>
+    <w:p>
+      <w:pPr>
+        <w:spacing w:before="100" w:beforeAutospacing="1" w:after="100" w:afterAutospacing="1" w:line="240" w:lineRule="auto"/>
+        <w:rPr>
+          <w:rFonts w:ascii="Times New Roman" w:eastAsia="Times New Roman" w:hAnsi="Times New Roman" w:cs="Times New Roman"/>
+          <w:sz w:val="24"/>
+          <w:szCs w:val="24"/>
+          <w:lang w:eastAsia="en-IN"/>
+        </w:rPr>
+      </w:pPr>
+      <w:r>
+        <w:rPr>
+          <w:rFonts w:ascii="Times New Roman" w:eastAsia="Times New Roman" w:hAnsi="Times New Roman" w:cs="Times New Roman"/>
+          <w:sz w:val="24"/>
+          <w:szCs w:val="24"/>
+          <w:lang w:eastAsia="en-IN"/>
+        </w:rPr>
+        <w:t>console.log(</w:t>
+      </w:r>
+      <w:proofErr w:type="spellStart"/>
+      <w:proofErr w:type="gramStart"/>
+      <w:r>
+        <w:rPr>
+          <w:rFonts w:ascii="Times New Roman" w:eastAsia="Times New Roman" w:hAnsi="Times New Roman" w:cs="Times New Roman"/>
+          <w:sz w:val="24"/>
+          <w:szCs w:val="24"/>
+          <w:lang w:eastAsia="en-IN"/>
+        </w:rPr>
+        <w:t>user.address?.</w:t>
+      </w:r>
+      <w:proofErr w:type="gramEnd"/>
+      <w:r>
+        <w:rPr>
+          <w:rFonts w:ascii="Times New Roman" w:eastAsia="Times New Roman" w:hAnsi="Times New Roman" w:cs="Times New Roman"/>
+          <w:sz w:val="24"/>
+          <w:szCs w:val="24"/>
+          <w:lang w:eastAsia="en-IN"/>
+        </w:rPr>
+        <w:t>city</w:t>
+      </w:r>
+      <w:proofErr w:type="spellEnd"/>
+      <w:r>
+        <w:rPr>
+          <w:rFonts w:ascii="Times New Roman" w:eastAsia="Times New Roman" w:hAnsi="Times New Roman" w:cs="Times New Roman"/>
+          <w:sz w:val="24"/>
+          <w:szCs w:val="24"/>
+          <w:lang w:eastAsia="en-IN"/>
+        </w:rPr>
+        <w:t>); // "New York"</w:t>
+      </w:r>
+    </w:p>
+    <w:p>
+      <w:pPr>
+        <w:spacing w:before="100" w:beforeAutospacing="1" w:after="100" w:afterAutospacing="1" w:line="240" w:lineRule="auto"/>
+        <w:rPr>
+          <w:rFonts w:ascii="Times New Roman" w:eastAsia="Times New Roman" w:hAnsi="Times New Roman" w:cs="Times New Roman"/>
+          <w:sz w:val="24"/>
+          <w:szCs w:val="24"/>
+          <w:lang w:eastAsia="en-IN"/>
+        </w:rPr>
+      </w:pPr>
+      <w:r>
+        <w:rPr>
+          <w:rFonts w:ascii="Times New Roman" w:eastAsia="Times New Roman" w:hAnsi="Times New Roman" w:cs="Times New Roman"/>
+          <w:sz w:val="24"/>
+          <w:szCs w:val="24"/>
+          <w:lang w:eastAsia="en-IN"/>
+        </w:rPr>
+        <w:t>console.log(</w:t>
+      </w:r>
+      <w:proofErr w:type="spellStart"/>
+      <w:proofErr w:type="gramStart"/>
+      <w:r>
+        <w:rPr>
+          <w:rFonts w:ascii="Times New Roman" w:eastAsia="Times New Roman" w:hAnsi="Times New Roman" w:cs="Times New Roman"/>
+          <w:sz w:val="24"/>
+          <w:szCs w:val="24"/>
+          <w:lang w:eastAsia="en-IN"/>
+        </w:rPr>
+        <w:t>user.address</w:t>
+      </w:r>
+      <w:proofErr w:type="gramEnd"/>
+      <w:r>
+        <w:rPr>
+          <w:rFonts w:ascii="Times New Roman" w:eastAsia="Times New Roman" w:hAnsi="Times New Roman" w:cs="Times New Roman"/>
+          <w:sz w:val="24"/>
+          <w:szCs w:val="24"/>
+          <w:lang w:eastAsia="en-IN"/>
+        </w:rPr>
+        <w:t>?.street</w:t>
+      </w:r>
+      <w:proofErr w:type="spellEnd"/>
+      <w:r>
+        <w:rPr>
+          <w:rFonts w:ascii="Times New Roman" w:eastAsia="Times New Roman" w:hAnsi="Times New Roman" w:cs="Times New Roman"/>
+          <w:sz w:val="24"/>
+          <w:szCs w:val="24"/>
+          <w:lang w:eastAsia="en-IN"/>
+        </w:rPr>
+        <w:t>); // undefined (instead of an error)</w:t>
+      </w:r>
+    </w:p>
+    <w:p>
+      <w:pPr>
+        <w:spacing w:before="100" w:beforeAutospacing="1" w:after="100" w:afterAutospacing="1" w:line="240" w:lineRule="auto"/>
+        <w:rPr>
+          <w:rFonts w:ascii="Times New Roman" w:eastAsia="Times New Roman" w:hAnsi="Times New Roman" w:cs="Times New Roman"/>
+          <w:sz w:val="24"/>
+          <w:szCs w:val="24"/>
+          <w:lang w:eastAsia="en-IN"/>
+        </w:rPr>
+      </w:pPr>
+      <w:r>
+        <w:rPr>
+          <w:rFonts w:ascii="Times New Roman" w:eastAsia="Times New Roman" w:hAnsi="Times New Roman" w:cs="Times New Roman"/>
+          <w:sz w:val="24"/>
+          <w:szCs w:val="24"/>
+          <w:lang w:eastAsia="en-IN"/>
+        </w:rPr>
+        <w:t>console.log(</w:t>
+      </w:r>
+      <w:proofErr w:type="spellStart"/>
+      <w:proofErr w:type="gramStart"/>
+      <w:r>
+        <w:rPr>
+          <w:rFonts w:ascii="Times New Roman" w:eastAsia="Times New Roman" w:hAnsi="Times New Roman" w:cs="Times New Roman"/>
+          <w:sz w:val="24"/>
+          <w:szCs w:val="24"/>
+          <w:lang w:eastAsia="en-IN"/>
+        </w:rPr>
+        <w:t>user.contact</w:t>
+      </w:r>
+      <w:proofErr w:type="gramEnd"/>
+      <w:r>
+        <w:rPr>
+          <w:rFonts w:ascii="Times New Roman" w:eastAsia="Times New Roman" w:hAnsi="Times New Roman" w:cs="Times New Roman"/>
+          <w:sz w:val="24"/>
+          <w:szCs w:val="24"/>
+          <w:lang w:eastAsia="en-IN"/>
+        </w:rPr>
+        <w:t>?.phone</w:t>
+      </w:r>
+      <w:proofErr w:type="spellEnd"/>
+      <w:r>
+        <w:rPr>
+          <w:rFonts w:ascii="Times New Roman" w:eastAsia="Times New Roman" w:hAnsi="Times New Roman" w:cs="Times New Roman"/>
+          <w:sz w:val="24"/>
+          <w:szCs w:val="24"/>
+          <w:lang w:eastAsia="en-IN"/>
+        </w:rPr>
+        <w:t>); // undefined (no error, safe access)</w:t>
+      </w:r>
+    </w:p>
+    <w:p>
+      <w:pPr>
+        <w:spacing w:before="100" w:beforeAutospacing="1" w:after="100" w:afterAutospacing="1" w:line="240" w:lineRule="auto"/>
+        <w:rPr>
+          <w:rFonts w:ascii="Times New Roman" w:eastAsia="Times New Roman" w:hAnsi="Times New Roman" w:cs="Times New Roman"/>
+          <w:sz w:val="24"/>
+          <w:szCs w:val="24"/>
+          <w:lang w:eastAsia="en-IN"/>
+        </w:rPr>
+      </w:pPr>
+      <w:r>
+        <w:rPr>
+          <w:rFonts w:ascii="Times New Roman" w:eastAsia="Times New Roman" w:hAnsi="Times New Roman" w:cs="Times New Roman"/>
+          <w:sz w:val="24"/>
+          <w:szCs w:val="24"/>
+          <w:lang w:eastAsia="en-IN"/>
+        </w:rPr>
+        <w:t>47. Array</w:t>
+      </w:r>
+    </w:p>
+    <w:p>
+      <w:pPr>
+        <w:spacing w:before="100" w:beforeAutospacing="1" w:after="100" w:afterAutospacing="1" w:line="240" w:lineRule="auto"/>
+        <w:rPr>
+          <w:rFonts w:ascii="Times New Roman" w:eastAsia="Times New Roman" w:hAnsi="Times New Roman" w:cs="Times New Roman"/>
+          <w:sz w:val="24"/>
+          <w:szCs w:val="24"/>
+          <w:lang w:eastAsia="en-IN"/>
+        </w:rPr>
+      </w:pPr>
+      <w:r>
+        <w:rPr>
+          <w:rFonts w:ascii="Times New Roman" w:eastAsia="Times New Roman" w:hAnsi="Times New Roman" w:cs="Times New Roman"/>
+          <w:sz w:val="24"/>
+          <w:szCs w:val="24"/>
+          <w:lang w:eastAsia="en-IN"/>
+        </w:rPr>
+        <w:t xml:space="preserve">Ans: </w:t>
+      </w:r>
+      <w:r>
+        <w:rPr>
+          <w:rFonts w:ascii="Times New Roman" w:eastAsia="Times New Roman" w:hAnsi="Times New Roman" w:cs="Times New Roman"/>
+          <w:sz w:val="24"/>
+          <w:szCs w:val="24"/>
+          <w:lang w:eastAsia="en-IN"/>
+        </w:rPr>
+        <w:t>In JavaScript, an array is an ordered list of values. Each value is called an element, and each element has a numeric position in the array, known as its index. Arrays in JavaScript are zero-indexed, meaning the first element is at index 0, the second at index</w:t>
+      </w:r>
+    </w:p>
+    <w:p>
+      <w:pPr>
+        <w:spacing w:before="100" w:beforeAutospacing="1" w:after="100" w:afterAutospacing="1" w:line="240" w:lineRule="auto"/>
+        <w:rPr>
+          <w:rFonts w:ascii="Times New Roman" w:eastAsia="Times New Roman" w:hAnsi="Times New Roman" w:cs="Times New Roman"/>
+          <w:b/>
+          <w:bCs/>
+          <w:sz w:val="24"/>
+          <w:szCs w:val="24"/>
+          <w:lang w:eastAsia="en-IN"/>
+        </w:rPr>
+      </w:pPr>
+      <w:r>
+        <w:rPr>
+          <w:rFonts w:ascii="Times New Roman" w:eastAsia="Times New Roman" w:hAnsi="Times New Roman" w:cs="Times New Roman"/>
+          <w:b/>
+          <w:bCs/>
+          <w:sz w:val="24"/>
+          <w:szCs w:val="24"/>
+          <w:lang w:eastAsia="en-IN"/>
+        </w:rPr>
+        <w:t>Adding Elements to the Array</w:t>
+      </w:r>
+    </w:p>
+    <w:p>
+      <w:pPr>
+        <w:spacing w:before="100" w:beforeAutospacing="1" w:after="100" w:afterAutospacing="1" w:line="240" w:lineRule="auto"/>
+        <w:rPr>
+          <w:rFonts w:ascii="Times New Roman" w:eastAsia="Times New Roman" w:hAnsi="Times New Roman" w:cs="Times New Roman"/>
+          <w:sz w:val="24"/>
+          <w:szCs w:val="24"/>
+          <w:lang w:eastAsia="en-IN"/>
+        </w:rPr>
+      </w:pPr>
+      <w:r>
+        <w:rPr>
+          <w:rFonts w:ascii="Times New Roman" w:eastAsia="Times New Roman" w:hAnsi="Times New Roman" w:cs="Times New Roman"/>
+          <w:sz w:val="24"/>
+          <w:szCs w:val="24"/>
+          <w:lang w:eastAsia="en-IN"/>
+        </w:rPr>
+        <w:t>Elements can be added to the array using methods like </w:t>
+      </w:r>
+      <w:hyperlink r:id="rId21" w:tgtFrame="_blank" w:history="1">
+        <w:r>
+          <w:rPr>
+            <w:rStyle w:val="Hyperlink"/>
+            <w:rFonts w:ascii="Times New Roman" w:eastAsia="Times New Roman" w:hAnsi="Times New Roman" w:cs="Times New Roman"/>
+            <w:sz w:val="24"/>
+            <w:szCs w:val="24"/>
+            <w:lang w:eastAsia="en-IN"/>
+          </w:rPr>
+          <w:t>push()</w:t>
+        </w:r>
+      </w:hyperlink>
+      <w:r>
+        <w:rPr>
+          <w:rFonts w:ascii="Times New Roman" w:eastAsia="Times New Roman" w:hAnsi="Times New Roman" w:cs="Times New Roman"/>
+          <w:sz w:val="24"/>
+          <w:szCs w:val="24"/>
+          <w:lang w:eastAsia="en-IN"/>
+        </w:rPr>
+        <w:t> and </w:t>
+      </w:r>
+      <w:hyperlink r:id="rId22" w:tgtFrame="_blank" w:history="1">
+        <w:r>
+          <w:rPr>
+            <w:rStyle w:val="Hyperlink"/>
+            <w:rFonts w:ascii="Times New Roman" w:eastAsia="Times New Roman" w:hAnsi="Times New Roman" w:cs="Times New Roman"/>
+            <w:sz w:val="24"/>
+            <w:szCs w:val="24"/>
+            <w:lang w:eastAsia="en-IN"/>
+          </w:rPr>
+          <w:t>unshift()</w:t>
+        </w:r>
+      </w:hyperlink>
+      <w:r>
+        <w:rPr>
+          <w:rFonts w:ascii="Times New Roman" w:eastAsia="Times New Roman" w:hAnsi="Times New Roman" w:cs="Times New Roman"/>
+          <w:sz w:val="24"/>
+          <w:szCs w:val="24"/>
+          <w:lang w:eastAsia="en-IN"/>
+        </w:rPr>
+        <w:t>.</w:t>
+      </w:r>
+    </w:p>
+    <w:p>
+      <w:pPr>
+        <w:numPr>
+          <w:ilvl w:val="0"/>
+          <w:numId w:val="46"/>
+        </w:numPr>
+        <w:spacing w:before="100" w:beforeAutospacing="1" w:after="100" w:afterAutospacing="1" w:line="240" w:lineRule="auto"/>
+        <w:rPr>
+          <w:rFonts w:ascii="Times New Roman" w:eastAsia="Times New Roman" w:hAnsi="Times New Roman" w:cs="Times New Roman"/>
+          <w:sz w:val="24"/>
+          <w:szCs w:val="24"/>
+          <w:lang w:eastAsia="en-IN"/>
+        </w:rPr>
+      </w:pPr>
+      <w:r>
+        <w:rPr>
+          <w:rFonts w:ascii="Times New Roman" w:eastAsia="Times New Roman" w:hAnsi="Times New Roman" w:cs="Times New Roman"/>
+          <w:sz w:val="24"/>
+          <w:szCs w:val="24"/>
+          <w:lang w:eastAsia="en-IN"/>
+        </w:rPr>
+        <w:lastRenderedPageBreak/>
+        <w:t xml:space="preserve">The </w:t>
+      </w:r>
+      <w:proofErr w:type="gramStart"/>
+      <w:r>
+        <w:rPr>
+          <w:rFonts w:ascii="Times New Roman" w:eastAsia="Times New Roman" w:hAnsi="Times New Roman" w:cs="Times New Roman"/>
+          <w:sz w:val="24"/>
+          <w:szCs w:val="24"/>
+          <w:lang w:eastAsia="en-IN"/>
+        </w:rPr>
+        <w:t>push(</w:t>
+      </w:r>
+      <w:proofErr w:type="gramEnd"/>
+      <w:r>
+        <w:rPr>
+          <w:rFonts w:ascii="Times New Roman" w:eastAsia="Times New Roman" w:hAnsi="Times New Roman" w:cs="Times New Roman"/>
+          <w:sz w:val="24"/>
+          <w:szCs w:val="24"/>
+          <w:lang w:eastAsia="en-IN"/>
+        </w:rPr>
+        <w:t>) method add the element to the end of the array.</w:t>
+      </w:r>
+    </w:p>
+    <w:p>
+      <w:pPr>
+        <w:numPr>
+          <w:ilvl w:val="0"/>
+          <w:numId w:val="47"/>
+        </w:numPr>
+        <w:spacing w:before="100" w:beforeAutospacing="1" w:after="100" w:afterAutospacing="1" w:line="240" w:lineRule="auto"/>
+        <w:rPr>
+          <w:rFonts w:ascii="Times New Roman" w:eastAsia="Times New Roman" w:hAnsi="Times New Roman" w:cs="Times New Roman"/>
+          <w:sz w:val="24"/>
+          <w:szCs w:val="24"/>
+          <w:lang w:eastAsia="en-IN"/>
+        </w:rPr>
+      </w:pPr>
+      <w:r>
+        <w:rPr>
+          <w:rFonts w:ascii="Times New Roman" w:eastAsia="Times New Roman" w:hAnsi="Times New Roman" w:cs="Times New Roman"/>
+          <w:sz w:val="24"/>
+          <w:szCs w:val="24"/>
+          <w:lang w:eastAsia="en-IN"/>
+        </w:rPr>
+        <w:t xml:space="preserve">The </w:t>
+      </w:r>
+      <w:proofErr w:type="gramStart"/>
+      <w:r>
+        <w:rPr>
+          <w:rFonts w:ascii="Times New Roman" w:eastAsia="Times New Roman" w:hAnsi="Times New Roman" w:cs="Times New Roman"/>
+          <w:sz w:val="24"/>
+          <w:szCs w:val="24"/>
+          <w:lang w:eastAsia="en-IN"/>
+        </w:rPr>
+        <w:t>unshift(</w:t>
+      </w:r>
+      <w:proofErr w:type="gramEnd"/>
+      <w:r>
+        <w:rPr>
+          <w:rFonts w:ascii="Times New Roman" w:eastAsia="Times New Roman" w:hAnsi="Times New Roman" w:cs="Times New Roman"/>
+          <w:sz w:val="24"/>
+          <w:szCs w:val="24"/>
+          <w:lang w:eastAsia="en-IN"/>
+        </w:rPr>
+        <w:t>) method add the element to the starting of the array.</w:t>
+      </w:r>
+    </w:p>
+    <w:p>
+      <w:pPr>
+        <w:spacing w:before="100" w:beforeAutospacing="1" w:after="100" w:afterAutospacing="1" w:line="240" w:lineRule="auto"/>
+        <w:ind w:left="360"/>
+        <w:rPr>
+          <w:rFonts w:ascii="Times New Roman" w:eastAsia="Times New Roman" w:hAnsi="Times New Roman" w:cs="Times New Roman"/>
+          <w:b/>
+          <w:bCs/>
+          <w:sz w:val="24"/>
+          <w:szCs w:val="24"/>
+          <w:lang w:eastAsia="en-IN"/>
+        </w:rPr>
+      </w:pPr>
+      <w:r>
+        <w:rPr>
+          <w:rFonts w:ascii="Times New Roman" w:eastAsia="Times New Roman" w:hAnsi="Times New Roman" w:cs="Times New Roman"/>
+          <w:b/>
+          <w:bCs/>
+          <w:sz w:val="24"/>
+          <w:szCs w:val="24"/>
+          <w:lang w:eastAsia="en-IN"/>
+        </w:rPr>
+        <w:t>Removing Elements from an Array</w:t>
+      </w:r>
+    </w:p>
+    <w:p>
+      <w:pPr>
+        <w:spacing w:before="100" w:beforeAutospacing="1" w:after="100" w:afterAutospacing="1" w:line="240" w:lineRule="auto"/>
+        <w:ind w:left="360"/>
+        <w:rPr>
+          <w:rFonts w:ascii="Times New Roman" w:eastAsia="Times New Roman" w:hAnsi="Times New Roman" w:cs="Times New Roman"/>
+          <w:sz w:val="24"/>
+          <w:szCs w:val="24"/>
+          <w:lang w:eastAsia="en-IN"/>
+        </w:rPr>
+      </w:pPr>
+      <w:r>
+        <w:rPr>
+          <w:rFonts w:ascii="Times New Roman" w:eastAsia="Times New Roman" w:hAnsi="Times New Roman" w:cs="Times New Roman"/>
+          <w:sz w:val="24"/>
+          <w:szCs w:val="24"/>
+          <w:lang w:eastAsia="en-IN"/>
+        </w:rPr>
+        <w:t>To remove the elements from an array we have different methods like </w:t>
+      </w:r>
+      <w:hyperlink r:id="rId23" w:tgtFrame="_blank" w:history="1">
+        <w:r>
+          <w:rPr>
+            <w:rStyle w:val="Hyperlink"/>
+            <w:rFonts w:ascii="Times New Roman" w:eastAsia="Times New Roman" w:hAnsi="Times New Roman" w:cs="Times New Roman"/>
+            <w:sz w:val="24"/>
+            <w:szCs w:val="24"/>
+            <w:lang w:eastAsia="en-IN"/>
+          </w:rPr>
+          <w:t>pop()</w:t>
+        </w:r>
+      </w:hyperlink>
+      <w:r>
+        <w:rPr>
+          <w:rFonts w:ascii="Times New Roman" w:eastAsia="Times New Roman" w:hAnsi="Times New Roman" w:cs="Times New Roman"/>
+          <w:sz w:val="24"/>
+          <w:szCs w:val="24"/>
+          <w:lang w:eastAsia="en-IN"/>
+        </w:rPr>
+        <w:t>, </w:t>
+      </w:r>
+      <w:hyperlink r:id="rId24" w:tgtFrame="_blank" w:history="1">
+        <w:r>
+          <w:rPr>
+            <w:rStyle w:val="Hyperlink"/>
+            <w:rFonts w:ascii="Times New Roman" w:eastAsia="Times New Roman" w:hAnsi="Times New Roman" w:cs="Times New Roman"/>
+            <w:sz w:val="24"/>
+            <w:szCs w:val="24"/>
+            <w:lang w:eastAsia="en-IN"/>
+          </w:rPr>
+          <w:t>shift()</w:t>
+        </w:r>
+      </w:hyperlink>
+      <w:r>
+        <w:rPr>
+          <w:rFonts w:ascii="Times New Roman" w:eastAsia="Times New Roman" w:hAnsi="Times New Roman" w:cs="Times New Roman"/>
+          <w:sz w:val="24"/>
+          <w:szCs w:val="24"/>
+          <w:lang w:eastAsia="en-IN"/>
+        </w:rPr>
+        <w:t>, or </w:t>
+      </w:r>
+      <w:hyperlink r:id="rId25" w:tgtFrame="_blank" w:history="1">
+        <w:r>
+          <w:rPr>
+            <w:rStyle w:val="Hyperlink"/>
+            <w:rFonts w:ascii="Times New Roman" w:eastAsia="Times New Roman" w:hAnsi="Times New Roman" w:cs="Times New Roman"/>
+            <w:sz w:val="24"/>
+            <w:szCs w:val="24"/>
+            <w:lang w:eastAsia="en-IN"/>
+          </w:rPr>
+          <w:t>splice()</w:t>
+        </w:r>
+      </w:hyperlink>
+      <w:r>
+        <w:rPr>
+          <w:rFonts w:ascii="Times New Roman" w:eastAsia="Times New Roman" w:hAnsi="Times New Roman" w:cs="Times New Roman"/>
+          <w:sz w:val="24"/>
+          <w:szCs w:val="24"/>
+          <w:lang w:eastAsia="en-IN"/>
+        </w:rPr>
+        <w:t>.</w:t>
+      </w:r>
+    </w:p>
+    <w:p>
+      <w:pPr>
+        <w:numPr>
+          <w:ilvl w:val="0"/>
+          <w:numId w:val="48"/>
+        </w:numPr>
+        <w:spacing w:before="100" w:beforeAutospacing="1" w:after="100" w:afterAutospacing="1" w:line="240" w:lineRule="auto"/>
+        <w:rPr>
+          <w:rFonts w:ascii="Times New Roman" w:eastAsia="Times New Roman" w:hAnsi="Times New Roman" w:cs="Times New Roman"/>
+          <w:sz w:val="24"/>
+          <w:szCs w:val="24"/>
+          <w:lang w:eastAsia="en-IN"/>
+        </w:rPr>
+      </w:pPr>
+      <w:r>
+        <w:rPr>
+          <w:rFonts w:ascii="Times New Roman" w:eastAsia="Times New Roman" w:hAnsi="Times New Roman" w:cs="Times New Roman"/>
+          <w:sz w:val="24"/>
+          <w:szCs w:val="24"/>
+          <w:lang w:eastAsia="en-IN"/>
+        </w:rPr>
+        <w:t xml:space="preserve">The </w:t>
+      </w:r>
+      <w:proofErr w:type="gramStart"/>
+      <w:r>
+        <w:rPr>
+          <w:rFonts w:ascii="Times New Roman" w:eastAsia="Times New Roman" w:hAnsi="Times New Roman" w:cs="Times New Roman"/>
+          <w:sz w:val="24"/>
+          <w:szCs w:val="24"/>
+          <w:lang w:eastAsia="en-IN"/>
+        </w:rPr>
+        <w:t>pop(</w:t>
+      </w:r>
+      <w:proofErr w:type="gramEnd"/>
+      <w:r>
+        <w:rPr>
+          <w:rFonts w:ascii="Times New Roman" w:eastAsia="Times New Roman" w:hAnsi="Times New Roman" w:cs="Times New Roman"/>
+          <w:sz w:val="24"/>
+          <w:szCs w:val="24"/>
+          <w:lang w:eastAsia="en-IN"/>
+        </w:rPr>
+        <w:t>) method removes an element from the last index of the array.</w:t>
+      </w:r>
+    </w:p>
+    <w:p>
+      <w:pPr>
+        <w:numPr>
+          <w:ilvl w:val="0"/>
+          <w:numId w:val="49"/>
+        </w:numPr>
+        <w:spacing w:before="100" w:beforeAutospacing="1" w:after="100" w:afterAutospacing="1" w:line="240" w:lineRule="auto"/>
+        <w:rPr>
+          <w:rFonts w:ascii="Times New Roman" w:eastAsia="Times New Roman" w:hAnsi="Times New Roman" w:cs="Times New Roman"/>
+          <w:sz w:val="24"/>
+          <w:szCs w:val="24"/>
+          <w:lang w:eastAsia="en-IN"/>
+        </w:rPr>
+      </w:pPr>
+      <w:r>
+        <w:rPr>
+          <w:rFonts w:ascii="Times New Roman" w:eastAsia="Times New Roman" w:hAnsi="Times New Roman" w:cs="Times New Roman"/>
+          <w:sz w:val="24"/>
+          <w:szCs w:val="24"/>
+          <w:lang w:eastAsia="en-IN"/>
+        </w:rPr>
+        <w:t xml:space="preserve">The </w:t>
+      </w:r>
+      <w:proofErr w:type="gramStart"/>
+      <w:r>
+        <w:rPr>
+          <w:rFonts w:ascii="Times New Roman" w:eastAsia="Times New Roman" w:hAnsi="Times New Roman" w:cs="Times New Roman"/>
+          <w:sz w:val="24"/>
+          <w:szCs w:val="24"/>
+          <w:lang w:eastAsia="en-IN"/>
+        </w:rPr>
+        <w:t>shift(</w:t>
+      </w:r>
+      <w:proofErr w:type="gramEnd"/>
+      <w:r>
+        <w:rPr>
+          <w:rFonts w:ascii="Times New Roman" w:eastAsia="Times New Roman" w:hAnsi="Times New Roman" w:cs="Times New Roman"/>
+          <w:sz w:val="24"/>
+          <w:szCs w:val="24"/>
+          <w:lang w:eastAsia="en-IN"/>
+        </w:rPr>
+        <w:t>) method removes the element from the first index of the array.</w:t>
+      </w:r>
+    </w:p>
+    <w:p>
+      <w:pPr>
+        <w:numPr>
+          <w:ilvl w:val="0"/>
+          <w:numId w:val="50"/>
+        </w:numPr>
+        <w:spacing w:before="100" w:beforeAutospacing="1" w:after="100" w:afterAutospacing="1" w:line="240" w:lineRule="auto"/>
+        <w:rPr>
+          <w:rFonts w:ascii="Times New Roman" w:eastAsia="Times New Roman" w:hAnsi="Times New Roman" w:cs="Times New Roman"/>
+          <w:sz w:val="24"/>
+          <w:szCs w:val="24"/>
+          <w:lang w:eastAsia="en-IN"/>
+        </w:rPr>
+      </w:pPr>
+      <w:r>
+        <w:rPr>
+          <w:rFonts w:ascii="Times New Roman" w:eastAsia="Times New Roman" w:hAnsi="Times New Roman" w:cs="Times New Roman"/>
+          <w:sz w:val="24"/>
+          <w:szCs w:val="24"/>
+          <w:lang w:eastAsia="en-IN"/>
+        </w:rPr>
+        <w:t xml:space="preserve">The </w:t>
+      </w:r>
+      <w:proofErr w:type="gramStart"/>
+      <w:r>
+        <w:rPr>
+          <w:rFonts w:ascii="Times New Roman" w:eastAsia="Times New Roman" w:hAnsi="Times New Roman" w:cs="Times New Roman"/>
+          <w:sz w:val="24"/>
+          <w:szCs w:val="24"/>
+          <w:lang w:eastAsia="en-IN"/>
+        </w:rPr>
+        <w:t>splice(</w:t>
+      </w:r>
+      <w:proofErr w:type="gramEnd"/>
+      <w:r>
+        <w:rPr>
+          <w:rFonts w:ascii="Times New Roman" w:eastAsia="Times New Roman" w:hAnsi="Times New Roman" w:cs="Times New Roman"/>
+          <w:sz w:val="24"/>
+          <w:szCs w:val="24"/>
+          <w:lang w:eastAsia="en-IN"/>
+        </w:rPr>
+        <w:t>) method removes or replaces the element from the array.</w:t>
+      </w:r>
+    </w:p>
+    <w:p>
+      <w:pPr>
+        <w:spacing w:before="100" w:beforeAutospacing="1" w:after="100" w:afterAutospacing="1" w:line="240" w:lineRule="auto"/>
+        <w:ind w:left="360"/>
+        <w:rPr>
+          <w:rFonts w:ascii="Times New Roman" w:hAnsi="Times New Roman" w:cs="Times New Roman"/>
+          <w:sz w:val="24"/>
+          <w:szCs w:val="24"/>
+        </w:rPr>
+      </w:pPr>
+      <w:r>
+        <w:rPr>
+          <w:rFonts w:ascii="Times New Roman" w:eastAsia="Times New Roman" w:hAnsi="Times New Roman" w:cs="Times New Roman"/>
+          <w:sz w:val="24"/>
+          <w:szCs w:val="24"/>
+          <w:lang w:eastAsia="en-IN"/>
+        </w:rPr>
+        <w:t>The </w:t>
+      </w:r>
+      <w:proofErr w:type="gramStart"/>
+      <w:r>
+        <w:rPr>
+          <w:rFonts w:ascii="Times New Roman" w:eastAsia="Times New Roman" w:hAnsi="Times New Roman" w:cs="Times New Roman"/>
+          <w:b/>
+          <w:bCs/>
+          <w:sz w:val="24"/>
+          <w:szCs w:val="24"/>
+          <w:lang w:eastAsia="en-IN"/>
+        </w:rPr>
+        <w:t>map(</w:t>
+      </w:r>
+      <w:proofErr w:type="gramEnd"/>
+      <w:r>
+        <w:rPr>
+          <w:rFonts w:ascii="Times New Roman" w:eastAsia="Times New Roman" w:hAnsi="Times New Roman" w:cs="Times New Roman"/>
+          <w:b/>
+          <w:bCs/>
+          <w:sz w:val="24"/>
+          <w:szCs w:val="24"/>
+          <w:lang w:eastAsia="en-IN"/>
+        </w:rPr>
+        <w:t>) method</w:t>
+      </w:r>
+      <w:r>
+        <w:rPr>
+          <w:rFonts w:ascii="Times New Roman" w:eastAsia="Times New Roman" w:hAnsi="Times New Roman" w:cs="Times New Roman"/>
+          <w:sz w:val="24"/>
+          <w:szCs w:val="24"/>
+          <w:lang w:eastAsia="en-IN"/>
+        </w:rPr>
+        <w:t> is an ES5 feature that creates a new array by applying a function to each element of the original array. It skips empty elements and does not modify the original array.</w:t>
+      </w:r>
+      <w:r>
+        <w:rPr>
+          <w:rFonts w:ascii="Consolas" w:eastAsia="Times New Roman" w:hAnsi="Consolas" w:cs="Courier New"/>
+          <w:b/>
+          <w:bCs/>
+          <w:color w:val="66D9EF"/>
+          <w:spacing w:val="2"/>
+          <w:kern w:val="0"/>
+          <w:sz w:val="21"/>
+          <w:szCs w:val="21"/>
+          <w:bdr w:val="none" w:sz="0" w:space="0" w:color="auto" w:frame="1"/>
+          <w:lang w:eastAsia="en-IN"/>
+          <w14:ligatures w14:val="none"/>
+        </w:rPr>
+        <w:t xml:space="preserve"> </w:t>
+      </w:r>
+      <w:proofErr w:type="spellStart"/>
+      <w:r>
+        <w:rPr>
+          <w:rFonts w:ascii="Times New Roman" w:eastAsia="Times New Roman" w:hAnsi="Times New Roman" w:cs="Times New Roman"/>
+          <w:b/>
+          <w:bCs/>
+          <w:sz w:val="24"/>
+          <w:szCs w:val="24"/>
+        </w:rPr>
+        <w:t>const</w:t>
+      </w:r>
+      <w:proofErr w:type="spellEnd"/>
+      <w:r>
+        <w:rPr>
+          <w:rFonts w:ascii="Times New Roman" w:eastAsia="Times New Roman" w:hAnsi="Times New Roman" w:cs="Times New Roman"/>
+          <w:sz w:val="24"/>
+          <w:szCs w:val="24"/>
+        </w:rPr>
+        <w:t xml:space="preserve"> b = </w:t>
+      </w:r>
+      <w:proofErr w:type="spellStart"/>
+      <w:proofErr w:type="gramStart"/>
+      <w:r>
+        <w:rPr>
+          <w:rFonts w:ascii="Times New Roman" w:eastAsia="Times New Roman" w:hAnsi="Times New Roman" w:cs="Times New Roman"/>
+          <w:sz w:val="24"/>
+          <w:szCs w:val="24"/>
+        </w:rPr>
+        <w:t>a.map</w:t>
+      </w:r>
+      <w:proofErr w:type="spellEnd"/>
+      <w:r>
+        <w:rPr>
+          <w:rFonts w:ascii="Times New Roman" w:eastAsia="Times New Roman" w:hAnsi="Times New Roman" w:cs="Times New Roman"/>
+          <w:sz w:val="24"/>
+          <w:szCs w:val="24"/>
+        </w:rPr>
+        <w:t>(</w:t>
+      </w:r>
+      <w:proofErr w:type="gramEnd"/>
+      <w:r>
+        <w:rPr>
+          <w:rFonts w:ascii="Times New Roman" w:eastAsia="Times New Roman" w:hAnsi="Times New Roman" w:cs="Times New Roman"/>
+          <w:sz w:val="24"/>
+          <w:szCs w:val="24"/>
+        </w:rPr>
+        <w:t>x =&gt; x * 2);</w:t>
+      </w:r>
+    </w:p>
+    <w:p>
+      <w:pPr>
+        <w:spacing w:before="100" w:beforeAutospacing="1" w:after="100" w:afterAutospacing="1" w:line="240" w:lineRule="auto"/>
+        <w:ind w:left="360"/>
+        <w:rPr>
+          <w:rFonts w:ascii="Times New Roman" w:eastAsia="Times New Roman" w:hAnsi="Times New Roman" w:cs="Times New Roman"/>
+          <w:sz w:val="24"/>
+          <w:szCs w:val="24"/>
+          <w:lang w:eastAsia="en-IN"/>
+        </w:rPr>
+      </w:pPr>
+      <w:r>
+        <w:rPr>
+          <w:rFonts w:ascii="Times New Roman" w:eastAsia="Times New Roman" w:hAnsi="Times New Roman" w:cs="Times New Roman"/>
+          <w:sz w:val="24"/>
+          <w:szCs w:val="24"/>
+          <w:lang w:eastAsia="en-IN"/>
+        </w:rPr>
+        <w:t>The</w:t>
+      </w:r>
+      <w:r>
+        <w:rPr>
+          <w:rFonts w:ascii="Times New Roman" w:eastAsia="Times New Roman" w:hAnsi="Times New Roman" w:cs="Times New Roman"/>
+          <w:b/>
+          <w:bCs/>
+          <w:sz w:val="24"/>
+          <w:szCs w:val="24"/>
+          <w:lang w:eastAsia="en-IN"/>
+        </w:rPr>
+        <w:t xml:space="preserve"> JavaScript Array </w:t>
+      </w:r>
+      <w:proofErr w:type="spellStart"/>
+      <w:proofErr w:type="gramStart"/>
+      <w:r>
+        <w:rPr>
+          <w:rFonts w:ascii="Times New Roman" w:eastAsia="Times New Roman" w:hAnsi="Times New Roman" w:cs="Times New Roman"/>
+          <w:b/>
+          <w:bCs/>
+          <w:sz w:val="24"/>
+          <w:szCs w:val="24"/>
+          <w:lang w:eastAsia="en-IN"/>
+        </w:rPr>
+        <w:t>forEach</w:t>
+      </w:r>
+      <w:proofErr w:type="spellEnd"/>
+      <w:r>
+        <w:rPr>
+          <w:rFonts w:ascii="Times New Roman" w:eastAsia="Times New Roman" w:hAnsi="Times New Roman" w:cs="Times New Roman"/>
+          <w:b/>
+          <w:bCs/>
+          <w:sz w:val="24"/>
+          <w:szCs w:val="24"/>
+          <w:lang w:eastAsia="en-IN"/>
+        </w:rPr>
+        <w:t>(</w:t>
+      </w:r>
+      <w:proofErr w:type="gramEnd"/>
+      <w:r>
+        <w:rPr>
+          <w:rFonts w:ascii="Times New Roman" w:eastAsia="Times New Roman" w:hAnsi="Times New Roman" w:cs="Times New Roman"/>
+          <w:b/>
+          <w:bCs/>
+          <w:sz w:val="24"/>
+          <w:szCs w:val="24"/>
+          <w:lang w:eastAsia="en-IN"/>
+        </w:rPr>
+        <w:t>) method</w:t>
+      </w:r>
+      <w:r>
+        <w:rPr>
+          <w:rFonts w:ascii="Times New Roman" w:eastAsia="Times New Roman" w:hAnsi="Times New Roman" w:cs="Times New Roman"/>
+          <w:sz w:val="24"/>
+          <w:szCs w:val="24"/>
+          <w:lang w:eastAsia="en-IN"/>
+        </w:rPr>
+        <w:t> is a built-in function that executes a provided function once for each array element. It does not return a new array and does not modify the original array. It’s commonly used for iteration and performing actions on each array element.</w:t>
+      </w:r>
+    </w:p>
+    <w:p>
+      <w:pPr>
+        <w:spacing w:before="100" w:beforeAutospacing="1" w:after="100" w:afterAutospacing="1" w:line="240" w:lineRule="auto"/>
+        <w:ind w:left="360"/>
+        <w:rPr>
+          <w:rFonts w:ascii="Times New Roman" w:eastAsia="Times New Roman" w:hAnsi="Times New Roman" w:cs="Times New Roman"/>
+          <w:sz w:val="24"/>
+          <w:szCs w:val="24"/>
+          <w:lang w:eastAsia="en-IN"/>
+        </w:rPr>
+      </w:pPr>
+      <w:proofErr w:type="gramStart"/>
+      <w:r>
+        <w:rPr>
+          <w:rFonts w:ascii="Times New Roman" w:eastAsia="Times New Roman" w:hAnsi="Times New Roman" w:cs="Times New Roman"/>
+          <w:b/>
+          <w:bCs/>
+          <w:sz w:val="24"/>
+          <w:szCs w:val="24"/>
+          <w:lang w:eastAsia="en-IN"/>
+        </w:rPr>
+        <w:t>Syntax</w:t>
+      </w:r>
+      <w:r>
+        <w:rPr>
+          <w:rFonts w:ascii="Times New Roman" w:eastAsia="Times New Roman" w:hAnsi="Times New Roman" w:cs="Times New Roman"/>
+          <w:b/>
+          <w:bCs/>
+          <w:sz w:val="24"/>
+          <w:szCs w:val="24"/>
+          <w:lang w:eastAsia="en-IN"/>
+        </w:rPr>
+        <w:t xml:space="preserve">  </w:t>
+      </w:r>
+      <w:proofErr w:type="spellStart"/>
+      <w:r>
+        <w:rPr>
+          <w:rFonts w:ascii="Times New Roman" w:eastAsia="Times New Roman" w:hAnsi="Times New Roman" w:cs="Times New Roman"/>
+          <w:sz w:val="24"/>
+          <w:szCs w:val="24"/>
+          <w:lang w:eastAsia="en-IN"/>
+        </w:rPr>
+        <w:t>array</w:t>
+      </w:r>
+      <w:proofErr w:type="gramEnd"/>
+      <w:r>
+        <w:rPr>
+          <w:rFonts w:ascii="Times New Roman" w:eastAsia="Times New Roman" w:hAnsi="Times New Roman" w:cs="Times New Roman"/>
+          <w:sz w:val="24"/>
+          <w:szCs w:val="24"/>
+          <w:lang w:eastAsia="en-IN"/>
+        </w:rPr>
+        <w:t>.forEach</w:t>
+      </w:r>
+      <w:proofErr w:type="spellEnd"/>
+      <w:r>
+        <w:rPr>
+          <w:rFonts w:ascii="Times New Roman" w:eastAsia="Times New Roman" w:hAnsi="Times New Roman" w:cs="Times New Roman"/>
+          <w:sz w:val="24"/>
+          <w:szCs w:val="24"/>
+          <w:lang w:eastAsia="en-IN"/>
+        </w:rPr>
+        <w:t xml:space="preserve">(callback(element, index, </w:t>
+      </w:r>
+      <w:proofErr w:type="spellStart"/>
+      <w:r>
+        <w:rPr>
+          <w:rFonts w:ascii="Times New Roman" w:eastAsia="Times New Roman" w:hAnsi="Times New Roman" w:cs="Times New Roman"/>
+          <w:sz w:val="24"/>
+          <w:szCs w:val="24"/>
+          <w:lang w:eastAsia="en-IN"/>
+        </w:rPr>
+        <w:t>arr</w:t>
+      </w:r>
+      <w:proofErr w:type="spellEnd"/>
+      <w:r>
+        <w:rPr>
+          <w:rFonts w:ascii="Times New Roman" w:eastAsia="Times New Roman" w:hAnsi="Times New Roman" w:cs="Times New Roman"/>
+          <w:sz w:val="24"/>
+          <w:szCs w:val="24"/>
+          <w:lang w:eastAsia="en-IN"/>
+        </w:rPr>
+        <w:t xml:space="preserve">), </w:t>
+      </w:r>
+      <w:proofErr w:type="spellStart"/>
+      <w:r>
+        <w:rPr>
+          <w:rFonts w:ascii="Times New Roman" w:eastAsia="Times New Roman" w:hAnsi="Times New Roman" w:cs="Times New Roman"/>
+          <w:sz w:val="24"/>
+          <w:szCs w:val="24"/>
+          <w:lang w:eastAsia="en-IN"/>
+        </w:rPr>
+        <w:t>thisValue</w:t>
+      </w:r>
+      <w:proofErr w:type="spellEnd"/>
+      <w:r>
+        <w:rPr>
+          <w:rFonts w:ascii="Times New Roman" w:eastAsia="Times New Roman" w:hAnsi="Times New Roman" w:cs="Times New Roman"/>
+          <w:sz w:val="24"/>
+          <w:szCs w:val="24"/>
+          <w:lang w:eastAsia="en-IN"/>
+        </w:rPr>
+        <w:t>);</w:t>
+      </w:r>
+    </w:p>
+    <w:p>
+      <w:pPr>
+        <w:spacing w:before="100" w:beforeAutospacing="1" w:after="100" w:afterAutospacing="1" w:line="240" w:lineRule="auto"/>
+        <w:ind w:left="360"/>
         <w:rPr>
           <w:rFonts w:ascii="Times New Roman" w:eastAsia="Times New Roman" w:hAnsi="Times New Roman" w:cs="Times New Roman"/>
           <w:sz w:val="24"/>
@@ -17207,9 +19026,9 @@
 <file path=word/numbering.xml><?xml version="1.0" encoding="utf-8"?>
 <w:numbering xmlns:wpc="http://schemas.microsoft.com/office/word/2010/wordprocessingCanvas" xmlns:cx="http://schemas.microsoft.com/office/drawing/2014/chartex" xmlns:cx1="http://schemas.microsoft.com/office/drawing/2015/9/8/chartex" xmlns:cx2="http://schemas.microsoft.com/office/drawing/2015/10/21/chartex" xmlns:cx3="http://schemas.microsoft.com/office/drawing/2016/5/9/chartex" xmlns:cx4="http://schemas.microsoft.com/office/drawing/2016/5/10/chartex" xmlns:cx5="http://schemas.microsoft.com/office/drawing/2016/5/11/chartex" xmlns:cx6="http://schemas.microsoft.com/office/drawing/2016/5/12/chartex" xmlns:cx7="http://schemas.microsoft.com/office/drawing/2016/5/13/chartex" xmlns:cx8="http://schemas.microsoft.com/office/drawing/2016/5/14/chartex" xmlns:mc="http://schemas.openxmlformats.org/markup-compatibility/2006" xmlns:aink="http://schemas.microsoft.com/office/drawing/2016/ink" xmlns:am3d="http://schemas.microsoft.com/office/drawing/2017/model3d" xmlns:o="urn:schemas-microsoft-com:office:office" xmlns:oel="http://schemas.microsoft.com/office/2019/extlst" xmlns:r="http://schemas.openxmlformats.org/officeDocument/2006/relationships" xmlns:m="http://schemas.openxmlformats.org/officeDocument/2006/math" xmlns:v="urn:schemas-microsoft-com:vml" xmlns:wp14="http://schemas.microsoft.com/office/word/2010/wordprocessingDrawing" xmlns:wp="http://schemas.openxmlformats.org/drawingml/2006/wordprocessingDrawing" xmlns:w10="urn:schemas-microsoft-com:office:word" xmlns:w="http://schemas.openxmlformats.org/wordprocessingml/2006/main" xmlns:w14="http://schemas.microsoft.com/office/word/2010/wordml" xmlns:w15="http://schemas.microsoft.com/office/word/2012/wordml" xmlns:w16cex="http://schemas.microsoft.com/office/word/2018/wordml/cex" xmlns:w16cid="http://schemas.microsoft.com/office/word/2016/wordml/cid" xmlns:w16="http://schemas.microsoft.com/office/word/2018/wordml" xmlns:w16du="http://schemas.microsoft.com/office/word/2023/wordml/word16du" xmlns:w16sdtdh="http://schemas.microsoft.com/office/word/2020/wordml/sdtdatahash" xmlns:w16sdtfl="http://schemas.microsoft.com/office/word/2024/wordml/sdtformatlock" xmlns:w16se="http://schemas.microsoft.com/office/word/2015/wordml/symex" xmlns:wpg="http://schemas.microsoft.com/office/word/2010/wordprocessingGroup" xmlns:wpi="http://schemas.microsoft.com/office/word/2010/wordprocessingInk" xmlns:wne="http://schemas.microsoft.com/office/word/2006/wordml" xmlns:wps="http://schemas.microsoft.com/office/word/2010/wordprocessingShape" mc:Ignorable="w14 w15 w16se w16cid w16 w16cex w16sdtdh w16sdtfl w16du wp14">
   <w:abstractNum w:abstractNumId="0" w15:restartNumberingAfterBreak="0">
-    <w:nsid w:val="0F1C450D"/>
+    <w:nsid w:val="0ABE3BCF"/>
     <w:multiLevelType w:val="multilevel"/>
-    <w:tmpl w:val="AF2A55B2"/>
+    <w:tmpl w:val="5426C3BA"/>
     <w:lvl w:ilvl="0">
       <w:start w:val="1"/>
       <w:numFmt w:val="bullet"/>
@@ -17356,122 +19175,9 @@
     </w:lvl>
   </w:abstractNum>
   <w:abstractNum w:abstractNumId="1" w15:restartNumberingAfterBreak="0">
-    <w:nsid w:val="0F5E4A1F"/>
+    <w:nsid w:val="0F1C450D"/>
     <w:multiLevelType w:val="multilevel"/>
-    <w:tmpl w:val="8E1C3798"/>
-    <w:lvl w:ilvl="0">
-      <w:start w:val="1"/>
-      <w:numFmt w:val="decimal"/>
-      <w:lvlText w:val="%1."/>
-      <w:lvlJc w:val="left"/>
-      <w:pPr>
-        <w:tabs>
-          <w:tab w:val="num" w:pos="720"/>
-        </w:tabs>
-        <w:ind w:left="720" w:hanging="360"/>
-      </w:pPr>
-    </w:lvl>
-    <w:lvl w:ilvl="1" w:tentative="1">
-      <w:start w:val="1"/>
-      <w:numFmt w:val="decimal"/>
-      <w:lvlText w:val="%2."/>
-      <w:lvlJc w:val="left"/>
-      <w:pPr>
-        <w:tabs>
-          <w:tab w:val="num" w:pos="1440"/>
-        </w:tabs>
-        <w:ind w:left="1440" w:hanging="360"/>
-      </w:pPr>
-    </w:lvl>
-    <w:lvl w:ilvl="2" w:tentative="1">
-      <w:start w:val="1"/>
-      <w:numFmt w:val="decimal"/>
-      <w:lvlText w:val="%3."/>
-      <w:lvlJc w:val="left"/>
-      <w:pPr>
-        <w:tabs>
-          <w:tab w:val="num" w:pos="2160"/>
-        </w:tabs>
-        <w:ind w:left="2160" w:hanging="360"/>
-      </w:pPr>
-    </w:lvl>
-    <w:lvl w:ilvl="3" w:tentative="1">
-      <w:start w:val="1"/>
-      <w:numFmt w:val="decimal"/>
-      <w:lvlText w:val="%4."/>
-      <w:lvlJc w:val="left"/>
-      <w:pPr>
-        <w:tabs>
-          <w:tab w:val="num" w:pos="2880"/>
-        </w:tabs>
-        <w:ind w:left="2880" w:hanging="360"/>
-      </w:pPr>
-    </w:lvl>
-    <w:lvl w:ilvl="4" w:tentative="1">
-      <w:start w:val="1"/>
-      <w:numFmt w:val="decimal"/>
-      <w:lvlText w:val="%5."/>
-      <w:lvlJc w:val="left"/>
-      <w:pPr>
-        <w:tabs>
-          <w:tab w:val="num" w:pos="3600"/>
-        </w:tabs>
-        <w:ind w:left="3600" w:hanging="360"/>
-      </w:pPr>
-    </w:lvl>
-    <w:lvl w:ilvl="5" w:tentative="1">
-      <w:start w:val="1"/>
-      <w:numFmt w:val="decimal"/>
-      <w:lvlText w:val="%6."/>
-      <w:lvlJc w:val="left"/>
-      <w:pPr>
-        <w:tabs>
-          <w:tab w:val="num" w:pos="4320"/>
-        </w:tabs>
-        <w:ind w:left="4320" w:hanging="360"/>
-      </w:pPr>
-    </w:lvl>
-    <w:lvl w:ilvl="6" w:tentative="1">
-      <w:start w:val="1"/>
-      <w:numFmt w:val="decimal"/>
-      <w:lvlText w:val="%7."/>
-      <w:lvlJc w:val="left"/>
-      <w:pPr>
-        <w:tabs>
-          <w:tab w:val="num" w:pos="5040"/>
-        </w:tabs>
-        <w:ind w:left="5040" w:hanging="360"/>
-      </w:pPr>
-    </w:lvl>
-    <w:lvl w:ilvl="7" w:tentative="1">
-      <w:start w:val="1"/>
-      <w:numFmt w:val="decimal"/>
-      <w:lvlText w:val="%8."/>
-      <w:lvlJc w:val="left"/>
-      <w:pPr>
-        <w:tabs>
-          <w:tab w:val="num" w:pos="5760"/>
-        </w:tabs>
-        <w:ind w:left="5760" w:hanging="360"/>
-      </w:pPr>
-    </w:lvl>
-    <w:lvl w:ilvl="8" w:tentative="1">
-      <w:start w:val="1"/>
-      <w:numFmt w:val="decimal"/>
-      <w:lvlText w:val="%9."/>
-      <w:lvlJc w:val="left"/>
-      <w:pPr>
-        <w:tabs>
-          <w:tab w:val="num" w:pos="6480"/>
-        </w:tabs>
-        <w:ind w:left="6480" w:hanging="360"/>
-      </w:pPr>
-    </w:lvl>
-  </w:abstractNum>
-  <w:abstractNum w:abstractNumId="2" w15:restartNumberingAfterBreak="0">
-    <w:nsid w:val="110E799E"/>
-    <w:multiLevelType w:val="multilevel"/>
-    <w:tmpl w:val="D504889E"/>
+    <w:tmpl w:val="AF2A55B2"/>
     <w:lvl w:ilvl="0">
       <w:start w:val="1"/>
       <w:numFmt w:val="bullet"/>
@@ -17617,7 +19323,269 @@
       </w:rPr>
     </w:lvl>
   </w:abstractNum>
+  <w:abstractNum w:abstractNumId="2" w15:restartNumberingAfterBreak="0">
+    <w:nsid w:val="0F5E4A1F"/>
+    <w:multiLevelType w:val="multilevel"/>
+    <w:tmpl w:val="8E1C3798"/>
+    <w:lvl w:ilvl="0">
+      <w:start w:val="1"/>
+      <w:numFmt w:val="decimal"/>
+      <w:lvlText w:val="%1."/>
+      <w:lvlJc w:val="left"/>
+      <w:pPr>
+        <w:tabs>
+          <w:tab w:val="num" w:pos="720"/>
+        </w:tabs>
+        <w:ind w:left="720" w:hanging="360"/>
+      </w:pPr>
+    </w:lvl>
+    <w:lvl w:ilvl="1" w:tentative="1">
+      <w:start w:val="1"/>
+      <w:numFmt w:val="decimal"/>
+      <w:lvlText w:val="%2."/>
+      <w:lvlJc w:val="left"/>
+      <w:pPr>
+        <w:tabs>
+          <w:tab w:val="num" w:pos="1440"/>
+        </w:tabs>
+        <w:ind w:left="1440" w:hanging="360"/>
+      </w:pPr>
+    </w:lvl>
+    <w:lvl w:ilvl="2" w:tentative="1">
+      <w:start w:val="1"/>
+      <w:numFmt w:val="decimal"/>
+      <w:lvlText w:val="%3."/>
+      <w:lvlJc w:val="left"/>
+      <w:pPr>
+        <w:tabs>
+          <w:tab w:val="num" w:pos="2160"/>
+        </w:tabs>
+        <w:ind w:left="2160" w:hanging="360"/>
+      </w:pPr>
+    </w:lvl>
+    <w:lvl w:ilvl="3" w:tentative="1">
+      <w:start w:val="1"/>
+      <w:numFmt w:val="decimal"/>
+      <w:lvlText w:val="%4."/>
+      <w:lvlJc w:val="left"/>
+      <w:pPr>
+        <w:tabs>
+          <w:tab w:val="num" w:pos="2880"/>
+        </w:tabs>
+        <w:ind w:left="2880" w:hanging="360"/>
+      </w:pPr>
+    </w:lvl>
+    <w:lvl w:ilvl="4" w:tentative="1">
+      <w:start w:val="1"/>
+      <w:numFmt w:val="decimal"/>
+      <w:lvlText w:val="%5."/>
+      <w:lvlJc w:val="left"/>
+      <w:pPr>
+        <w:tabs>
+          <w:tab w:val="num" w:pos="3600"/>
+        </w:tabs>
+        <w:ind w:left="3600" w:hanging="360"/>
+      </w:pPr>
+    </w:lvl>
+    <w:lvl w:ilvl="5" w:tentative="1">
+      <w:start w:val="1"/>
+      <w:numFmt w:val="decimal"/>
+      <w:lvlText w:val="%6."/>
+      <w:lvlJc w:val="left"/>
+      <w:pPr>
+        <w:tabs>
+          <w:tab w:val="num" w:pos="4320"/>
+        </w:tabs>
+        <w:ind w:left="4320" w:hanging="360"/>
+      </w:pPr>
+    </w:lvl>
+    <w:lvl w:ilvl="6" w:tentative="1">
+      <w:start w:val="1"/>
+      <w:numFmt w:val="decimal"/>
+      <w:lvlText w:val="%7."/>
+      <w:lvlJc w:val="left"/>
+      <w:pPr>
+        <w:tabs>
+          <w:tab w:val="num" w:pos="5040"/>
+        </w:tabs>
+        <w:ind w:left="5040" w:hanging="360"/>
+      </w:pPr>
+    </w:lvl>
+    <w:lvl w:ilvl="7" w:tentative="1">
+      <w:start w:val="1"/>
+      <w:numFmt w:val="decimal"/>
+      <w:lvlText w:val="%8."/>
+      <w:lvlJc w:val="left"/>
+      <w:pPr>
+        <w:tabs>
+          <w:tab w:val="num" w:pos="5760"/>
+        </w:tabs>
+        <w:ind w:left="5760" w:hanging="360"/>
+      </w:pPr>
+    </w:lvl>
+    <w:lvl w:ilvl="8" w:tentative="1">
+      <w:start w:val="1"/>
+      <w:numFmt w:val="decimal"/>
+      <w:lvlText w:val="%9."/>
+      <w:lvlJc w:val="left"/>
+      <w:pPr>
+        <w:tabs>
+          <w:tab w:val="num" w:pos="6480"/>
+        </w:tabs>
+        <w:ind w:left="6480" w:hanging="360"/>
+      </w:pPr>
+    </w:lvl>
+  </w:abstractNum>
   <w:abstractNum w:abstractNumId="3" w15:restartNumberingAfterBreak="0">
+    <w:nsid w:val="110E799E"/>
+    <w:multiLevelType w:val="multilevel"/>
+    <w:tmpl w:val="D504889E"/>
+    <w:lvl w:ilvl="0">
+      <w:start w:val="1"/>
+      <w:numFmt w:val="bullet"/>
+      <w:lvlText w:val=""/>
+      <w:lvlJc w:val="left"/>
+      <w:pPr>
+        <w:tabs>
+          <w:tab w:val="num" w:pos="720"/>
+        </w:tabs>
+        <w:ind w:left="720" w:hanging="360"/>
+      </w:pPr>
+      <w:rPr>
+        <w:rFonts w:ascii="Symbol" w:hAnsi="Symbol" w:hint="default"/>
+        <w:sz w:val="20"/>
+      </w:rPr>
+    </w:lvl>
+    <w:lvl w:ilvl="1" w:tentative="1">
+      <w:start w:val="1"/>
+      <w:numFmt w:val="bullet"/>
+      <w:lvlText w:val=""/>
+      <w:lvlJc w:val="left"/>
+      <w:pPr>
+        <w:tabs>
+          <w:tab w:val="num" w:pos="1440"/>
+        </w:tabs>
+        <w:ind w:left="1440" w:hanging="360"/>
+      </w:pPr>
+      <w:rPr>
+        <w:rFonts w:ascii="Symbol" w:hAnsi="Symbol" w:hint="default"/>
+        <w:sz w:val="20"/>
+      </w:rPr>
+    </w:lvl>
+    <w:lvl w:ilvl="2" w:tentative="1">
+      <w:start w:val="1"/>
+      <w:numFmt w:val="bullet"/>
+      <w:lvlText w:val=""/>
+      <w:lvlJc w:val="left"/>
+      <w:pPr>
+        <w:tabs>
+          <w:tab w:val="num" w:pos="2160"/>
+        </w:tabs>
+        <w:ind w:left="2160" w:hanging="360"/>
+      </w:pPr>
+      <w:rPr>
+        <w:rFonts w:ascii="Symbol" w:hAnsi="Symbol" w:hint="default"/>
+        <w:sz w:val="20"/>
+      </w:rPr>
+    </w:lvl>
+    <w:lvl w:ilvl="3" w:tentative="1">
+      <w:start w:val="1"/>
+      <w:numFmt w:val="bullet"/>
+      <w:lvlText w:val=""/>
+      <w:lvlJc w:val="left"/>
+      <w:pPr>
+        <w:tabs>
+          <w:tab w:val="num" w:pos="2880"/>
+        </w:tabs>
+        <w:ind w:left="2880" w:hanging="360"/>
+      </w:pPr>
+      <w:rPr>
+        <w:rFonts w:ascii="Symbol" w:hAnsi="Symbol" w:hint="default"/>
+        <w:sz w:val="20"/>
+      </w:rPr>
+    </w:lvl>
+    <w:lvl w:ilvl="4" w:tentative="1">
+      <w:start w:val="1"/>
+      <w:numFmt w:val="bullet"/>
+      <w:lvlText w:val=""/>
+      <w:lvlJc w:val="left"/>
+      <w:pPr>
+        <w:tabs>
+          <w:tab w:val="num" w:pos="3600"/>
+        </w:tabs>
+        <w:ind w:left="3600" w:hanging="360"/>
+      </w:pPr>
+      <w:rPr>
+        <w:rFonts w:ascii="Symbol" w:hAnsi="Symbol" w:hint="default"/>
+        <w:sz w:val="20"/>
+      </w:rPr>
+    </w:lvl>
+    <w:lvl w:ilvl="5" w:tentative="1">
+      <w:start w:val="1"/>
+      <w:numFmt w:val="bullet"/>
+      <w:lvlText w:val=""/>
+      <w:lvlJc w:val="left"/>
+      <w:pPr>
+        <w:tabs>
+          <w:tab w:val="num" w:pos="4320"/>
+        </w:tabs>
+        <w:ind w:left="4320" w:hanging="360"/>
+      </w:pPr>
+      <w:rPr>
+        <w:rFonts w:ascii="Symbol" w:hAnsi="Symbol" w:hint="default"/>
+        <w:sz w:val="20"/>
+      </w:rPr>
+    </w:lvl>
+    <w:lvl w:ilvl="6" w:tentative="1">
+      <w:start w:val="1"/>
+      <w:numFmt w:val="bullet"/>
+      <w:lvlText w:val=""/>
+      <w:lvlJc w:val="left"/>
+      <w:pPr>
+        <w:tabs>
+          <w:tab w:val="num" w:pos="5040"/>
+        </w:tabs>
+        <w:ind w:left="5040" w:hanging="360"/>
+      </w:pPr>
+      <w:rPr>
+        <w:rFonts w:ascii="Symbol" w:hAnsi="Symbol" w:hint="default"/>
+        <w:sz w:val="20"/>
+      </w:rPr>
+    </w:lvl>
+    <w:lvl w:ilvl="7" w:tentative="1">
+      <w:start w:val="1"/>
+      <w:numFmt w:val="bullet"/>
+      <w:lvlText w:val=""/>
+      <w:lvlJc w:val="left"/>
+      <w:pPr>
+        <w:tabs>
+          <w:tab w:val="num" w:pos="5760"/>
+        </w:tabs>
+        <w:ind w:left="5760" w:hanging="360"/>
+      </w:pPr>
+      <w:rPr>
+        <w:rFonts w:ascii="Symbol" w:hAnsi="Symbol" w:hint="default"/>
+        <w:sz w:val="20"/>
+      </w:rPr>
+    </w:lvl>
+    <w:lvl w:ilvl="8" w:tentative="1">
+      <w:start w:val="1"/>
+      <w:numFmt w:val="bullet"/>
+      <w:lvlText w:val=""/>
+      <w:lvlJc w:val="left"/>
+      <w:pPr>
+        <w:tabs>
+          <w:tab w:val="num" w:pos="6480"/>
+        </w:tabs>
+        <w:ind w:left="6480" w:hanging="360"/>
+      </w:pPr>
+      <w:rPr>
+        <w:rFonts w:ascii="Symbol" w:hAnsi="Symbol" w:hint="default"/>
+        <w:sz w:val="20"/>
+      </w:rPr>
+    </w:lvl>
+  </w:abstractNum>
+  <w:abstractNum w:abstractNumId="4" w15:restartNumberingAfterBreak="0">
     <w:nsid w:val="1DBC6195"/>
     <w:multiLevelType w:val="multilevel"/>
     <w:tmpl w:val="DE700EAE"/>
@@ -17766,7 +19734,7 @@
       </w:rPr>
     </w:lvl>
   </w:abstractNum>
-  <w:abstractNum w:abstractNumId="4" w15:restartNumberingAfterBreak="0">
+  <w:abstractNum w:abstractNumId="5" w15:restartNumberingAfterBreak="0">
     <w:nsid w:val="20661EAC"/>
     <w:multiLevelType w:val="multilevel"/>
     <w:tmpl w:val="DB284C58"/>
@@ -17915,7 +19883,7 @@
       </w:rPr>
     </w:lvl>
   </w:abstractNum>
-  <w:abstractNum w:abstractNumId="5" w15:restartNumberingAfterBreak="0">
+  <w:abstractNum w:abstractNumId="6" w15:restartNumberingAfterBreak="0">
     <w:nsid w:val="26AF3A7C"/>
     <w:multiLevelType w:val="multilevel"/>
     <w:tmpl w:val="CB867D26"/>
@@ -18064,7 +20032,7 @@
       </w:rPr>
     </w:lvl>
   </w:abstractNum>
-  <w:abstractNum w:abstractNumId="6" w15:restartNumberingAfterBreak="0">
+  <w:abstractNum w:abstractNumId="7" w15:restartNumberingAfterBreak="0">
     <w:nsid w:val="34030491"/>
     <w:multiLevelType w:val="multilevel"/>
     <w:tmpl w:val="DBD663F8"/>
@@ -18177,7 +20145,7 @@
       </w:pPr>
     </w:lvl>
   </w:abstractNum>
-  <w:abstractNum w:abstractNumId="7" w15:restartNumberingAfterBreak="0">
+  <w:abstractNum w:abstractNumId="8" w15:restartNumberingAfterBreak="0">
     <w:nsid w:val="36E23637"/>
     <w:multiLevelType w:val="multilevel"/>
     <w:tmpl w:val="527A8AB8"/>
@@ -18326,7 +20294,7 @@
       </w:rPr>
     </w:lvl>
   </w:abstractNum>
-  <w:abstractNum w:abstractNumId="8" w15:restartNumberingAfterBreak="0">
+  <w:abstractNum w:abstractNumId="9" w15:restartNumberingAfterBreak="0">
     <w:nsid w:val="394F4D13"/>
     <w:multiLevelType w:val="multilevel"/>
     <w:tmpl w:val="1B28191C"/>
@@ -18475,7 +20443,7 @@
       </w:rPr>
     </w:lvl>
   </w:abstractNum>
-  <w:abstractNum w:abstractNumId="9" w15:restartNumberingAfterBreak="0">
+  <w:abstractNum w:abstractNumId="10" w15:restartNumberingAfterBreak="0">
     <w:nsid w:val="44D25E04"/>
     <w:multiLevelType w:val="multilevel"/>
     <w:tmpl w:val="F52C3040"/>
@@ -18624,7 +20592,7 @@
       </w:rPr>
     </w:lvl>
   </w:abstractNum>
-  <w:abstractNum w:abstractNumId="10" w15:restartNumberingAfterBreak="0">
+  <w:abstractNum w:abstractNumId="11" w15:restartNumberingAfterBreak="0">
     <w:nsid w:val="471526C1"/>
     <w:multiLevelType w:val="multilevel"/>
     <w:tmpl w:val="D368D7C6"/>
@@ -18737,7 +20705,156 @@
       </w:pPr>
     </w:lvl>
   </w:abstractNum>
-  <w:abstractNum w:abstractNumId="11" w15:restartNumberingAfterBreak="0">
+  <w:abstractNum w:abstractNumId="12" w15:restartNumberingAfterBreak="0">
+    <w:nsid w:val="4B703BDA"/>
+    <w:multiLevelType w:val="multilevel"/>
+    <w:tmpl w:val="B38E04D4"/>
+    <w:lvl w:ilvl="0">
+      <w:start w:val="1"/>
+      <w:numFmt w:val="bullet"/>
+      <w:lvlText w:val=""/>
+      <w:lvlJc w:val="left"/>
+      <w:pPr>
+        <w:tabs>
+          <w:tab w:val="num" w:pos="720"/>
+        </w:tabs>
+        <w:ind w:left="720" w:hanging="360"/>
+      </w:pPr>
+      <w:rPr>
+        <w:rFonts w:ascii="Symbol" w:hAnsi="Symbol" w:hint="default"/>
+        <w:sz w:val="20"/>
+      </w:rPr>
+    </w:lvl>
+    <w:lvl w:ilvl="1" w:tentative="1">
+      <w:start w:val="1"/>
+      <w:numFmt w:val="bullet"/>
+      <w:lvlText w:val=""/>
+      <w:lvlJc w:val="left"/>
+      <w:pPr>
+        <w:tabs>
+          <w:tab w:val="num" w:pos="1440"/>
+        </w:tabs>
+        <w:ind w:left="1440" w:hanging="360"/>
+      </w:pPr>
+      <w:rPr>
+        <w:rFonts w:ascii="Symbol" w:hAnsi="Symbol" w:hint="default"/>
+        <w:sz w:val="20"/>
+      </w:rPr>
+    </w:lvl>
+    <w:lvl w:ilvl="2" w:tentative="1">
+      <w:start w:val="1"/>
+      <w:numFmt w:val="bullet"/>
+      <w:lvlText w:val=""/>
+      <w:lvlJc w:val="left"/>
+      <w:pPr>
+        <w:tabs>
+          <w:tab w:val="num" w:pos="2160"/>
+        </w:tabs>
+        <w:ind w:left="2160" w:hanging="360"/>
+      </w:pPr>
+      <w:rPr>
+        <w:rFonts w:ascii="Symbol" w:hAnsi="Symbol" w:hint="default"/>
+        <w:sz w:val="20"/>
+      </w:rPr>
+    </w:lvl>
+    <w:lvl w:ilvl="3" w:tentative="1">
+      <w:start w:val="1"/>
+      <w:numFmt w:val="bullet"/>
+      <w:lvlText w:val=""/>
+      <w:lvlJc w:val="left"/>
+      <w:pPr>
+        <w:tabs>
+          <w:tab w:val="num" w:pos="2880"/>
+        </w:tabs>
+        <w:ind w:left="2880" w:hanging="360"/>
+      </w:pPr>
+      <w:rPr>
+        <w:rFonts w:ascii="Symbol" w:hAnsi="Symbol" w:hint="default"/>
+        <w:sz w:val="20"/>
+      </w:rPr>
+    </w:lvl>
+    <w:lvl w:ilvl="4" w:tentative="1">
+      <w:start w:val="1"/>
+      <w:numFmt w:val="bullet"/>
+      <w:lvlText w:val=""/>
+      <w:lvlJc w:val="left"/>
+      <w:pPr>
+        <w:tabs>
+          <w:tab w:val="num" w:pos="3600"/>
+        </w:tabs>
+        <w:ind w:left="3600" w:hanging="360"/>
+      </w:pPr>
+      <w:rPr>
+        <w:rFonts w:ascii="Symbol" w:hAnsi="Symbol" w:hint="default"/>
+        <w:sz w:val="20"/>
+      </w:rPr>
+    </w:lvl>
+    <w:lvl w:ilvl="5" w:tentative="1">
+      <w:start w:val="1"/>
+      <w:numFmt w:val="bullet"/>
+      <w:lvlText w:val=""/>
+      <w:lvlJc w:val="left"/>
+      <w:pPr>
+        <w:tabs>
+          <w:tab w:val="num" w:pos="4320"/>
+        </w:tabs>
+        <w:ind w:left="4320" w:hanging="360"/>
+      </w:pPr>
+      <w:rPr>
+        <w:rFonts w:ascii="Symbol" w:hAnsi="Symbol" w:hint="default"/>
+        <w:sz w:val="20"/>
+      </w:rPr>
+    </w:lvl>
+    <w:lvl w:ilvl="6" w:tentative="1">
+      <w:start w:val="1"/>
+      <w:numFmt w:val="bullet"/>
+      <w:lvlText w:val=""/>
+      <w:lvlJc w:val="left"/>
+      <w:pPr>
+        <w:tabs>
+          <w:tab w:val="num" w:pos="5040"/>
+        </w:tabs>
+        <w:ind w:left="5040" w:hanging="360"/>
+      </w:pPr>
+      <w:rPr>
+        <w:rFonts w:ascii="Symbol" w:hAnsi="Symbol" w:hint="default"/>
+        <w:sz w:val="20"/>
+      </w:rPr>
+    </w:lvl>
+    <w:lvl w:ilvl="7" w:tentative="1">
+      <w:start w:val="1"/>
+      <w:numFmt w:val="bullet"/>
+      <w:lvlText w:val=""/>
+      <w:lvlJc w:val="left"/>
+      <w:pPr>
+        <w:tabs>
+          <w:tab w:val="num" w:pos="5760"/>
+        </w:tabs>
+        <w:ind w:left="5760" w:hanging="360"/>
+      </w:pPr>
+      <w:rPr>
+        <w:rFonts w:ascii="Symbol" w:hAnsi="Symbol" w:hint="default"/>
+        <w:sz w:val="20"/>
+      </w:rPr>
+    </w:lvl>
+    <w:lvl w:ilvl="8" w:tentative="1">
+      <w:start w:val="1"/>
+      <w:numFmt w:val="bullet"/>
+      <w:lvlText w:val=""/>
+      <w:lvlJc w:val="left"/>
+      <w:pPr>
+        <w:tabs>
+          <w:tab w:val="num" w:pos="6480"/>
+        </w:tabs>
+        <w:ind w:left="6480" w:hanging="360"/>
+      </w:pPr>
+      <w:rPr>
+        <w:rFonts w:ascii="Symbol" w:hAnsi="Symbol" w:hint="default"/>
+        <w:sz w:val="20"/>
+      </w:rPr>
+    </w:lvl>
+  </w:abstractNum>
+  <w:abstractNum w:abstractNumId="13" w15:restartNumberingAfterBreak="0">
     <w:nsid w:val="4F19454E"/>
     <w:multiLevelType w:val="multilevel"/>
     <w:tmpl w:val="0ECCF09E"/>
@@ -18886,99 +21003,10 @@
       </w:rPr>
     </w:lvl>
   </w:abstractNum>
-  <w:abstractNum w:abstractNumId="12" w15:restartNumberingAfterBreak="0">
-    <w:nsid w:val="6DFD4294"/>
-    <w:multiLevelType w:val="hybridMultilevel"/>
-    <w:tmpl w:val="1BA28740"/>
-    <w:lvl w:ilvl="0" w:tplc="4009000F">
-      <w:start w:val="1"/>
-      <w:numFmt w:val="decimal"/>
-      <w:lvlText w:val="%1."/>
-      <w:lvlJc w:val="left"/>
-      <w:pPr>
-        <w:ind w:left="720" w:hanging="360"/>
-      </w:pPr>
-      <w:rPr>
-        <w:rFonts w:hint="default"/>
-      </w:rPr>
-    </w:lvl>
-    <w:lvl w:ilvl="1" w:tplc="40090019" w:tentative="1">
-      <w:start w:val="1"/>
-      <w:numFmt w:val="lowerLetter"/>
-      <w:lvlText w:val="%2."/>
-      <w:lvlJc w:val="left"/>
-      <w:pPr>
-        <w:ind w:left="1440" w:hanging="360"/>
-      </w:pPr>
-    </w:lvl>
-    <w:lvl w:ilvl="2" w:tplc="4009001B" w:tentative="1">
-      <w:start w:val="1"/>
-      <w:numFmt w:val="lowerRoman"/>
-      <w:lvlText w:val="%3."/>
-      <w:lvlJc w:val="right"/>
-      <w:pPr>
-        <w:ind w:left="2160" w:hanging="180"/>
-      </w:pPr>
-    </w:lvl>
-    <w:lvl w:ilvl="3" w:tplc="4009000F" w:tentative="1">
-      <w:start w:val="1"/>
-      <w:numFmt w:val="decimal"/>
-      <w:lvlText w:val="%4."/>
-      <w:lvlJc w:val="left"/>
-      <w:pPr>
-        <w:ind w:left="2880" w:hanging="360"/>
-      </w:pPr>
-    </w:lvl>
-    <w:lvl w:ilvl="4" w:tplc="40090019" w:tentative="1">
-      <w:start w:val="1"/>
-      <w:numFmt w:val="lowerLetter"/>
-      <w:lvlText w:val="%5."/>
-      <w:lvlJc w:val="left"/>
-      <w:pPr>
-        <w:ind w:left="3600" w:hanging="360"/>
-      </w:pPr>
-    </w:lvl>
-    <w:lvl w:ilvl="5" w:tplc="4009001B" w:tentative="1">
-      <w:start w:val="1"/>
-      <w:numFmt w:val="lowerRoman"/>
-      <w:lvlText w:val="%6."/>
-      <w:lvlJc w:val="right"/>
-      <w:pPr>
-        <w:ind w:left="4320" w:hanging="180"/>
-      </w:pPr>
-    </w:lvl>
-    <w:lvl w:ilvl="6" w:tplc="4009000F" w:tentative="1">
-      <w:start w:val="1"/>
-      <w:numFmt w:val="decimal"/>
-      <w:lvlText w:val="%7."/>
-      <w:lvlJc w:val="left"/>
-      <w:pPr>
-        <w:ind w:left="5040" w:hanging="360"/>
-      </w:pPr>
-    </w:lvl>
-    <w:lvl w:ilvl="7" w:tplc="40090019" w:tentative="1">
-      <w:start w:val="1"/>
-      <w:numFmt w:val="lowerLetter"/>
-      <w:lvlText w:val="%8."/>
-      <w:lvlJc w:val="left"/>
-      <w:pPr>
-        <w:ind w:left="5760" w:hanging="360"/>
-      </w:pPr>
-    </w:lvl>
-    <w:lvl w:ilvl="8" w:tplc="4009001B" w:tentative="1">
-      <w:start w:val="1"/>
-      <w:numFmt w:val="lowerRoman"/>
-      <w:lvlText w:val="%9."/>
-      <w:lvlJc w:val="right"/>
-      <w:pPr>
-        <w:ind w:left="6480" w:hanging="180"/>
-      </w:pPr>
-    </w:lvl>
-  </w:abstractNum>
-  <w:abstractNum w:abstractNumId="13" w15:restartNumberingAfterBreak="0">
-    <w:nsid w:val="70FB20CC"/>
+  <w:abstractNum w:abstractNumId="14" w15:restartNumberingAfterBreak="0">
+    <w:nsid w:val="5F1279C2"/>
     <w:multiLevelType w:val="multilevel"/>
-    <w:tmpl w:val="AE384D56"/>
+    <w:tmpl w:val="B3E28326"/>
     <w:lvl w:ilvl="0">
       <w:start w:val="1"/>
       <w:numFmt w:val="bullet"/>
@@ -19124,7 +21152,543 @@
       </w:rPr>
     </w:lvl>
   </w:abstractNum>
-  <w:abstractNum w:abstractNumId="14" w15:restartNumberingAfterBreak="0">
+  <w:abstractNum w:abstractNumId="15" w15:restartNumberingAfterBreak="0">
+    <w:nsid w:val="62A109F6"/>
+    <w:multiLevelType w:val="multilevel"/>
+    <w:tmpl w:val="9CB2C7D6"/>
+    <w:lvl w:ilvl="0">
+      <w:start w:val="1"/>
+      <w:numFmt w:val="bullet"/>
+      <w:lvlText w:val=""/>
+      <w:lvlJc w:val="left"/>
+      <w:pPr>
+        <w:tabs>
+          <w:tab w:val="num" w:pos="720"/>
+        </w:tabs>
+        <w:ind w:left="720" w:hanging="360"/>
+      </w:pPr>
+      <w:rPr>
+        <w:rFonts w:ascii="Symbol" w:hAnsi="Symbol" w:hint="default"/>
+        <w:sz w:val="20"/>
+      </w:rPr>
+    </w:lvl>
+    <w:lvl w:ilvl="1" w:tentative="1">
+      <w:start w:val="1"/>
+      <w:numFmt w:val="bullet"/>
+      <w:lvlText w:val=""/>
+      <w:lvlJc w:val="left"/>
+      <w:pPr>
+        <w:tabs>
+          <w:tab w:val="num" w:pos="1440"/>
+        </w:tabs>
+        <w:ind w:left="1440" w:hanging="360"/>
+      </w:pPr>
+      <w:rPr>
+        <w:rFonts w:ascii="Symbol" w:hAnsi="Symbol" w:hint="default"/>
+        <w:sz w:val="20"/>
+      </w:rPr>
+    </w:lvl>
+    <w:lvl w:ilvl="2" w:tentative="1">
+      <w:start w:val="1"/>
+      <w:numFmt w:val="bullet"/>
+      <w:lvlText w:val=""/>
+      <w:lvlJc w:val="left"/>
+      <w:pPr>
+        <w:tabs>
+          <w:tab w:val="num" w:pos="2160"/>
+        </w:tabs>
+        <w:ind w:left="2160" w:hanging="360"/>
+      </w:pPr>
+      <w:rPr>
+        <w:rFonts w:ascii="Symbol" w:hAnsi="Symbol" w:hint="default"/>
+        <w:sz w:val="20"/>
+      </w:rPr>
+    </w:lvl>
+    <w:lvl w:ilvl="3" w:tentative="1">
+      <w:start w:val="1"/>
+      <w:numFmt w:val="bullet"/>
+      <w:lvlText w:val=""/>
+      <w:lvlJc w:val="left"/>
+      <w:pPr>
+        <w:tabs>
+          <w:tab w:val="num" w:pos="2880"/>
+        </w:tabs>
+        <w:ind w:left="2880" w:hanging="360"/>
+      </w:pPr>
+      <w:rPr>
+        <w:rFonts w:ascii="Symbol" w:hAnsi="Symbol" w:hint="default"/>
+        <w:sz w:val="20"/>
+      </w:rPr>
+    </w:lvl>
+    <w:lvl w:ilvl="4" w:tentative="1">
+      <w:start w:val="1"/>
+      <w:numFmt w:val="bullet"/>
+      <w:lvlText w:val=""/>
+      <w:lvlJc w:val="left"/>
+      <w:pPr>
+        <w:tabs>
+          <w:tab w:val="num" w:pos="3600"/>
+        </w:tabs>
+        <w:ind w:left="3600" w:hanging="360"/>
+      </w:pPr>
+      <w:rPr>
+        <w:rFonts w:ascii="Symbol" w:hAnsi="Symbol" w:hint="default"/>
+        <w:sz w:val="20"/>
+      </w:rPr>
+    </w:lvl>
+    <w:lvl w:ilvl="5" w:tentative="1">
+      <w:start w:val="1"/>
+      <w:numFmt w:val="bullet"/>
+      <w:lvlText w:val=""/>
+      <w:lvlJc w:val="left"/>
+      <w:pPr>
+        <w:tabs>
+          <w:tab w:val="num" w:pos="4320"/>
+        </w:tabs>
+        <w:ind w:left="4320" w:hanging="360"/>
+      </w:pPr>
+      <w:rPr>
+        <w:rFonts w:ascii="Symbol" w:hAnsi="Symbol" w:hint="default"/>
+        <w:sz w:val="20"/>
+      </w:rPr>
+    </w:lvl>
+    <w:lvl w:ilvl="6" w:tentative="1">
+      <w:start w:val="1"/>
+      <w:numFmt w:val="bullet"/>
+      <w:lvlText w:val=""/>
+      <w:lvlJc w:val="left"/>
+      <w:pPr>
+        <w:tabs>
+          <w:tab w:val="num" w:pos="5040"/>
+        </w:tabs>
+        <w:ind w:left="5040" w:hanging="360"/>
+      </w:pPr>
+      <w:rPr>
+        <w:rFonts w:ascii="Symbol" w:hAnsi="Symbol" w:hint="default"/>
+        <w:sz w:val="20"/>
+      </w:rPr>
+    </w:lvl>
+    <w:lvl w:ilvl="7" w:tentative="1">
+      <w:start w:val="1"/>
+      <w:numFmt w:val="bullet"/>
+      <w:lvlText w:val=""/>
+      <w:lvlJc w:val="left"/>
+      <w:pPr>
+        <w:tabs>
+          <w:tab w:val="num" w:pos="5760"/>
+        </w:tabs>
+        <w:ind w:left="5760" w:hanging="360"/>
+      </w:pPr>
+      <w:rPr>
+        <w:rFonts w:ascii="Symbol" w:hAnsi="Symbol" w:hint="default"/>
+        <w:sz w:val="20"/>
+      </w:rPr>
+    </w:lvl>
+    <w:lvl w:ilvl="8" w:tentative="1">
+      <w:start w:val="1"/>
+      <w:numFmt w:val="bullet"/>
+      <w:lvlText w:val=""/>
+      <w:lvlJc w:val="left"/>
+      <w:pPr>
+        <w:tabs>
+          <w:tab w:val="num" w:pos="6480"/>
+        </w:tabs>
+        <w:ind w:left="6480" w:hanging="360"/>
+      </w:pPr>
+      <w:rPr>
+        <w:rFonts w:ascii="Symbol" w:hAnsi="Symbol" w:hint="default"/>
+        <w:sz w:val="20"/>
+      </w:rPr>
+    </w:lvl>
+  </w:abstractNum>
+  <w:abstractNum w:abstractNumId="16" w15:restartNumberingAfterBreak="0">
+    <w:nsid w:val="6DFD4294"/>
+    <w:multiLevelType w:val="hybridMultilevel"/>
+    <w:tmpl w:val="1BA28740"/>
+    <w:lvl w:ilvl="0" w:tplc="4009000F">
+      <w:start w:val="1"/>
+      <w:numFmt w:val="decimal"/>
+      <w:lvlText w:val="%1."/>
+      <w:lvlJc w:val="left"/>
+      <w:pPr>
+        <w:ind w:left="720" w:hanging="360"/>
+      </w:pPr>
+      <w:rPr>
+        <w:rFonts w:hint="default"/>
+      </w:rPr>
+    </w:lvl>
+    <w:lvl w:ilvl="1" w:tplc="40090019" w:tentative="1">
+      <w:start w:val="1"/>
+      <w:numFmt w:val="lowerLetter"/>
+      <w:lvlText w:val="%2."/>
+      <w:lvlJc w:val="left"/>
+      <w:pPr>
+        <w:ind w:left="1440" w:hanging="360"/>
+      </w:pPr>
+    </w:lvl>
+    <w:lvl w:ilvl="2" w:tplc="4009001B" w:tentative="1">
+      <w:start w:val="1"/>
+      <w:numFmt w:val="lowerRoman"/>
+      <w:lvlText w:val="%3."/>
+      <w:lvlJc w:val="right"/>
+      <w:pPr>
+        <w:ind w:left="2160" w:hanging="180"/>
+      </w:pPr>
+    </w:lvl>
+    <w:lvl w:ilvl="3" w:tplc="4009000F" w:tentative="1">
+      <w:start w:val="1"/>
+      <w:numFmt w:val="decimal"/>
+      <w:lvlText w:val="%4."/>
+      <w:lvlJc w:val="left"/>
+      <w:pPr>
+        <w:ind w:left="2880" w:hanging="360"/>
+      </w:pPr>
+    </w:lvl>
+    <w:lvl w:ilvl="4" w:tplc="40090019" w:tentative="1">
+      <w:start w:val="1"/>
+      <w:numFmt w:val="lowerLetter"/>
+      <w:lvlText w:val="%5."/>
+      <w:lvlJc w:val="left"/>
+      <w:pPr>
+        <w:ind w:left="3600" w:hanging="360"/>
+      </w:pPr>
+    </w:lvl>
+    <w:lvl w:ilvl="5" w:tplc="4009001B" w:tentative="1">
+      <w:start w:val="1"/>
+      <w:numFmt w:val="lowerRoman"/>
+      <w:lvlText w:val="%6."/>
+      <w:lvlJc w:val="right"/>
+      <w:pPr>
+        <w:ind w:left="4320" w:hanging="180"/>
+      </w:pPr>
+    </w:lvl>
+    <w:lvl w:ilvl="6" w:tplc="4009000F" w:tentative="1">
+      <w:start w:val="1"/>
+      <w:numFmt w:val="decimal"/>
+      <w:lvlText w:val="%7."/>
+      <w:lvlJc w:val="left"/>
+      <w:pPr>
+        <w:ind w:left="5040" w:hanging="360"/>
+      </w:pPr>
+    </w:lvl>
+    <w:lvl w:ilvl="7" w:tplc="40090019" w:tentative="1">
+      <w:start w:val="1"/>
+      <w:numFmt w:val="lowerLetter"/>
+      <w:lvlText w:val="%8."/>
+      <w:lvlJc w:val="left"/>
+      <w:pPr>
+        <w:ind w:left="5760" w:hanging="360"/>
+      </w:pPr>
+    </w:lvl>
+    <w:lvl w:ilvl="8" w:tplc="4009001B" w:tentative="1">
+      <w:start w:val="1"/>
+      <w:numFmt w:val="lowerRoman"/>
+      <w:lvlText w:val="%9."/>
+      <w:lvlJc w:val="right"/>
+      <w:pPr>
+        <w:ind w:left="6480" w:hanging="180"/>
+      </w:pPr>
+    </w:lvl>
+  </w:abstractNum>
+  <w:abstractNum w:abstractNumId="17" w15:restartNumberingAfterBreak="0">
+    <w:nsid w:val="70FB20CC"/>
+    <w:multiLevelType w:val="multilevel"/>
+    <w:tmpl w:val="AE384D56"/>
+    <w:lvl w:ilvl="0">
+      <w:start w:val="1"/>
+      <w:numFmt w:val="bullet"/>
+      <w:lvlText w:val=""/>
+      <w:lvlJc w:val="left"/>
+      <w:pPr>
+        <w:tabs>
+          <w:tab w:val="num" w:pos="720"/>
+        </w:tabs>
+        <w:ind w:left="720" w:hanging="360"/>
+      </w:pPr>
+      <w:rPr>
+        <w:rFonts w:ascii="Symbol" w:hAnsi="Symbol" w:hint="default"/>
+        <w:sz w:val="20"/>
+      </w:rPr>
+    </w:lvl>
+    <w:lvl w:ilvl="1" w:tentative="1">
+      <w:start w:val="1"/>
+      <w:numFmt w:val="bullet"/>
+      <w:lvlText w:val=""/>
+      <w:lvlJc w:val="left"/>
+      <w:pPr>
+        <w:tabs>
+          <w:tab w:val="num" w:pos="1440"/>
+        </w:tabs>
+        <w:ind w:left="1440" w:hanging="360"/>
+      </w:pPr>
+      <w:rPr>
+        <w:rFonts w:ascii="Symbol" w:hAnsi="Symbol" w:hint="default"/>
+        <w:sz w:val="20"/>
+      </w:rPr>
+    </w:lvl>
+    <w:lvl w:ilvl="2" w:tentative="1">
+      <w:start w:val="1"/>
+      <w:numFmt w:val="bullet"/>
+      <w:lvlText w:val=""/>
+      <w:lvlJc w:val="left"/>
+      <w:pPr>
+        <w:tabs>
+          <w:tab w:val="num" w:pos="2160"/>
+        </w:tabs>
+        <w:ind w:left="2160" w:hanging="360"/>
+      </w:pPr>
+      <w:rPr>
+        <w:rFonts w:ascii="Symbol" w:hAnsi="Symbol" w:hint="default"/>
+        <w:sz w:val="20"/>
+      </w:rPr>
+    </w:lvl>
+    <w:lvl w:ilvl="3" w:tentative="1">
+      <w:start w:val="1"/>
+      <w:numFmt w:val="bullet"/>
+      <w:lvlText w:val=""/>
+      <w:lvlJc w:val="left"/>
+      <w:pPr>
+        <w:tabs>
+          <w:tab w:val="num" w:pos="2880"/>
+        </w:tabs>
+        <w:ind w:left="2880" w:hanging="360"/>
+      </w:pPr>
+      <w:rPr>
+        <w:rFonts w:ascii="Symbol" w:hAnsi="Symbol" w:hint="default"/>
+        <w:sz w:val="20"/>
+      </w:rPr>
+    </w:lvl>
+    <w:lvl w:ilvl="4" w:tentative="1">
+      <w:start w:val="1"/>
+      <w:numFmt w:val="bullet"/>
+      <w:lvlText w:val=""/>
+      <w:lvlJc w:val="left"/>
+      <w:pPr>
+        <w:tabs>
+          <w:tab w:val="num" w:pos="3600"/>
+        </w:tabs>
+        <w:ind w:left="3600" w:hanging="360"/>
+      </w:pPr>
+      <w:rPr>
+        <w:rFonts w:ascii="Symbol" w:hAnsi="Symbol" w:hint="default"/>
+        <w:sz w:val="20"/>
+      </w:rPr>
+    </w:lvl>
+    <w:lvl w:ilvl="5" w:tentative="1">
+      <w:start w:val="1"/>
+      <w:numFmt w:val="bullet"/>
+      <w:lvlText w:val=""/>
+      <w:lvlJc w:val="left"/>
+      <w:pPr>
+        <w:tabs>
+          <w:tab w:val="num" w:pos="4320"/>
+        </w:tabs>
+        <w:ind w:left="4320" w:hanging="360"/>
+      </w:pPr>
+      <w:rPr>
+        <w:rFonts w:ascii="Symbol" w:hAnsi="Symbol" w:hint="default"/>
+        <w:sz w:val="20"/>
+      </w:rPr>
+    </w:lvl>
+    <w:lvl w:ilvl="6" w:tentative="1">
+      <w:start w:val="1"/>
+      <w:numFmt w:val="bullet"/>
+      <w:lvlText w:val=""/>
+      <w:lvlJc w:val="left"/>
+      <w:pPr>
+        <w:tabs>
+          <w:tab w:val="num" w:pos="5040"/>
+        </w:tabs>
+        <w:ind w:left="5040" w:hanging="360"/>
+      </w:pPr>
+      <w:rPr>
+        <w:rFonts w:ascii="Symbol" w:hAnsi="Symbol" w:hint="default"/>
+        <w:sz w:val="20"/>
+      </w:rPr>
+    </w:lvl>
+    <w:lvl w:ilvl="7" w:tentative="1">
+      <w:start w:val="1"/>
+      <w:numFmt w:val="bullet"/>
+      <w:lvlText w:val=""/>
+      <w:lvlJc w:val="left"/>
+      <w:pPr>
+        <w:tabs>
+          <w:tab w:val="num" w:pos="5760"/>
+        </w:tabs>
+        <w:ind w:left="5760" w:hanging="360"/>
+      </w:pPr>
+      <w:rPr>
+        <w:rFonts w:ascii="Symbol" w:hAnsi="Symbol" w:hint="default"/>
+        <w:sz w:val="20"/>
+      </w:rPr>
+    </w:lvl>
+    <w:lvl w:ilvl="8" w:tentative="1">
+      <w:start w:val="1"/>
+      <w:numFmt w:val="bullet"/>
+      <w:lvlText w:val=""/>
+      <w:lvlJc w:val="left"/>
+      <w:pPr>
+        <w:tabs>
+          <w:tab w:val="num" w:pos="6480"/>
+        </w:tabs>
+        <w:ind w:left="6480" w:hanging="360"/>
+      </w:pPr>
+      <w:rPr>
+        <w:rFonts w:ascii="Symbol" w:hAnsi="Symbol" w:hint="default"/>
+        <w:sz w:val="20"/>
+      </w:rPr>
+    </w:lvl>
+  </w:abstractNum>
+  <w:abstractNum w:abstractNumId="18" w15:restartNumberingAfterBreak="0">
+    <w:nsid w:val="72F319BE"/>
+    <w:multiLevelType w:val="multilevel"/>
+    <w:tmpl w:val="89ECCC00"/>
+    <w:lvl w:ilvl="0">
+      <w:start w:val="1"/>
+      <w:numFmt w:val="bullet"/>
+      <w:lvlText w:val=""/>
+      <w:lvlJc w:val="left"/>
+      <w:pPr>
+        <w:tabs>
+          <w:tab w:val="num" w:pos="720"/>
+        </w:tabs>
+        <w:ind w:left="720" w:hanging="360"/>
+      </w:pPr>
+      <w:rPr>
+        <w:rFonts w:ascii="Symbol" w:hAnsi="Symbol" w:hint="default"/>
+        <w:sz w:val="20"/>
+      </w:rPr>
+    </w:lvl>
+    <w:lvl w:ilvl="1" w:tentative="1">
+      <w:start w:val="1"/>
+      <w:numFmt w:val="bullet"/>
+      <w:lvlText w:val=""/>
+      <w:lvlJc w:val="left"/>
+      <w:pPr>
+        <w:tabs>
+          <w:tab w:val="num" w:pos="1440"/>
+        </w:tabs>
+        <w:ind w:left="1440" w:hanging="360"/>
+      </w:pPr>
+      <w:rPr>
+        <w:rFonts w:ascii="Symbol" w:hAnsi="Symbol" w:hint="default"/>
+        <w:sz w:val="20"/>
+      </w:rPr>
+    </w:lvl>
+    <w:lvl w:ilvl="2" w:tentative="1">
+      <w:start w:val="1"/>
+      <w:numFmt w:val="bullet"/>
+      <w:lvlText w:val=""/>
+      <w:lvlJc w:val="left"/>
+      <w:pPr>
+        <w:tabs>
+          <w:tab w:val="num" w:pos="2160"/>
+        </w:tabs>
+        <w:ind w:left="2160" w:hanging="360"/>
+      </w:pPr>
+      <w:rPr>
+        <w:rFonts w:ascii="Symbol" w:hAnsi="Symbol" w:hint="default"/>
+        <w:sz w:val="20"/>
+      </w:rPr>
+    </w:lvl>
+    <w:lvl w:ilvl="3" w:tentative="1">
+      <w:start w:val="1"/>
+      <w:numFmt w:val="bullet"/>
+      <w:lvlText w:val=""/>
+      <w:lvlJc w:val="left"/>
+      <w:pPr>
+        <w:tabs>
+          <w:tab w:val="num" w:pos="2880"/>
+        </w:tabs>
+        <w:ind w:left="2880" w:hanging="360"/>
+      </w:pPr>
+      <w:rPr>
+        <w:rFonts w:ascii="Symbol" w:hAnsi="Symbol" w:hint="default"/>
+        <w:sz w:val="20"/>
+      </w:rPr>
+    </w:lvl>
+    <w:lvl w:ilvl="4" w:tentative="1">
+      <w:start w:val="1"/>
+      <w:numFmt w:val="bullet"/>
+      <w:lvlText w:val=""/>
+      <w:lvlJc w:val="left"/>
+      <w:pPr>
+        <w:tabs>
+          <w:tab w:val="num" w:pos="3600"/>
+        </w:tabs>
+        <w:ind w:left="3600" w:hanging="360"/>
+      </w:pPr>
+      <w:rPr>
+        <w:rFonts w:ascii="Symbol" w:hAnsi="Symbol" w:hint="default"/>
+        <w:sz w:val="20"/>
+      </w:rPr>
+    </w:lvl>
+    <w:lvl w:ilvl="5" w:tentative="1">
+      <w:start w:val="1"/>
+      <w:numFmt w:val="bullet"/>
+      <w:lvlText w:val=""/>
+      <w:lvlJc w:val="left"/>
+      <w:pPr>
+        <w:tabs>
+          <w:tab w:val="num" w:pos="4320"/>
+        </w:tabs>
+        <w:ind w:left="4320" w:hanging="360"/>
+      </w:pPr>
+      <w:rPr>
+        <w:rFonts w:ascii="Symbol" w:hAnsi="Symbol" w:hint="default"/>
+        <w:sz w:val="20"/>
+      </w:rPr>
+    </w:lvl>
+    <w:lvl w:ilvl="6" w:tentative="1">
+      <w:start w:val="1"/>
+      <w:numFmt w:val="bullet"/>
+      <w:lvlText w:val=""/>
+      <w:lvlJc w:val="left"/>
+      <w:pPr>
+        <w:tabs>
+          <w:tab w:val="num" w:pos="5040"/>
+        </w:tabs>
+        <w:ind w:left="5040" w:hanging="360"/>
+      </w:pPr>
+      <w:rPr>
+        <w:rFonts w:ascii="Symbol" w:hAnsi="Symbol" w:hint="default"/>
+        <w:sz w:val="20"/>
+      </w:rPr>
+    </w:lvl>
+    <w:lvl w:ilvl="7" w:tentative="1">
+      <w:start w:val="1"/>
+      <w:numFmt w:val="bullet"/>
+      <w:lvlText w:val=""/>
+      <w:lvlJc w:val="left"/>
+      <w:pPr>
+        <w:tabs>
+          <w:tab w:val="num" w:pos="5760"/>
+        </w:tabs>
+        <w:ind w:left="5760" w:hanging="360"/>
+      </w:pPr>
+      <w:rPr>
+        <w:rFonts w:ascii="Symbol" w:hAnsi="Symbol" w:hint="default"/>
+        <w:sz w:val="20"/>
+      </w:rPr>
+    </w:lvl>
+    <w:lvl w:ilvl="8" w:tentative="1">
+      <w:start w:val="1"/>
+      <w:numFmt w:val="bullet"/>
+      <w:lvlText w:val=""/>
+      <w:lvlJc w:val="left"/>
+      <w:pPr>
+        <w:tabs>
+          <w:tab w:val="num" w:pos="6480"/>
+        </w:tabs>
+        <w:ind w:left="6480" w:hanging="360"/>
+      </w:pPr>
+      <w:rPr>
+        <w:rFonts w:ascii="Symbol" w:hAnsi="Symbol" w:hint="default"/>
+        <w:sz w:val="20"/>
+      </w:rPr>
+    </w:lvl>
+  </w:abstractNum>
+  <w:abstractNum w:abstractNumId="19" w15:restartNumberingAfterBreak="0">
     <w:nsid w:val="743B3E3F"/>
     <w:multiLevelType w:val="multilevel"/>
     <w:tmpl w:val="7DCEA8C8"/>
@@ -19273,7 +21837,7 @@
       </w:rPr>
     </w:lvl>
   </w:abstractNum>
-  <w:abstractNum w:abstractNumId="15" w15:restartNumberingAfterBreak="0">
+  <w:abstractNum w:abstractNumId="20" w15:restartNumberingAfterBreak="0">
     <w:nsid w:val="747F74E3"/>
     <w:multiLevelType w:val="multilevel"/>
     <w:tmpl w:val="E3C0DB0A"/>
@@ -19422,7 +21986,7 @@
       </w:rPr>
     </w:lvl>
   </w:abstractNum>
-  <w:abstractNum w:abstractNumId="16" w15:restartNumberingAfterBreak="0">
+  <w:abstractNum w:abstractNumId="21" w15:restartNumberingAfterBreak="0">
     <w:nsid w:val="75772AAB"/>
     <w:multiLevelType w:val="multilevel"/>
     <w:tmpl w:val="5EBE0F3A"/>
@@ -19535,7 +22099,7 @@
       </w:pPr>
     </w:lvl>
   </w:abstractNum>
-  <w:abstractNum w:abstractNumId="17" w15:restartNumberingAfterBreak="0">
+  <w:abstractNum w:abstractNumId="22" w15:restartNumberingAfterBreak="0">
     <w:nsid w:val="79341D60"/>
     <w:multiLevelType w:val="multilevel"/>
     <w:tmpl w:val="31526E80"/>
@@ -19684,7 +22248,7 @@
       </w:rPr>
     </w:lvl>
   </w:abstractNum>
-  <w:abstractNum w:abstractNumId="18" w15:restartNumberingAfterBreak="0">
+  <w:abstractNum w:abstractNumId="23" w15:restartNumberingAfterBreak="0">
     <w:nsid w:val="79812010"/>
     <w:multiLevelType w:val="multilevel"/>
     <w:tmpl w:val="93DA77CE"/>
@@ -19797,7 +22361,7 @@
       </w:pPr>
     </w:lvl>
   </w:abstractNum>
-  <w:abstractNum w:abstractNumId="19" w15:restartNumberingAfterBreak="0">
+  <w:abstractNum w:abstractNumId="24" w15:restartNumberingAfterBreak="0">
     <w:nsid w:val="7B5D701A"/>
     <w:multiLevelType w:val="multilevel"/>
     <w:tmpl w:val="A72CF656"/>
@@ -19946,7 +22510,7 @@
       </w:rPr>
     </w:lvl>
   </w:abstractNum>
-  <w:abstractNum w:abstractNumId="20" w15:restartNumberingAfterBreak="0">
+  <w:abstractNum w:abstractNumId="25" w15:restartNumberingAfterBreak="0">
     <w:nsid w:val="7E6F3E0F"/>
     <w:multiLevelType w:val="hybridMultilevel"/>
     <w:tmpl w:val="A38CD334"/>
@@ -20036,157 +22600,259 @@
     </w:lvl>
   </w:abstractNum>
   <w:num w:numId="1" w16cid:durableId="2008897034">
-    <w:abstractNumId w:val="12"/>
+    <w:abstractNumId w:val="16"/>
   </w:num>
   <w:num w:numId="2" w16cid:durableId="962157792">
+    <w:abstractNumId w:val="25"/>
+  </w:num>
+  <w:num w:numId="3" w16cid:durableId="2038504903">
+    <w:abstractNumId w:val="1"/>
+    <w:lvlOverride w:ilvl="0">
+      <w:startOverride w:val="1"/>
+    </w:lvlOverride>
+  </w:num>
+  <w:num w:numId="4" w16cid:durableId="2109814480">
+    <w:abstractNumId w:val="1"/>
+    <w:lvlOverride w:ilvl="0">
+      <w:startOverride w:val="2"/>
+    </w:lvlOverride>
+  </w:num>
+  <w:num w:numId="5" w16cid:durableId="1495489779">
+    <w:abstractNumId w:val="1"/>
+    <w:lvlOverride w:ilvl="0">
+      <w:startOverride w:val="3"/>
+    </w:lvlOverride>
+  </w:num>
+  <w:num w:numId="6" w16cid:durableId="1160198876">
     <w:abstractNumId w:val="20"/>
   </w:num>
-  <w:num w:numId="3" w16cid:durableId="2038504903">
+  <w:num w:numId="7" w16cid:durableId="1298953001">
+    <w:abstractNumId w:val="13"/>
+  </w:num>
+  <w:num w:numId="8" w16cid:durableId="1249460531">
+    <w:abstractNumId w:val="4"/>
+  </w:num>
+  <w:num w:numId="9" w16cid:durableId="920717677">
+    <w:abstractNumId w:val="19"/>
+  </w:num>
+  <w:num w:numId="10" w16cid:durableId="600062976">
+    <w:abstractNumId w:val="17"/>
+  </w:num>
+  <w:num w:numId="11" w16cid:durableId="985472907">
+    <w:abstractNumId w:val="22"/>
+    <w:lvlOverride w:ilvl="0">
+      <w:startOverride w:val="1"/>
+    </w:lvlOverride>
+  </w:num>
+  <w:num w:numId="12" w16cid:durableId="629212185">
+    <w:abstractNumId w:val="22"/>
+    <w:lvlOverride w:ilvl="0">
+      <w:startOverride w:val="2"/>
+    </w:lvlOverride>
+  </w:num>
+  <w:num w:numId="13" w16cid:durableId="690953405">
+    <w:abstractNumId w:val="22"/>
+    <w:lvlOverride w:ilvl="0">
+      <w:startOverride w:val="3"/>
+    </w:lvlOverride>
+  </w:num>
+  <w:num w:numId="14" w16cid:durableId="2131823300">
+    <w:abstractNumId w:val="9"/>
+    <w:lvlOverride w:ilvl="0">
+      <w:startOverride w:val="1"/>
+    </w:lvlOverride>
+  </w:num>
+  <w:num w:numId="15" w16cid:durableId="155073697">
+    <w:abstractNumId w:val="9"/>
+    <w:lvlOverride w:ilvl="0">
+      <w:startOverride w:val="2"/>
+    </w:lvlOverride>
+  </w:num>
+  <w:num w:numId="16" w16cid:durableId="1719552258">
+    <w:abstractNumId w:val="9"/>
+    <w:lvlOverride w:ilvl="0">
+      <w:startOverride w:val="3"/>
+    </w:lvlOverride>
+  </w:num>
+  <w:num w:numId="17" w16cid:durableId="459764765">
+    <w:abstractNumId w:val="9"/>
+    <w:lvlOverride w:ilvl="0">
+      <w:startOverride w:val="4"/>
+    </w:lvlOverride>
+  </w:num>
+  <w:num w:numId="18" w16cid:durableId="570387639">
+    <w:abstractNumId w:val="2"/>
+  </w:num>
+  <w:num w:numId="19" w16cid:durableId="448427188">
+    <w:abstractNumId w:val="3"/>
+    <w:lvlOverride w:ilvl="0">
+      <w:startOverride w:val="1"/>
+    </w:lvlOverride>
+  </w:num>
+  <w:num w:numId="20" w16cid:durableId="1614285591">
+    <w:abstractNumId w:val="3"/>
+    <w:lvlOverride w:ilvl="0">
+      <w:startOverride w:val="2"/>
+    </w:lvlOverride>
+  </w:num>
+  <w:num w:numId="21" w16cid:durableId="47536709">
+    <w:abstractNumId w:val="3"/>
+    <w:lvlOverride w:ilvl="0">
+      <w:startOverride w:val="3"/>
+    </w:lvlOverride>
+  </w:num>
+  <w:num w:numId="22" w16cid:durableId="974067394">
+    <w:abstractNumId w:val="24"/>
+    <w:lvlOverride w:ilvl="0">
+      <w:startOverride w:val="1"/>
+    </w:lvlOverride>
+  </w:num>
+  <w:num w:numId="23" w16cid:durableId="1560900901">
+    <w:abstractNumId w:val="24"/>
+    <w:lvlOverride w:ilvl="0">
+      <w:startOverride w:val="2"/>
+    </w:lvlOverride>
+  </w:num>
+  <w:num w:numId="24" w16cid:durableId="731582691">
+    <w:abstractNumId w:val="8"/>
+    <w:lvlOverride w:ilvl="0">
+      <w:startOverride w:val="1"/>
+    </w:lvlOverride>
+  </w:num>
+  <w:num w:numId="25" w16cid:durableId="1037849071">
+    <w:abstractNumId w:val="8"/>
+    <w:lvlOverride w:ilvl="0">
+      <w:startOverride w:val="2"/>
+    </w:lvlOverride>
+  </w:num>
+  <w:num w:numId="26" w16cid:durableId="2121874726">
+    <w:abstractNumId w:val="8"/>
+    <w:lvlOverride w:ilvl="0">
+      <w:startOverride w:val="3"/>
+    </w:lvlOverride>
+  </w:num>
+  <w:num w:numId="27" w16cid:durableId="1116488045">
+    <w:abstractNumId w:val="6"/>
+  </w:num>
+  <w:num w:numId="28" w16cid:durableId="1237741571">
+    <w:abstractNumId w:val="23"/>
+  </w:num>
+  <w:num w:numId="29" w16cid:durableId="1112094951">
+    <w:abstractNumId w:val="7"/>
+  </w:num>
+  <w:num w:numId="30" w16cid:durableId="737561048">
+    <w:abstractNumId w:val="11"/>
+  </w:num>
+  <w:num w:numId="31" w16cid:durableId="383601915">
+    <w:abstractNumId w:val="5"/>
+  </w:num>
+  <w:num w:numId="32" w16cid:durableId="1425682773">
+    <w:abstractNumId w:val="21"/>
+  </w:num>
+  <w:num w:numId="33" w16cid:durableId="1127624863">
+    <w:abstractNumId w:val="10"/>
+  </w:num>
+  <w:num w:numId="34" w16cid:durableId="1017386585">
+    <w:abstractNumId w:val="18"/>
+    <w:lvlOverride w:ilvl="0">
+      <w:startOverride w:val="1"/>
+    </w:lvlOverride>
+  </w:num>
+  <w:num w:numId="35" w16cid:durableId="255671323">
+    <w:abstractNumId w:val="18"/>
+    <w:lvlOverride w:ilvl="0">
+      <w:startOverride w:val="2"/>
+    </w:lvlOverride>
+  </w:num>
+  <w:num w:numId="36" w16cid:durableId="541137207">
+    <w:abstractNumId w:val="18"/>
+    <w:lvlOverride w:ilvl="0">
+      <w:startOverride w:val="3"/>
+    </w:lvlOverride>
+  </w:num>
+  <w:num w:numId="37" w16cid:durableId="1995640413">
+    <w:abstractNumId w:val="18"/>
+    <w:lvlOverride w:ilvl="0">
+      <w:startOverride w:val="4"/>
+    </w:lvlOverride>
+  </w:num>
+  <w:num w:numId="38" w16cid:durableId="1769228189">
+    <w:abstractNumId w:val="15"/>
+    <w:lvlOverride w:ilvl="0">
+      <w:startOverride w:val="1"/>
+    </w:lvlOverride>
+  </w:num>
+  <w:num w:numId="39" w16cid:durableId="929699820">
+    <w:abstractNumId w:val="15"/>
+    <w:lvlOverride w:ilvl="0">
+      <w:startOverride w:val="2"/>
+    </w:lvlOverride>
+  </w:num>
+  <w:num w:numId="40" w16cid:durableId="571694374">
+    <w:abstractNumId w:val="15"/>
+    <w:lvlOverride w:ilvl="0">
+      <w:startOverride w:val="3"/>
+    </w:lvlOverride>
+  </w:num>
+  <w:num w:numId="41" w16cid:durableId="1137451054">
+    <w:abstractNumId w:val="15"/>
+    <w:lvlOverride w:ilvl="0">
+      <w:startOverride w:val="4"/>
+    </w:lvlOverride>
+  </w:num>
+  <w:num w:numId="42" w16cid:durableId="499659090">
     <w:abstractNumId w:val="0"/>
     <w:lvlOverride w:ilvl="0">
       <w:startOverride w:val="1"/>
     </w:lvlOverride>
   </w:num>
-  <w:num w:numId="4" w16cid:durableId="2109814480">
+  <w:num w:numId="43" w16cid:durableId="1126622">
     <w:abstractNumId w:val="0"/>
     <w:lvlOverride w:ilvl="0">
       <w:startOverride w:val="2"/>
     </w:lvlOverride>
   </w:num>
-  <w:num w:numId="5" w16cid:durableId="1495489779">
+  <w:num w:numId="44" w16cid:durableId="2101174600">
     <w:abstractNumId w:val="0"/>
     <w:lvlOverride w:ilvl="0">
       <w:startOverride w:val="3"/>
     </w:lvlOverride>
   </w:num>
-  <w:num w:numId="6" w16cid:durableId="1160198876">
-    <w:abstractNumId w:val="15"/>
+  <w:num w:numId="45" w16cid:durableId="1930432549">
+    <w:abstractNumId w:val="0"/>
+    <w:lvlOverride w:ilvl="0">
+      <w:startOverride w:val="4"/>
+    </w:lvlOverride>
   </w:num>
-  <w:num w:numId="7" w16cid:durableId="1298953001">
-    <w:abstractNumId w:val="11"/>
-  </w:num>
-  <w:num w:numId="8" w16cid:durableId="1249460531">
-    <w:abstractNumId w:val="3"/>
-  </w:num>
-  <w:num w:numId="9" w16cid:durableId="920717677">
-    <w:abstractNumId w:val="14"/>
-  </w:num>
-  <w:num w:numId="10" w16cid:durableId="600062976">
-    <w:abstractNumId w:val="13"/>
-  </w:num>
-  <w:num w:numId="11" w16cid:durableId="985472907">
-    <w:abstractNumId w:val="17"/>
+  <w:num w:numId="46" w16cid:durableId="1264192954">
+    <w:abstractNumId w:val="12"/>
     <w:lvlOverride w:ilvl="0">
       <w:startOverride w:val="1"/>
     </w:lvlOverride>
   </w:num>
-  <w:num w:numId="12" w16cid:durableId="629212185">
-    <w:abstractNumId w:val="17"/>
+  <w:num w:numId="47" w16cid:durableId="813789282">
+    <w:abstractNumId w:val="12"/>
     <w:lvlOverride w:ilvl="0">
       <w:startOverride w:val="2"/>
     </w:lvlOverride>
   </w:num>
-  <w:num w:numId="13" w16cid:durableId="690953405">
-    <w:abstractNumId w:val="17"/>
-    <w:lvlOverride w:ilvl="0">
-      <w:startOverride w:val="3"/>
-    </w:lvlOverride>
-  </w:num>
-  <w:num w:numId="14" w16cid:durableId="2131823300">
-    <w:abstractNumId w:val="8"/>
+  <w:num w:numId="48" w16cid:durableId="828449445">
+    <w:abstractNumId w:val="14"/>
     <w:lvlOverride w:ilvl="0">
       <w:startOverride w:val="1"/>
     </w:lvlOverride>
   </w:num>
-  <w:num w:numId="15" w16cid:durableId="155073697">
-    <w:abstractNumId w:val="8"/>
+  <w:num w:numId="49" w16cid:durableId="640423661">
+    <w:abstractNumId w:val="14"/>
     <w:lvlOverride w:ilvl="0">
       <w:startOverride w:val="2"/>
     </w:lvlOverride>
   </w:num>
-  <w:num w:numId="16" w16cid:durableId="1719552258">
-    <w:abstractNumId w:val="8"/>
+  <w:num w:numId="50" w16cid:durableId="1540585465">
+    <w:abstractNumId w:val="14"/>
     <w:lvlOverride w:ilvl="0">
       <w:startOverride w:val="3"/>
     </w:lvlOverride>
-  </w:num>
-  <w:num w:numId="17" w16cid:durableId="459764765">
-    <w:abstractNumId w:val="8"/>
-    <w:lvlOverride w:ilvl="0">
-      <w:startOverride w:val="4"/>
-    </w:lvlOverride>
-  </w:num>
-  <w:num w:numId="18" w16cid:durableId="570387639">
-    <w:abstractNumId w:val="1"/>
-  </w:num>
-  <w:num w:numId="19" w16cid:durableId="448427188">
-    <w:abstractNumId w:val="2"/>
-    <w:lvlOverride w:ilvl="0">
-      <w:startOverride w:val="1"/>
-    </w:lvlOverride>
-  </w:num>
-  <w:num w:numId="20" w16cid:durableId="1614285591">
-    <w:abstractNumId w:val="2"/>
-    <w:lvlOverride w:ilvl="0">
-      <w:startOverride w:val="2"/>
-    </w:lvlOverride>
-  </w:num>
-  <w:num w:numId="21" w16cid:durableId="47536709">
-    <w:abstractNumId w:val="2"/>
-    <w:lvlOverride w:ilvl="0">
-      <w:startOverride w:val="3"/>
-    </w:lvlOverride>
-  </w:num>
-  <w:num w:numId="22" w16cid:durableId="974067394">
-    <w:abstractNumId w:val="19"/>
-    <w:lvlOverride w:ilvl="0">
-      <w:startOverride w:val="1"/>
-    </w:lvlOverride>
-  </w:num>
-  <w:num w:numId="23" w16cid:durableId="1560900901">
-    <w:abstractNumId w:val="19"/>
-    <w:lvlOverride w:ilvl="0">
-      <w:startOverride w:val="2"/>
-    </w:lvlOverride>
-  </w:num>
-  <w:num w:numId="24" w16cid:durableId="731582691">
-    <w:abstractNumId w:val="7"/>
-    <w:lvlOverride w:ilvl="0">
-      <w:startOverride w:val="1"/>
-    </w:lvlOverride>
-  </w:num>
-  <w:num w:numId="25" w16cid:durableId="1037849071">
-    <w:abstractNumId w:val="7"/>
-    <w:lvlOverride w:ilvl="0">
-      <w:startOverride w:val="2"/>
-    </w:lvlOverride>
-  </w:num>
-  <w:num w:numId="26" w16cid:durableId="2121874726">
-    <w:abstractNumId w:val="7"/>
-    <w:lvlOverride w:ilvl="0">
-      <w:startOverride w:val="3"/>
-    </w:lvlOverride>
-  </w:num>
-  <w:num w:numId="27" w16cid:durableId="1116488045">
-    <w:abstractNumId w:val="5"/>
-  </w:num>
-  <w:num w:numId="28" w16cid:durableId="1237741571">
-    <w:abstractNumId w:val="18"/>
-  </w:num>
-  <w:num w:numId="29" w16cid:durableId="1112094951">
-    <w:abstractNumId w:val="6"/>
-  </w:num>
-  <w:num w:numId="30" w16cid:durableId="737561048">
-    <w:abstractNumId w:val="10"/>
-  </w:num>
-  <w:num w:numId="31" w16cid:durableId="383601915">
-    <w:abstractNumId w:val="4"/>
-  </w:num>
-  <w:num w:numId="32" w16cid:durableId="1425682773">
-    <w:abstractNumId w:val="16"/>
-  </w:num>
-  <w:num w:numId="33" w16cid:durableId="1127624863">
-    <w:abstractNumId w:val="9"/>
   </w:num>
 </w:numbering>
 </file>
